--- a/docs/internal/dataflow/03-member-update-withdraw-flow.docx
+++ b/docs/internal/dataflow/03-member-update-withdraw-flow.docx
@@ -2,7 +2,7 @@
 <file path=word/document.xml><?xml version="1.0" encoding="utf-8"?>
 <w:document xmlns:w="http://schemas.openxmlformats.org/wordprocessingml/2006/main" xmlns:m="http://schemas.openxmlformats.org/officeDocument/2006/math" xmlns:r="http://schemas.openxmlformats.org/officeDocument/2006/relationships" xmlns:o="urn:schemas-microsoft-com:office:office" xmlns:v="urn:schemas-microsoft-com:vml" xmlns:w10="urn:schemas-microsoft-com:office:word" xmlns:a="http://schemas.openxmlformats.org/drawingml/2006/main" xmlns:pic="http://schemas.openxmlformats.org/drawingml/2006/picture" xmlns:wp="http://schemas.openxmlformats.org/drawingml/2006/wordprocessingDrawing">
   <w:body>
-    <w:bookmarkStart w:id="52" w:name="회원-수정-탈퇴-데이터-흐름-az-완전-추적"/>
+    <w:bookmarkStart w:id="50" w:name="회원-수정--탈퇴-데이터-흐름-az-완전-추적"/>
     <w:p>
       <w:pPr>
         <w:pStyle w:val="Heading1"/>
@@ -36,7 +36,7 @@
         <w:t xml:space="preserve">버전</w:t>
       </w:r>
       <w:r>
-        <w:t xml:space="preserve">: v1.0</w:t>
+        <w:t xml:space="preserve">: v1.1</w:t>
       </w:r>
       <w:r>
         <w:br/>
@@ -59,10 +59,10 @@
           <w:bCs/>
           <w:b/>
         </w:rPr>
-        <w:t xml:space="preserve">작성자</w:t>
-      </w:r>
-      <w:r>
-        <w:t xml:space="preserve">: AI 분석 (GenSpark)</w:t>
+        <w:t xml:space="preserve">최종 수정</w:t>
+      </w:r>
+      <w:r>
+        <w:t xml:space="preserve">: 2026-05-11</w:t>
       </w:r>
       <w:r>
         <w:br/>
@@ -72,10 +72,59 @@
           <w:bCs/>
           <w:b/>
         </w:rPr>
+        <w:t xml:space="preserve">작성자</w:t>
+      </w:r>
+      <w:r>
+        <w:t xml:space="preserve">: AI 분석 (GenSpark)</w:t>
+      </w:r>
+      <w:r>
+        <w:br/>
+      </w:r>
+      <w:r>
+        <w:rPr>
+          <w:bCs/>
+          <w:b/>
+        </w:rPr>
         <w:t xml:space="preserve">대상 독자</w:t>
       </w:r>
       <w:r>
         <w:t xml:space="preserve">: 개발팀, 운영팀, 보안팀</w:t>
+      </w:r>
+    </w:p>
+    <w:p>
+      <w:pPr>
+        <w:pStyle w:val="BlockText"/>
+      </w:pPr>
+      <w:r>
+        <w:rPr>
+          <w:bCs/>
+          <w:b/>
+        </w:rPr>
+        <w:t xml:space="preserve">변경 이력</w:t>
+      </w:r>
+    </w:p>
+    <w:p>
+      <w:pPr>
+        <w:numPr>
+          <w:ilvl w:val="0"/>
+          <w:numId w:val="1001"/>
+        </w:numPr>
+        <w:pStyle w:val="Compact"/>
+      </w:pPr>
+      <w:r>
+        <w:t xml:space="preserve">v1.0 (2026-05-11): 최초 작성</w:t>
+      </w:r>
+    </w:p>
+    <w:p>
+      <w:pPr>
+        <w:numPr>
+          <w:ilvl w:val="0"/>
+          <w:numId w:val="1001"/>
+        </w:numPr>
+        <w:pStyle w:val="Compact"/>
+      </w:pPr>
+      <w:r>
+        <w:t xml:space="preserve">v1.1 (2026-05-11): ASCII 다이어그램 → Mermaid 변환, 탈퇴/수정/세션무효화 시퀀스 다이어그램 추가, 비밀번호 변경·소속기관 시퀀스 추가</w:t>
       </w:r>
     </w:p>
     <w:p>
@@ -98,7 +147,7 @@
       <w:pPr>
         <w:numPr>
           <w:ilvl w:val="0"/>
-          <w:numId w:val="1001"/>
+          <w:numId w:val="1002"/>
         </w:numPr>
         <w:pStyle w:val="Compact"/>
       </w:pPr>
@@ -115,7 +164,7 @@
       <w:pPr>
         <w:numPr>
           <w:ilvl w:val="0"/>
-          <w:numId w:val="1001"/>
+          <w:numId w:val="1002"/>
         </w:numPr>
         <w:pStyle w:val="Compact"/>
       </w:pPr>
@@ -132,7 +181,7 @@
       <w:pPr>
         <w:numPr>
           <w:ilvl w:val="0"/>
-          <w:numId w:val="1001"/>
+          <w:numId w:val="1002"/>
         </w:numPr>
         <w:pStyle w:val="Compact"/>
       </w:pPr>
@@ -149,7 +198,7 @@
       <w:pPr>
         <w:numPr>
           <w:ilvl w:val="0"/>
-          <w:numId w:val="1001"/>
+          <w:numId w:val="1002"/>
         </w:numPr>
         <w:pStyle w:val="Compact"/>
       </w:pPr>
@@ -166,7 +215,7 @@
       <w:pPr>
         <w:numPr>
           <w:ilvl w:val="0"/>
-          <w:numId w:val="1001"/>
+          <w:numId w:val="1002"/>
         </w:numPr>
         <w:pStyle w:val="Compact"/>
       </w:pPr>
@@ -183,7 +232,7 @@
       <w:pPr>
         <w:numPr>
           <w:ilvl w:val="0"/>
-          <w:numId w:val="1001"/>
+          <w:numId w:val="1002"/>
         </w:numPr>
         <w:pStyle w:val="Compact"/>
       </w:pPr>
@@ -200,7 +249,7 @@
       <w:pPr>
         <w:numPr>
           <w:ilvl w:val="0"/>
-          <w:numId w:val="1001"/>
+          <w:numId w:val="1002"/>
         </w:numPr>
         <w:pStyle w:val="Compact"/>
       </w:pPr>
@@ -217,7 +266,7 @@
       <w:pPr>
         <w:numPr>
           <w:ilvl w:val="0"/>
-          <w:numId w:val="1001"/>
+          <w:numId w:val="1002"/>
         </w:numPr>
         <w:pStyle w:val="Compact"/>
       </w:pPr>
@@ -234,7 +283,7 @@
       <w:pPr>
         <w:numPr>
           <w:ilvl w:val="0"/>
-          <w:numId w:val="1001"/>
+          <w:numId w:val="1002"/>
         </w:numPr>
         <w:pStyle w:val="Compact"/>
       </w:pPr>
@@ -255,7 +304,7 @@
       </w:r>
     </w:p>
     <w:bookmarkEnd w:id="20"/>
-    <w:bookmarkStart w:id="24" w:name="마이페이지-구조-개요"/>
+    <w:bookmarkStart w:id="23" w:name="X96437d01b18a189eb08a645218ce63471dc7ec5"/>
     <w:p>
       <w:pPr>
         <w:pStyle w:val="Heading2"/>
@@ -264,7 +313,7 @@
         <w:t xml:space="preserve">1. 마이페이지 구조 개요</w:t>
       </w:r>
     </w:p>
-    <w:bookmarkStart w:id="21" w:name="라우트-구조"/>
+    <w:bookmarkStart w:id="21" w:name="X89ec9c3e9e0de3bc23dc01249221af31b9540fb"/>
     <w:p>
       <w:pPr>
         <w:pStyle w:val="Heading3"/>
@@ -414,13 +463,13 @@
       </w:r>
     </w:p>
     <w:bookmarkEnd w:id="21"/>
-    <w:bookmarkStart w:id="22" w:name="인증-요구사항"/>
+    <w:bookmarkStart w:id="22" w:name="X22362d3d54439eab7e085304a13b3c646b6f875"/>
     <w:p>
       <w:pPr>
         <w:pStyle w:val="Heading3"/>
       </w:pPr>
       <w:r>
-        <w:t xml:space="preserve">1.2 인증 요구사항</w:t>
+        <w:t xml:space="preserve">1.2 인증 요구사항 및 세션 체크</w:t>
       </w:r>
     </w:p>
     <w:p>
@@ -460,37 +509,6 @@
       <w:r>
         <w:t xml:space="preserve">쿠키 필수.</w:t>
       </w:r>
-      <w:r>
-        <w:br/>
-      </w:r>
-      <w:r>
-        <w:t xml:space="preserve">세션 없으면</w:t>
-      </w:r>
-      <w:r>
-        <w:t xml:space="preserve"> </w:t>
-      </w:r>
-      <w:r>
-        <w:rPr>
-          <w:rStyle w:val="VerbatimChar"/>
-        </w:rPr>
-        <w:t xml:space="preserve">/unauthorized</w:t>
-      </w:r>
-      <w:r>
-        <w:t xml:space="preserve"> </w:t>
-      </w:r>
-      <w:r>
-        <w:t xml:space="preserve">페이지로 리다이렉트.</w:t>
-      </w:r>
-    </w:p>
-    <w:bookmarkEnd w:id="22"/>
-    <w:bookmarkStart w:id="23" w:name="세션-체크-흐름"/>
-    <w:p>
-      <w:pPr>
-        <w:pStyle w:val="Heading3"/>
-      </w:pPr>
-      <w:r>
-        <w:t xml:space="preserve">1.3 세션 체크 흐름</w:t>
-      </w:r>
     </w:p>
     <w:p>
       <w:pPr>
@@ -500,43 +518,118 @@
         <w:rPr>
           <w:rStyle w:val="VerbatimChar"/>
         </w:rPr>
-        <w:t xml:space="preserve">FE 마이페이지 진입</w:t>
-      </w:r>
-      <w:r>
-        <w:br/>
-      </w:r>
-      <w:r>
-        <w:rPr>
-          <w:rStyle w:val="VerbatimChar"/>
-        </w:rPr>
-        <w:t xml:space="preserve">  ↓</w:t>
-      </w:r>
-      <w:r>
-        <w:br/>
-      </w:r>
-      <w:r>
-        <w:rPr>
-          <w:rStyle w:val="VerbatimChar"/>
-        </w:rPr>
-        <w:t xml:space="preserve">GET /api/v1/fe-session/check (withCredentials: true)</w:t>
-      </w:r>
-      <w:r>
-        <w:br/>
-      </w:r>
-      <w:r>
-        <w:rPr>
-          <w:rStyle w:val="VerbatimChar"/>
-        </w:rPr>
-        <w:t xml:space="preserve">  → 200: 세션 유효 → 마이페이지 표시</w:t>
-      </w:r>
-      <w:r>
-        <w:br/>
-      </w:r>
-      <w:r>
-        <w:rPr>
-          <w:rStyle w:val="VerbatimChar"/>
-        </w:rPr>
-        <w:t xml:space="preserve">  → 401: 세션 없음/만료 → /login으로 리다이렉트</w:t>
+        <w:t xml:space="preserve">sequenceDiagram</w:t>
+      </w:r>
+      <w:r>
+        <w:br/>
+      </w:r>
+      <w:r>
+        <w:rPr>
+          <w:rStyle w:val="VerbatimChar"/>
+        </w:rPr>
+        <w:t xml:space="preserve">    actor 사용자</w:t>
+      </w:r>
+      <w:r>
+        <w:br/>
+      </w:r>
+      <w:r>
+        <w:rPr>
+          <w:rStyle w:val="VerbatimChar"/>
+        </w:rPr>
+        <w:t xml:space="preserve">    participant FE as FE</w:t>
+      </w:r>
+      <w:r>
+        <w:br/>
+      </w:r>
+      <w:r>
+        <w:rPr>
+          <w:rStyle w:val="VerbatimChar"/>
+        </w:rPr>
+        <w:t xml:space="preserve">    participant IDO as ido</w:t>
+      </w:r>
+      <w:r>
+        <w:br/>
+      </w:r>
+      <w:r>
+        <w:br/>
+      </w:r>
+      <w:r>
+        <w:rPr>
+          <w:rStyle w:val="VerbatimChar"/>
+        </w:rPr>
+        <w:t xml:space="preserve">    사용자-&gt;&gt;FE: 마이페이지 진입</w:t>
+      </w:r>
+      <w:r>
+        <w:br/>
+      </w:r>
+      <w:r>
+        <w:rPr>
+          <w:rStyle w:val="VerbatimChar"/>
+        </w:rPr>
+        <w:t xml:space="preserve">    FE-&gt;&gt;IDO: GET /api/v1/fe-session/check (withCredentials: true)</w:t>
+      </w:r>
+      <w:r>
+        <w:br/>
+      </w:r>
+      <w:r>
+        <w:rPr>
+          <w:rStyle w:val="VerbatimChar"/>
+        </w:rPr>
+        <w:t xml:space="preserve">    alt 세션 유효</w:t>
+      </w:r>
+      <w:r>
+        <w:br/>
+      </w:r>
+      <w:r>
+        <w:rPr>
+          <w:rStyle w:val="VerbatimChar"/>
+        </w:rPr>
+        <w:t xml:space="preserve">        IDO--&gt;&gt;FE: 200 OK {qimUserId, authLevel, ...}</w:t>
+      </w:r>
+      <w:r>
+        <w:br/>
+      </w:r>
+      <w:r>
+        <w:rPr>
+          <w:rStyle w:val="VerbatimChar"/>
+        </w:rPr>
+        <w:t xml:space="preserve">        FE--&gt;&gt;사용자: 마이페이지 표시</w:t>
+      </w:r>
+      <w:r>
+        <w:br/>
+      </w:r>
+      <w:r>
+        <w:rPr>
+          <w:rStyle w:val="VerbatimChar"/>
+        </w:rPr>
+        <w:t xml:space="preserve">    else 세션 없음/만료</w:t>
+      </w:r>
+      <w:r>
+        <w:br/>
+      </w:r>
+      <w:r>
+        <w:rPr>
+          <w:rStyle w:val="VerbatimChar"/>
+        </w:rPr>
+        <w:t xml:space="preserve">        IDO--&gt;&gt;FE: 401 Unauthorized</w:t>
+      </w:r>
+      <w:r>
+        <w:br/>
+      </w:r>
+      <w:r>
+        <w:rPr>
+          <w:rStyle w:val="VerbatimChar"/>
+        </w:rPr>
+        <w:t xml:space="preserve">        FE--&gt;&gt;사용자: /login으로 리다이렉트</w:t>
+      </w:r>
+      <w:r>
+        <w:br/>
+      </w:r>
+      <w:r>
+        <w:rPr>
+          <w:rStyle w:val="VerbatimChar"/>
+        </w:rPr>
+        <w:t xml:space="preserve">    end</w:t>
       </w:r>
     </w:p>
     <w:p>
@@ -570,24 +663,146 @@
         </w:pict>
       </w:r>
     </w:p>
+    <w:bookmarkEnd w:id="22"/>
     <w:bookmarkEnd w:id="23"/>
+    <w:bookmarkStart w:id="27" w:name="X10d1c7fa5f8cf06017b2a58cba6313397232879"/>
+    <w:p>
+      <w:pPr>
+        <w:pStyle w:val="Heading2"/>
+      </w:pPr>
+      <w:r>
+        <w:t xml:space="preserve">2. 회원 정보 수정 흐름 (A→Z)</w:t>
+      </w:r>
+    </w:p>
+    <w:bookmarkStart w:id="24" w:name="Xb807a5e99c3c382fea01896cd893702ccb25302"/>
+    <w:p>
+      <w:pPr>
+        <w:pStyle w:val="Heading3"/>
+      </w:pPr>
+      <w:r>
+        <w:t xml:space="preserve">2.1 정보 조회 (Information.tsx)</w:t>
+      </w:r>
+    </w:p>
+    <w:p>
+      <w:pPr>
+        <w:pStyle w:val="FirstParagraph"/>
+      </w:pPr>
+      <w:r>
+        <w:t xml:space="preserve">현재</w:t>
+      </w:r>
+      <w:r>
+        <w:t xml:space="preserve"> </w:t>
+      </w:r>
+      <w:r>
+        <w:rPr>
+          <w:rStyle w:val="VerbatimChar"/>
+        </w:rPr>
+        <w:t xml:space="preserve">Information.tsx</w:t>
+      </w:r>
+      <w:r>
+        <w:t xml:space="preserve">의 모든 입력 필드가</w:t>
+      </w:r>
+      <w:r>
+        <w:t xml:space="preserve"> </w:t>
+      </w:r>
+      <w:r>
+        <w:rPr>
+          <w:rStyle w:val="VerbatimChar"/>
+        </w:rPr>
+        <w:t xml:space="preserve">disabled</w:t>
+      </w:r>
+      <w:r>
+        <w:t xml:space="preserve"> </w:t>
+      </w:r>
+      <w:r>
+        <w:t xml:space="preserve">/</w:t>
+      </w:r>
+      <w:r>
+        <w:t xml:space="preserve"> </w:t>
+      </w:r>
+      <w:r>
+        <w:rPr>
+          <w:rStyle w:val="VerbatimChar"/>
+        </w:rPr>
+        <w:t xml:space="preserve">readOnly</w:t>
+      </w:r>
+      <w:r>
+        <w:t xml:space="preserve"> </w:t>
+      </w:r>
+      <w:r>
+        <w:t xml:space="preserve">상태.</w:t>
+      </w:r>
+      <w:r>
+        <w:br/>
+      </w:r>
+      <w:r>
+        <w:t xml:space="preserve">조회 전용으로만 동작 중. 수정은 Step2에서 진행.</w:t>
+      </w:r>
+    </w:p>
+    <w:p>
+      <w:pPr>
+        <w:pStyle w:val="BodyText"/>
+      </w:pPr>
+      <w:r>
+        <w:t xml:space="preserve">표시 정보:</w:t>
+      </w:r>
+    </w:p>
+    <w:p>
+      <w:pPr>
+        <w:numPr>
+          <w:ilvl w:val="0"/>
+          <w:numId w:val="1003"/>
+        </w:numPr>
+        <w:pStyle w:val="Compact"/>
+      </w:pPr>
+      <w:r>
+        <w:t xml:space="preserve">아이디 (수정 불가)</w:t>
+      </w:r>
+    </w:p>
+    <w:p>
+      <w:pPr>
+        <w:numPr>
+          <w:ilvl w:val="0"/>
+          <w:numId w:val="1003"/>
+        </w:numPr>
+        <w:pStyle w:val="Compact"/>
+      </w:pPr>
+      <w:r>
+        <w:t xml:space="preserve">이름 (수정 불가)</w:t>
+      </w:r>
+    </w:p>
+    <w:p>
+      <w:pPr>
+        <w:numPr>
+          <w:ilvl w:val="0"/>
+          <w:numId w:val="1003"/>
+        </w:numPr>
+        <w:pStyle w:val="Compact"/>
+      </w:pPr>
+      <w:r>
+        <w:t xml:space="preserve">휴대전화번호 (수정 가능 → Step2)</w:t>
+      </w:r>
+    </w:p>
+    <w:p>
+      <w:pPr>
+        <w:numPr>
+          <w:ilvl w:val="0"/>
+          <w:numId w:val="1003"/>
+        </w:numPr>
+        <w:pStyle w:val="Compact"/>
+      </w:pPr>
+      <w:r>
+        <w:t xml:space="preserve">이메일 (수정 가능 → Step2)</w:t>
+      </w:r>
+    </w:p>
     <w:bookmarkEnd w:id="24"/>
-    <w:bookmarkStart w:id="28" w:name="회원-정보-수정-흐름-az"/>
-    <w:p>
-      <w:pPr>
-        <w:pStyle w:val="Heading2"/>
-      </w:pPr>
-      <w:r>
-        <w:t xml:space="preserve">2. 회원 정보 수정 흐름 (A→Z)</w:t>
-      </w:r>
-    </w:p>
-    <w:bookmarkStart w:id="25" w:name="정보-조회-information.tsx"/>
+    <w:bookmarkStart w:id="25" w:name="Xb363ea5e7e9211f2c7f7e1db0abf9fea67b5e17"/>
     <w:p>
       <w:pPr>
         <w:pStyle w:val="Heading3"/>
       </w:pPr>
       <w:r>
-        <w:t xml:space="preserve">2.1 정보 조회 (Information.tsx)</w:t>
+        <w:t xml:space="preserve">2.2 정보 수정 시퀀스</w:t>
       </w:r>
     </w:p>
     <w:p>
@@ -598,118 +813,238 @@
         <w:rPr>
           <w:rStyle w:val="VerbatimChar"/>
         </w:rPr>
-        <w:t xml:space="preserve">[A] 사용자 마이페이지 접속</w:t>
-      </w:r>
-      <w:r>
-        <w:br/>
-      </w:r>
-      <w:r>
-        <w:rPr>
-          <w:rStyle w:val="VerbatimChar"/>
-        </w:rPr>
-        <w:t xml:space="preserve">    FE: feSessionId 쿠키 자동 포함</w:t>
-      </w:r>
-      <w:r>
-        <w:br/>
-      </w:r>
-      <w:r>
-        <w:br/>
-      </w:r>
-      <w:r>
-        <w:rPr>
-          <w:rStyle w:val="VerbatimChar"/>
-        </w:rPr>
-        <w:t xml:space="preserve">[B] 회원 정보 표시 (useInfoStore 훅)</w:t>
-      </w:r>
-      <w:r>
-        <w:br/>
-      </w:r>
-      <w:r>
-        <w:rPr>
-          <w:rStyle w:val="VerbatimChar"/>
-        </w:rPr>
-        <w:t xml:space="preserve">    FE: 레거시 외부 API 또는 provision API 호출</w:t>
-      </w:r>
-      <w:r>
-        <w:br/>
-      </w:r>
-      <w:r>
-        <w:rPr>
-          <w:rStyle w:val="VerbatimChar"/>
-        </w:rPr>
-        <w:t xml:space="preserve">    표시 정보:</w:t>
-      </w:r>
-      <w:r>
-        <w:br/>
-      </w:r>
-      <w:r>
-        <w:rPr>
-          <w:rStyle w:val="VerbatimChar"/>
-        </w:rPr>
-        <w:t xml:space="preserve">      - 아이디 (수정 불가)</w:t>
-      </w:r>
-      <w:r>
-        <w:br/>
-      </w:r>
-      <w:r>
-        <w:rPr>
-          <w:rStyle w:val="VerbatimChar"/>
-        </w:rPr>
-        <w:t xml:space="preserve">      - 이름 (수정 불가)</w:t>
-      </w:r>
-      <w:r>
-        <w:br/>
-      </w:r>
-      <w:r>
-        <w:rPr>
-          <w:rStyle w:val="VerbatimChar"/>
-        </w:rPr>
-        <w:t xml:space="preserve">      - 휴대전화번호 (수정 가능)</w:t>
-      </w:r>
-      <w:r>
-        <w:br/>
-      </w:r>
-      <w:r>
-        <w:rPr>
-          <w:rStyle w:val="VerbatimChar"/>
-        </w:rPr>
-        <w:t xml:space="preserve">      - 이메일 (수정 가능)</w:t>
-      </w:r>
-      <w:r>
-        <w:br/>
-      </w:r>
-      <w:r>
-        <w:rPr>
-          <w:rStyle w:val="VerbatimChar"/>
-        </w:rPr>
-        <w:t xml:space="preserve">    ※ 알림 수신 설정은 현재 주석 처리됨 (미구현)</w:t>
-      </w:r>
-      <w:r>
-        <w:br/>
-      </w:r>
-      <w:r>
-        <w:br/>
-      </w:r>
-      <w:r>
-        <w:rPr>
-          <w:rStyle w:val="VerbatimChar"/>
-        </w:rPr>
-        <w:t xml:space="preserve">[C] 사용자 [정보변경] 클릭</w:t>
-      </w:r>
-      <w:r>
-        <w:br/>
-      </w:r>
-      <w:r>
-        <w:rPr>
-          <w:rStyle w:val="VerbatimChar"/>
-        </w:rPr>
-        <w:t xml:space="preserve">    FE: history.push('/mypage/member/information/step2')</w:t>
-      </w:r>
-    </w:p>
-    <w:p>
-      <w:pPr>
-        <w:pStyle w:val="FirstParagraph"/>
-      </w:pPr>
+        <w:t xml:space="preserve">sequenceDiagram</w:t>
+      </w:r>
+      <w:r>
+        <w:br/>
+      </w:r>
+      <w:r>
+        <w:rPr>
+          <w:rStyle w:val="VerbatimChar"/>
+        </w:rPr>
+        <w:t xml:space="preserve">    actor 사용자</w:t>
+      </w:r>
+      <w:r>
+        <w:br/>
+      </w:r>
+      <w:r>
+        <w:rPr>
+          <w:rStyle w:val="VerbatimChar"/>
+        </w:rPr>
+        <w:t xml:space="preserve">    participant FE as FE (React)</w:t>
+      </w:r>
+      <w:r>
+        <w:br/>
+      </w:r>
+      <w:r>
+        <w:rPr>
+          <w:rStyle w:val="VerbatimChar"/>
+        </w:rPr>
+        <w:t xml:space="preserve">    participant IDO as ido :8083</w:t>
+      </w:r>
+      <w:r>
+        <w:br/>
+      </w:r>
+      <w:r>
+        <w:rPr>
+          <w:rStyle w:val="VerbatimChar"/>
+        </w:rPr>
+        <w:t xml:space="preserve">    participant NICE as NICE / OACX</w:t>
+      </w:r>
+      <w:r>
+        <w:br/>
+      </w:r>
+      <w:r>
+        <w:rPr>
+          <w:rStyle w:val="VerbatimChar"/>
+        </w:rPr>
+        <w:t xml:space="preserve">    participant QIM as q-im :8082</w:t>
+      </w:r>
+      <w:r>
+        <w:br/>
+      </w:r>
+      <w:r>
+        <w:rPr>
+          <w:rStyle w:val="VerbatimChar"/>
+        </w:rPr>
+        <w:t xml:space="preserve">    participant KF as Kafka (Outbox)</w:t>
+      </w:r>
+      <w:r>
+        <w:br/>
+      </w:r>
+      <w:r>
+        <w:br/>
+      </w:r>
+      <w:r>
+        <w:rPr>
+          <w:rStyle w:val="VerbatimChar"/>
+        </w:rPr>
+        <w:t xml:space="preserve">    사용자-&gt;&gt;FE: [A] 마이페이지 → [정보변경] 클릭</w:t>
+      </w:r>
+      <w:r>
+        <w:br/>
+      </w:r>
+      <w:r>
+        <w:rPr>
+          <w:rStyle w:val="VerbatimChar"/>
+        </w:rPr>
+        <w:t xml:space="preserve">    FE-&gt;&gt;FE: [B] /mypage/member/information/step2 이동</w:t>
+      </w:r>
+      <w:r>
+        <w:br/>
+      </w:r>
+      <w:r>
+        <w:br/>
+      </w:r>
+      <w:r>
+        <w:rPr>
+          <w:rStyle w:val="VerbatimChar"/>
+        </w:rPr>
+        <w:t xml:space="preserve">    note over FE: [Step2] 재인증 — 새 번호 확인</w:t>
+      </w:r>
+      <w:r>
+        <w:br/>
+      </w:r>
+      <w:r>
+        <w:rPr>
+          <w:rStyle w:val="VerbatimChar"/>
+        </w:rPr>
+        <w:t xml:space="preserve">    FE-&gt;&gt;IDO: NICE 또는 OACX 본인인증 흐름 수행</w:t>
+      </w:r>
+      <w:r>
+        <w:br/>
+      </w:r>
+      <w:r>
+        <w:rPr>
+          <w:rStyle w:val="VerbatimChar"/>
+        </w:rPr>
+        <w:t xml:space="preserve">    IDO-&gt;&gt;NICE: 인증 API 호출</w:t>
+      </w:r>
+      <w:r>
+        <w:br/>
+      </w:r>
+      <w:r>
+        <w:rPr>
+          <w:rStyle w:val="VerbatimChar"/>
+        </w:rPr>
+        <w:t xml:space="preserve">    NICE--&gt;&gt;IDO: 인증 결과 (CI 포함)</w:t>
+      </w:r>
+      <w:r>
+        <w:br/>
+      </w:r>
+      <w:r>
+        <w:rPr>
+          <w:rStyle w:val="VerbatimChar"/>
+        </w:rPr>
+        <w:t xml:space="preserve">    IDO--&gt;&gt;FE: {name, phone, ...} CI 미포함</w:t>
+      </w:r>
+      <w:r>
+        <w:br/>
+      </w:r>
+      <w:r>
+        <w:br/>
+      </w:r>
+      <w:r>
+        <w:rPr>
+          <w:rStyle w:val="VerbatimChar"/>
+        </w:rPr>
+        <w:t xml:space="preserve">    FE-&gt;&gt;FE: [C] /mypage/member/information/step3 이동</w:t>
+      </w:r>
+      <w:r>
+        <w:br/>
+      </w:r>
+      <w:r>
+        <w:rPr>
+          <w:rStyle w:val="VerbatimChar"/>
+        </w:rPr>
+        <w:t xml:space="preserve">    note over FE: [Step3] 변경 정보 입력&lt;br/&gt;(휴대전화번호, 이메일, 알림 수신 설정)</w:t>
+      </w:r>
+      <w:r>
+        <w:br/>
+      </w:r>
+      <w:r>
+        <w:br/>
+      </w:r>
+      <w:r>
+        <w:rPr>
+          <w:rStyle w:val="VerbatimChar"/>
+        </w:rPr>
+        <w:t xml:space="preserve">    FE-&gt;&gt;IDO: [D] PATCH /api/v1/provision/users/{qimUserId}&lt;br/&gt;{phone, email, notifications}</w:t>
+      </w:r>
+      <w:r>
+        <w:br/>
+      </w:r>
+      <w:r>
+        <w:rPr>
+          <w:rStyle w:val="VerbatimChar"/>
+        </w:rPr>
+        <w:t xml:space="preserve">    note over IDO: feSessionId 세션 검증&lt;br/&gt;⚠️ Q-IM 직접 프로필 수정 API 미구현</w:t>
+      </w:r>
+      <w:r>
+        <w:br/>
+      </w:r>
+      <w:r>
+        <w:rPr>
+          <w:rStyle w:val="VerbatimChar"/>
+        </w:rPr>
+        <w:t xml:space="preserve">    IDO-&gt;&gt;QIM: PATCH /api/v1/internal/users/{qimUserId}/profile</w:t>
+      </w:r>
+      <w:r>
+        <w:br/>
+      </w:r>
+      <w:r>
+        <w:rPr>
+          <w:rStyle w:val="VerbatimChar"/>
+        </w:rPr>
+        <w:t xml:space="preserve">    note over QIM: UPDATE user_profile SET mobile_masked=?&lt;br/&gt;INSERT user_status_history (PROFILE_UPDATED)&lt;br/&gt;INSERT outbox (UserEvent TYPE_UPDATED)</w:t>
+      </w:r>
+      <w:r>
+        <w:br/>
+      </w:r>
+      <w:r>
+        <w:rPr>
+          <w:rStyle w:val="VerbatimChar"/>
+        </w:rPr>
+        <w:t xml:space="preserve">    QIM-&gt;&gt;KF: Outbox → Kafka Relay</w:t>
+      </w:r>
+      <w:r>
+        <w:br/>
+      </w:r>
+      <w:r>
+        <w:rPr>
+          <w:rStyle w:val="VerbatimChar"/>
+        </w:rPr>
+        <w:t xml:space="preserve">    QIM--&gt;&gt;IDO: 200 OK</w:t>
+      </w:r>
+      <w:r>
+        <w:br/>
+      </w:r>
+      <w:r>
+        <w:rPr>
+          <w:rStyle w:val="VerbatimChar"/>
+        </w:rPr>
+        <w:t xml:space="preserve">    IDO--&gt;&gt;FE: 수정 완료</w:t>
+      </w:r>
+      <w:r>
+        <w:br/>
+      </w:r>
+      <w:r>
+        <w:rPr>
+          <w:rStyle w:val="VerbatimChar"/>
+        </w:rPr>
+        <w:t xml:space="preserve">    FE--&gt;&gt;사용자: [E] Information 페이지로 이동 (갱신된 정보)</w:t>
+      </w:r>
+    </w:p>
+    <w:p>
+      <w:pPr>
+        <w:pStyle w:val="BlockText"/>
+      </w:pPr>
+      <w:r>
+        <w:t xml:space="preserve">⚠️</w:t>
+      </w:r>
+      <w:r>
+        <w:t xml:space="preserve"> </w:t>
+      </w:r>
       <w:r>
         <w:rPr>
           <w:bCs/>
@@ -718,65 +1053,47 @@
         <w:t xml:space="preserve">현재 상태</w:t>
       </w:r>
       <w:r>
-        <w:t xml:space="preserve">:</w:t>
-      </w:r>
-      <w:r>
-        <w:t xml:space="preserve"> </w:t>
-      </w:r>
-      <w:r>
-        <w:rPr>
-          <w:rStyle w:val="VerbatimChar"/>
-        </w:rPr>
-        <w:t xml:space="preserve">Information.tsx</w:t>
-      </w:r>
-      <w:r>
-        <w:t xml:space="preserve">의 모든 입력 필드가</w:t>
-      </w:r>
-      <w:r>
-        <w:t xml:space="preserve"> </w:t>
-      </w:r>
-      <w:r>
-        <w:rPr>
-          <w:rStyle w:val="VerbatimChar"/>
-        </w:rPr>
-        <w:t xml:space="preserve">disabled</w:t>
-      </w:r>
-      <w:r>
-        <w:t xml:space="preserve"> </w:t>
-      </w:r>
-      <w:r>
-        <w:t xml:space="preserve">/</w:t>
-      </w:r>
-      <w:r>
-        <w:t xml:space="preserve"> </w:t>
-      </w:r>
-      <w:r>
-        <w:rPr>
-          <w:rStyle w:val="VerbatimChar"/>
-        </w:rPr>
-        <w:t xml:space="preserve">readOnly</w:t>
-      </w:r>
-      <w:r>
-        <w:t xml:space="preserve"> </w:t>
-      </w:r>
-      <w:r>
-        <w:t xml:space="preserve">상태.</w:t>
-      </w:r>
-      <w:r>
-        <w:br/>
-      </w:r>
-      <w:r>
-        <w:t xml:space="preserve">조회 전용으로만 동작 중. 수정은 Step2에서 진행.</w:t>
+        <w:t xml:space="preserve">: Q-IM 직접 프로필 수정 API(</w:t>
+      </w:r>
+      <w:r>
+        <w:rPr>
+          <w:rStyle w:val="VerbatimChar"/>
+        </w:rPr>
+        <w:t xml:space="preserve">PATCH /api/v1/internal/users/{id}/profile</w:t>
+      </w:r>
+      <w:r>
+        <w:t xml:space="preserve">)가 미구현.</w:t>
+      </w:r>
+      <w:r>
+        <w:br/>
+      </w:r>
+      <w:r>
+        <w:rPr>
+          <w:rStyle w:val="VerbatimChar"/>
+        </w:rPr>
+        <w:t xml:space="preserve">UserController</w:t>
+      </w:r>
+      <w:r>
+        <w:t xml:space="preserve">에는 상태 변경(</w:t>
+      </w:r>
+      <w:r>
+        <w:rPr>
+          <w:rStyle w:val="VerbatimChar"/>
+        </w:rPr>
+        <w:t xml:space="preserve">/status</w:t>
+      </w:r>
+      <w:r>
+        <w:t xml:space="preserve">)만 있음. 이름/전화번호/이메일 변경 API 추가 필요.</w:t>
       </w:r>
     </w:p>
     <w:bookmarkEnd w:id="25"/>
-    <w:bookmarkStart w:id="26" w:name="정보-수정-흐름-informationstep2-step3"/>
+    <w:bookmarkStart w:id="26" w:name="X72a501a48b4625848d538ed307db3c36521fd43"/>
     <w:p>
       <w:pPr>
         <w:pStyle w:val="Heading3"/>
       </w:pPr>
       <w:r>
-        <w:t xml:space="preserve">2.2 정보 수정 흐름 (InformationStep2 → Step3)</w:t>
+        <w:t xml:space="preserve">2.3 수정 시 Q-IM DB 변경</w:t>
       </w:r>
     </w:p>
     <w:p>
@@ -785,354 +1102,6 @@
       </w:pPr>
       <w:r>
         <w:rPr>
-          <w:rStyle w:val="VerbatimChar"/>
-        </w:rPr>
-        <w:t xml:space="preserve">[A] Step2 진입 — 본인인증 (재인증)</w:t>
-      </w:r>
-      <w:r>
-        <w:br/>
-      </w:r>
-      <w:r>
-        <w:rPr>
-          <w:rStyle w:val="VerbatimChar"/>
-        </w:rPr>
-        <w:t xml:space="preserve">    본인인증 방법:</w:t>
-      </w:r>
-      <w:r>
-        <w:br/>
-      </w:r>
-      <w:r>
-        <w:rPr>
-          <w:rStyle w:val="VerbatimChar"/>
-        </w:rPr>
-        <w:t xml:space="preserve">      - NICE 휴대폰 인증 (새 번호 확인)</w:t>
-      </w:r>
-      <w:r>
-        <w:br/>
-      </w:r>
-      <w:r>
-        <w:rPr>
-          <w:rStyle w:val="VerbatimChar"/>
-        </w:rPr>
-        <w:t xml:space="preserve">      - OACX 간편인증서</w:t>
-      </w:r>
-      <w:r>
-        <w:br/>
-      </w:r>
-      <w:r>
-        <w:br/>
-      </w:r>
-      <w:r>
-        <w:rPr>
-          <w:rStyle w:val="VerbatimChar"/>
-        </w:rPr>
-        <w:t xml:space="preserve">[B] 본인인증 완료</w:t>
-      </w:r>
-      <w:r>
-        <w:br/>
-      </w:r>
-      <w:r>
-        <w:rPr>
-          <w:rStyle w:val="VerbatimChar"/>
-        </w:rPr>
-        <w:t xml:space="preserve">    → 인증 토큰/CI 임시 보관</w:t>
-      </w:r>
-      <w:r>
-        <w:br/>
-      </w:r>
-      <w:r>
-        <w:br/>
-      </w:r>
-      <w:r>
-        <w:rPr>
-          <w:rStyle w:val="VerbatimChar"/>
-        </w:rPr>
-        <w:t xml:space="preserve">[C] Step3 — 변경 정보 입력</w:t>
-      </w:r>
-      <w:r>
-        <w:br/>
-      </w:r>
-      <w:r>
-        <w:rPr>
-          <w:rStyle w:val="VerbatimChar"/>
-        </w:rPr>
-        <w:t xml:space="preserve">    변경 가능 항목:</w:t>
-      </w:r>
-      <w:r>
-        <w:br/>
-      </w:r>
-      <w:r>
-        <w:rPr>
-          <w:rStyle w:val="VerbatimChar"/>
-        </w:rPr>
-        <w:t xml:space="preserve">      - 휴대전화번호</w:t>
-      </w:r>
-      <w:r>
-        <w:br/>
-      </w:r>
-      <w:r>
-        <w:rPr>
-          <w:rStyle w:val="VerbatimChar"/>
-        </w:rPr>
-        <w:t xml:space="preserve">      - 이메일</w:t>
-      </w:r>
-      <w:r>
-        <w:br/>
-      </w:r>
-      <w:r>
-        <w:rPr>
-          <w:rStyle w:val="VerbatimChar"/>
-        </w:rPr>
-        <w:t xml:space="preserve">      - 알림 수신 설정</w:t>
-      </w:r>
-      <w:r>
-        <w:br/>
-      </w:r>
-      <w:r>
-        <w:br/>
-      </w:r>
-      <w:r>
-        <w:rPr>
-          <w:rStyle w:val="VerbatimChar"/>
-        </w:rPr>
-        <w:t xml:space="preserve">[D] FE → 외부 API (레거시 SMEP 연동):</w:t>
-      </w:r>
-      <w:r>
-        <w:br/>
-      </w:r>
-      <w:r>
-        <w:rPr>
-          <w:rStyle w:val="VerbatimChar"/>
-        </w:rPr>
-        <w:t xml:space="preserve">    PATCH /api/v1/ext/members/{memberId}</w:t>
-      </w:r>
-      <w:r>
-        <w:br/>
-      </w:r>
-      <w:r>
-        <w:rPr>
-          <w:rStyle w:val="VerbatimChar"/>
-        </w:rPr>
-        <w:t xml:space="preserve">    or</w:t>
-      </w:r>
-      <w:r>
-        <w:br/>
-      </w:r>
-      <w:r>
-        <w:rPr>
-          <w:rStyle w:val="VerbatimChar"/>
-        </w:rPr>
-        <w:t xml:space="preserve">    PUT /api/v1/provision/users/{qimUserId}</w:t>
-      </w:r>
-      <w:r>
-        <w:br/>
-      </w:r>
-      <w:r>
-        <w:rPr>
-          <w:rStyle w:val="VerbatimChar"/>
-        </w:rPr>
-        <w:t xml:space="preserve">    Body:</w:t>
-      </w:r>
-      <w:r>
-        <w:br/>
-      </w:r>
-      <w:r>
-        <w:rPr>
-          <w:rStyle w:val="VerbatimChar"/>
-        </w:rPr>
-        <w:t xml:space="preserve">    {</w:t>
-      </w:r>
-      <w:r>
-        <w:br/>
-      </w:r>
-      <w:r>
-        <w:rPr>
-          <w:rStyle w:val="VerbatimChar"/>
-        </w:rPr>
-        <w:t xml:space="preserve">      "phone": "010-1234-5678",</w:t>
-      </w:r>
-      <w:r>
-        <w:br/>
-      </w:r>
-      <w:r>
-        <w:rPr>
-          <w:rStyle w:val="VerbatimChar"/>
-        </w:rPr>
-        <w:t xml:space="preserve">      "email": "user@example.com",</w:t>
-      </w:r>
-      <w:r>
-        <w:br/>
-      </w:r>
-      <w:r>
-        <w:rPr>
-          <w:rStyle w:val="VerbatimChar"/>
-        </w:rPr>
-        <w:t xml:space="preserve">      "ci": "...",     ← 재인증된 CI (서버에서만 처리)</w:t>
-      </w:r>
-      <w:r>
-        <w:br/>
-      </w:r>
-      <w:r>
-        <w:rPr>
-          <w:rStyle w:val="VerbatimChar"/>
-        </w:rPr>
-        <w:t xml:space="preserve">      "notifications": { "sms": true, "email": false }</w:t>
-      </w:r>
-      <w:r>
-        <w:br/>
-      </w:r>
-      <w:r>
-        <w:rPr>
-          <w:rStyle w:val="VerbatimChar"/>
-        </w:rPr>
-        <w:t xml:space="preserve">    }</w:t>
-      </w:r>
-      <w:r>
-        <w:br/>
-      </w:r>
-      <w:r>
-        <w:br/>
-      </w:r>
-      <w:r>
-        <w:rPr>
-          <w:rStyle w:val="VerbatimChar"/>
-        </w:rPr>
-        <w:t xml:space="preserve">[E] 백엔드 처리:</w:t>
-      </w:r>
-      <w:r>
-        <w:br/>
-      </w:r>
-      <w:r>
-        <w:rPr>
-          <w:rStyle w:val="VerbatimChar"/>
-        </w:rPr>
-        <w:t xml:space="preserve">    1. feSessionId 세션 검증</w:t>
-      </w:r>
-      <w:r>
-        <w:br/>
-      </w:r>
-      <w:r>
-        <w:rPr>
-          <w:rStyle w:val="VerbatimChar"/>
-        </w:rPr>
-        <w:t xml:space="preserve">    2. Q-IM: PATCH /api/v1/internal/users/{qimUserId}/status</w:t>
-      </w:r>
-      <w:r>
-        <w:br/>
-      </w:r>
-      <w:r>
-        <w:rPr>
-          <w:rStyle w:val="VerbatimChar"/>
-        </w:rPr>
-        <w:t xml:space="preserve">       또는 전용 프로필 업데이트 API (현재 미구현)</w:t>
-      </w:r>
-      <w:r>
-        <w:br/>
-      </w:r>
-      <w:r>
-        <w:rPr>
-          <w:rStyle w:val="VerbatimChar"/>
-        </w:rPr>
-        <w:t xml:space="preserve">    3. Outbox: UserEvent(TYPE_UPDATED) 적재</w:t>
-      </w:r>
-      <w:r>
-        <w:br/>
-      </w:r>
-      <w:r>
-        <w:rPr>
-          <w:rStyle w:val="VerbatimChar"/>
-        </w:rPr>
-        <w:t xml:space="preserve">    4. FeSession advisory flag 갱신 (필요 시)</w:t>
-      </w:r>
-      <w:r>
-        <w:br/>
-      </w:r>
-      <w:r>
-        <w:br/>
-      </w:r>
-      <w:r>
-        <w:rPr>
-          <w:rStyle w:val="VerbatimChar"/>
-        </w:rPr>
-        <w:t xml:space="preserve">[F] 수정 완료</w:t>
-      </w:r>
-      <w:r>
-        <w:br/>
-      </w:r>
-      <w:r>
-        <w:rPr>
-          <w:rStyle w:val="VerbatimChar"/>
-        </w:rPr>
-        <w:t xml:space="preserve">    → Information 페이지로 이동 (갱신된 정보 표시)</w:t>
-      </w:r>
-    </w:p>
-    <w:p>
-      <w:pPr>
-        <w:pStyle w:val="BlockText"/>
-      </w:pPr>
-      <w:r>
-        <w:t xml:space="preserve">⚠️</w:t>
-      </w:r>
-      <w:r>
-        <w:t xml:space="preserve"> </w:t>
-      </w:r>
-      <w:r>
-        <w:rPr>
-          <w:bCs/>
-          <w:b/>
-        </w:rPr>
-        <w:t xml:space="preserve">현재 상태</w:t>
-      </w:r>
-      <w:r>
-        <w:t xml:space="preserve">: Q-IM 직접 프로필 수정 API (</w:t>
-      </w:r>
-      <w:r>
-        <w:rPr>
-          <w:rStyle w:val="VerbatimChar"/>
-        </w:rPr>
-        <w:t xml:space="preserve">PATCH /api/v1/internal/users/{id}/profile</w:t>
-      </w:r>
-      <w:r>
-        <w:t xml:space="preserve">)가 미구현.</w:t>
-      </w:r>
-      <w:r>
-        <w:br/>
-      </w:r>
-      <w:r>
-        <w:rPr>
-          <w:rStyle w:val="VerbatimChar"/>
-        </w:rPr>
-        <w:t xml:space="preserve">UserController</w:t>
-      </w:r>
-      <w:r>
-        <w:t xml:space="preserve">에는 상태 변경(</w:t>
-      </w:r>
-      <w:r>
-        <w:rPr>
-          <w:rStyle w:val="VerbatimChar"/>
-        </w:rPr>
-        <w:t xml:space="preserve">/status</w:t>
-      </w:r>
-      <w:r>
-        <w:t xml:space="preserve">)만 있음. 이름/전화번호/이메일 변경 API 추가 필요.</w:t>
-      </w:r>
-    </w:p>
-    <w:bookmarkEnd w:id="26"/>
-    <w:bookmarkStart w:id="27" w:name="수정-시-q-im-db-변경"/>
-    <w:p>
-      <w:pPr>
-        <w:pStyle w:val="Heading3"/>
-      </w:pPr>
-      <w:r>
-        <w:t xml:space="preserve">2.3 수정 시 Q-IM DB 변경</w:t>
-      </w:r>
-    </w:p>
-    <w:p>
-      <w:pPr>
-        <w:pStyle w:val="SourceCode"/>
-      </w:pPr>
-      <w:r>
-        <w:rPr>
           <w:rStyle w:val="CommentTok"/>
         </w:rPr>
         <w:t xml:space="preserve">-- Q-IM user_profile 업데이트 (현재 미구현, 향후 추가 필요)</w:t>
@@ -1177,13 +1146,7 @@
         <w:rPr>
           <w:rStyle w:val="NormalTok"/>
         </w:rPr>
-        <w:t xml:space="preserve"> ?,   </w:t>
-      </w:r>
-      <w:r>
-        <w:rPr>
-          <w:rStyle w:val="CommentTok"/>
-        </w:rPr>
-        <w:t xml:space="preserve">-- "010****5678"</w:t>
+        <w:t xml:space="preserve"> ?,</w:t>
       </w:r>
       <w:r>
         <w:br/>
@@ -1466,9 +1429,9 @@
         </w:pict>
       </w:r>
     </w:p>
+    <w:bookmarkEnd w:id="26"/>
     <w:bookmarkEnd w:id="27"/>
-    <w:bookmarkEnd w:id="28"/>
-    <w:bookmarkStart w:id="34" w:name="회원-탈퇴-흐름-az"/>
+    <w:bookmarkStart w:id="32" w:name="X59f9b797485ed5bcf073193507f4d4217c46b0a"/>
     <w:p>
       <w:pPr>
         <w:pStyle w:val="Heading2"/>
@@ -1477,13 +1440,13 @@
         <w:t xml:space="preserve">3. 회원 탈퇴 흐름 (A→Z)</w:t>
       </w:r>
     </w:p>
-    <w:bookmarkStart w:id="29" w:name="전체-흐름"/>
+    <w:bookmarkStart w:id="28" w:name="X44407dbe8bd8ef8a198dda35411cee41338dfb7"/>
     <w:p>
       <w:pPr>
         <w:pStyle w:val="Heading3"/>
       </w:pPr>
       <w:r>
-        <w:t xml:space="preserve">3.1 전체 흐름</w:t>
+        <w:t xml:space="preserve">3.1 현재 구현 상태</w:t>
       </w:r>
     </w:p>
     <w:p>
@@ -1492,423 +1455,6 @@
       </w:pPr>
       <w:r>
         <w:rPr>
-          <w:rStyle w:val="VerbatimChar"/>
-        </w:rPr>
-        <w:t xml:space="preserve">사용자      FE(React)          ido(8083)           q-im(8082)          Kafka</w:t>
-      </w:r>
-      <w:r>
-        <w:br/>
-      </w:r>
-      <w:r>
-        <w:rPr>
-          <w:rStyle w:val="VerbatimChar"/>
-        </w:rPr>
-        <w:t xml:space="preserve">  │             │                  │                   │                   │</w:t>
-      </w:r>
-      <w:r>
-        <w:br/>
-      </w:r>
-      <w:r>
-        <w:rPr>
-          <w:rStyle w:val="VerbatimChar"/>
-        </w:rPr>
-        <w:t xml:space="preserve">  │ [A] 탈퇴    │                  │                   │                   │</w:t>
-      </w:r>
-      <w:r>
-        <w:br/>
-      </w:r>
-      <w:r>
-        <w:rPr>
-          <w:rStyle w:val="VerbatimChar"/>
-        </w:rPr>
-        <w:t xml:space="preserve">  │ 메뉴 클릭   │                  │                   │                   │</w:t>
-      </w:r>
-      <w:r>
-        <w:br/>
-      </w:r>
-      <w:r>
-        <w:rPr>
-          <w:rStyle w:val="VerbatimChar"/>
-        </w:rPr>
-        <w:t xml:space="preserve">  │────────────&gt;│                  │                   │                   │</w:t>
-      </w:r>
-      <w:r>
-        <w:br/>
-      </w:r>
-      <w:r>
-        <w:rPr>
-          <w:rStyle w:val="VerbatimChar"/>
-        </w:rPr>
-        <w:t xml:space="preserve">  │             │ [B] Withdraw.tsx │                   │                   │</w:t>
-      </w:r>
-      <w:r>
-        <w:br/>
-      </w:r>
-      <w:r>
-        <w:rPr>
-          <w:rStyle w:val="VerbatimChar"/>
-        </w:rPr>
-        <w:t xml:space="preserve">  │             │ 탈퇴 안내 + 보관│                   │                   │</w:t>
-      </w:r>
-      <w:r>
-        <w:br/>
-      </w:r>
-      <w:r>
-        <w:rPr>
-          <w:rStyle w:val="VerbatimChar"/>
-        </w:rPr>
-        <w:t xml:space="preserve">  │             │ 정보 표시        │                   │                   │</w:t>
-      </w:r>
-      <w:r>
-        <w:br/>
-      </w:r>
-      <w:r>
-        <w:rPr>
-          <w:rStyle w:val="VerbatimChar"/>
-        </w:rPr>
-        <w:t xml:space="preserve">  │             │                  │                   │                   │</w:t>
-      </w:r>
-      <w:r>
-        <w:br/>
-      </w:r>
-      <w:r>
-        <w:rPr>
-          <w:rStyle w:val="VerbatimChar"/>
-        </w:rPr>
-        <w:t xml:space="preserve">  │ [C] 다음    │                  │                   │                   │</w:t>
-      </w:r>
-      <w:r>
-        <w:br/>
-      </w:r>
-      <w:r>
-        <w:rPr>
-          <w:rStyle w:val="VerbatimChar"/>
-        </w:rPr>
-        <w:t xml:space="preserve">  │ 클릭        │                  │                   │                   │</w:t>
-      </w:r>
-      <w:r>
-        <w:br/>
-      </w:r>
-      <w:r>
-        <w:rPr>
-          <w:rStyle w:val="VerbatimChar"/>
-        </w:rPr>
-        <w:t xml:space="preserve">  │────────────&gt;│                  │                   │                   │</w:t>
-      </w:r>
-      <w:r>
-        <w:br/>
-      </w:r>
-      <w:r>
-        <w:rPr>
-          <w:rStyle w:val="VerbatimChar"/>
-        </w:rPr>
-        <w:t xml:space="preserve">  │             │ [D] "서비스 준비 │                   │                   │</w:t>
-      </w:r>
-      <w:r>
-        <w:br/>
-      </w:r>
-      <w:r>
-        <w:rPr>
-          <w:rStyle w:val="VerbatimChar"/>
-        </w:rPr>
-        <w:t xml:space="preserve">  │             │ 중" 모달 표시    │                   │                   │</w:t>
-      </w:r>
-      <w:r>
-        <w:br/>
-      </w:r>
-      <w:r>
-        <w:rPr>
-          <w:rStyle w:val="VerbatimChar"/>
-        </w:rPr>
-        <w:t xml:space="preserve">  │             │ (개발 중)        │                   │                   │</w:t>
-      </w:r>
-      <w:r>
-        <w:br/>
-      </w:r>
-      <w:r>
-        <w:rPr>
-          <w:rStyle w:val="VerbatimChar"/>
-        </w:rPr>
-        <w:t xml:space="preserve">  │             │                  │                   │                   │</w:t>
-      </w:r>
-      <w:r>
-        <w:br/>
-      </w:r>
-      <w:r>
-        <w:rPr>
-          <w:rStyle w:val="VerbatimChar"/>
-        </w:rPr>
-        <w:t xml:space="preserve">  │   ┌──── 향후 구현 예정 ────────────────────────────────────────────────┐</w:t>
-      </w:r>
-      <w:r>
-        <w:br/>
-      </w:r>
-      <w:r>
-        <w:rPr>
-          <w:rStyle w:val="VerbatimChar"/>
-        </w:rPr>
-        <w:t xml:space="preserve">  │   │         │                  │                   │                   │</w:t>
-      </w:r>
-      <w:r>
-        <w:br/>
-      </w:r>
-      <w:r>
-        <w:rPr>
-          <w:rStyle w:val="VerbatimChar"/>
-        </w:rPr>
-        <w:t xml:space="preserve">  │   │         │ [E-미래] Step2   │                   │                   │</w:t>
-      </w:r>
-      <w:r>
-        <w:br/>
-      </w:r>
-      <w:r>
-        <w:rPr>
-          <w:rStyle w:val="VerbatimChar"/>
-        </w:rPr>
-        <w:t xml:space="preserve">  │   │         │ 본인인증 (재확인)│                   │                   │</w:t>
-      </w:r>
-      <w:r>
-        <w:br/>
-      </w:r>
-      <w:r>
-        <w:rPr>
-          <w:rStyle w:val="VerbatimChar"/>
-        </w:rPr>
-        <w:t xml:space="preserve">  │   │         │                  │                   │                   │</w:t>
-      </w:r>
-      <w:r>
-        <w:br/>
-      </w:r>
-      <w:r>
-        <w:rPr>
-          <w:rStyle w:val="VerbatimChar"/>
-        </w:rPr>
-        <w:t xml:space="preserve">  │   │         │ [F-미래] 탈퇴    │                   │                   │</w:t>
-      </w:r>
-      <w:r>
-        <w:br/>
-      </w:r>
-      <w:r>
-        <w:rPr>
-          <w:rStyle w:val="VerbatimChar"/>
-        </w:rPr>
-        <w:t xml:space="preserve">  │   │         │ 사유 입력        │                   │                   │</w:t>
-      </w:r>
-      <w:r>
-        <w:br/>
-      </w:r>
-      <w:r>
-        <w:rPr>
-          <w:rStyle w:val="VerbatimChar"/>
-        </w:rPr>
-        <w:t xml:space="preserve">  │   │         │                  │                   │                   │</w:t>
-      </w:r>
-      <w:r>
-        <w:br/>
-      </w:r>
-      <w:r>
-        <w:rPr>
-          <w:rStyle w:val="VerbatimChar"/>
-        </w:rPr>
-        <w:t xml:space="preserve">  │   │         │ [G-미래] 최종    │                   │                   │</w:t>
-      </w:r>
-      <w:r>
-        <w:br/>
-      </w:r>
-      <w:r>
-        <w:rPr>
-          <w:rStyle w:val="VerbatimChar"/>
-        </w:rPr>
-        <w:t xml:space="preserve">  │   │         │ 확인             │                   │                   │</w:t>
-      </w:r>
-      <w:r>
-        <w:br/>
-      </w:r>
-      <w:r>
-        <w:rPr>
-          <w:rStyle w:val="VerbatimChar"/>
-        </w:rPr>
-        <w:t xml:space="preserve">  │   │         │                  │                   │                   │</w:t>
-      </w:r>
-      <w:r>
-        <w:br/>
-      </w:r>
-      <w:r>
-        <w:rPr>
-          <w:rStyle w:val="VerbatimChar"/>
-        </w:rPr>
-        <w:t xml:space="preserve">  │   │         │ [H-미래] DELETE  │                   │                   │</w:t>
-      </w:r>
-      <w:r>
-        <w:br/>
-      </w:r>
-      <w:r>
-        <w:rPr>
-          <w:rStyle w:val="VerbatimChar"/>
-        </w:rPr>
-        <w:t xml:space="preserve">  │   │         │ /api/v1/internal/│                   │                   │</w:t>
-      </w:r>
-      <w:r>
-        <w:br/>
-      </w:r>
-      <w:r>
-        <w:rPr>
-          <w:rStyle w:val="VerbatimChar"/>
-        </w:rPr>
-        <w:t xml:space="preserve">  │   │         │ users/{qimUserId}│                   │                   │</w:t>
-      </w:r>
-      <w:r>
-        <w:br/>
-      </w:r>
-      <w:r>
-        <w:rPr>
-          <w:rStyle w:val="VerbatimChar"/>
-        </w:rPr>
-        <w:t xml:space="preserve">  │   │         │─────────────────────────────────────&gt;│                   │</w:t>
-      </w:r>
-      <w:r>
-        <w:br/>
-      </w:r>
-      <w:r>
-        <w:rPr>
-          <w:rStyle w:val="VerbatimChar"/>
-        </w:rPr>
-        <w:t xml:space="preserve">  │   │         │                  │                   │ [I-미래]          │</w:t>
-      </w:r>
-      <w:r>
-        <w:br/>
-      </w:r>
-      <w:r>
-        <w:rPr>
-          <w:rStyle w:val="VerbatimChar"/>
-        </w:rPr>
-        <w:t xml:space="preserve">  │   │         │                  │                   │ 탈퇴 처리:        │</w:t>
-      </w:r>
-      <w:r>
-        <w:br/>
-      </w:r>
-      <w:r>
-        <w:rPr>
-          <w:rStyle w:val="VerbatimChar"/>
-        </w:rPr>
-        <w:t xml:space="preserve">  │   │         │                  │                   │ status=WITHDRAWN  │</w:t>
-      </w:r>
-      <w:r>
-        <w:br/>
-      </w:r>
-      <w:r>
-        <w:rPr>
-          <w:rStyle w:val="VerbatimChar"/>
-        </w:rPr>
-        <w:t xml:space="preserve">  │   │         │                  │                   │ withdrawnAt=now() │</w:t>
-      </w:r>
-      <w:r>
-        <w:br/>
-      </w:r>
-      <w:r>
-        <w:rPr>
-          <w:rStyle w:val="VerbatimChar"/>
-        </w:rPr>
-        <w:t xml:space="preserve">  │   │         │                  │                   │ PII 즉시 삭제     │</w:t>
-      </w:r>
-      <w:r>
-        <w:br/>
-      </w:r>
-      <w:r>
-        <w:rPr>
-          <w:rStyle w:val="VerbatimChar"/>
-        </w:rPr>
-        <w:t xml:space="preserve">  │   │         │                  │                   │ Outbox 적재       │</w:t>
-      </w:r>
-      <w:r>
-        <w:br/>
-      </w:r>
-      <w:r>
-        <w:rPr>
-          <w:rStyle w:val="VerbatimChar"/>
-        </w:rPr>
-        <w:t xml:space="preserve">  │   │         │                  │                   │─────────────────&gt;│</w:t>
-      </w:r>
-      <w:r>
-        <w:br/>
-      </w:r>
-      <w:r>
-        <w:rPr>
-          <w:rStyle w:val="VerbatimChar"/>
-        </w:rPr>
-        <w:t xml:space="preserve">  │   │         │ [J-미래] FE 세션 │                   │                   │</w:t>
-      </w:r>
-      <w:r>
-        <w:br/>
-      </w:r>
-      <w:r>
-        <w:rPr>
-          <w:rStyle w:val="VerbatimChar"/>
-        </w:rPr>
-        <w:t xml:space="preserve">  │   │         │ 일괄 무효화      │                   │                   │</w:t>
-      </w:r>
-      <w:r>
-        <w:br/>
-      </w:r>
-      <w:r>
-        <w:rPr>
-          <w:rStyle w:val="VerbatimChar"/>
-        </w:rPr>
-        <w:t xml:space="preserve">  │   │         │ SLO 처리         │                   │                   │</w:t>
-      </w:r>
-      <w:r>
-        <w:br/>
-      </w:r>
-      <w:r>
-        <w:rPr>
-          <w:rStyle w:val="VerbatimChar"/>
-        </w:rPr>
-        <w:t xml:space="preserve">  │   │         │                  │                   │                   │</w:t>
-      </w:r>
-      <w:r>
-        <w:br/>
-      </w:r>
-      <w:r>
-        <w:rPr>
-          <w:rStyle w:val="VerbatimChar"/>
-        </w:rPr>
-        <w:t xml:space="preserve">  │   │         │ [K-미래] 탈퇴    │                   │                   │</w:t>
-      </w:r>
-      <w:r>
-        <w:br/>
-      </w:r>
-      <w:r>
-        <w:rPr>
-          <w:rStyle w:val="VerbatimChar"/>
-        </w:rPr>
-        <w:t xml:space="preserve">  │   │         │ 완료 페이지      │                   │                   │</w:t>
-      </w:r>
-      <w:r>
-        <w:br/>
-      </w:r>
-      <w:r>
-        <w:rPr>
-          <w:rStyle w:val="VerbatimChar"/>
-        </w:rPr>
-        <w:t xml:space="preserve">  │   └──────────────────────────────────────────────────────────────────┘</w:t>
-      </w:r>
-    </w:p>
-    <w:bookmarkEnd w:id="29"/>
-    <w:bookmarkStart w:id="30" w:name="현재-구현-상태-withdraw.tsx"/>
-    <w:p>
-      <w:pPr>
-        <w:pStyle w:val="Heading3"/>
-      </w:pPr>
-      <w:r>
-        <w:t xml:space="preserve">3.2 현재 구현 상태 (Withdraw.tsx)</w:t>
-      </w:r>
-    </w:p>
-    <w:p>
-      <w:pPr>
-        <w:pStyle w:val="SourceCode"/>
-      </w:pPr>
-      <w:r>
-        <w:rPr>
           <w:rStyle w:val="CommentTok"/>
         </w:rPr>
         <w:t xml:space="preserve">// Withdraw.tsx — 현재 "다음" 버튼은 "서비스 준비 중" 모달만 표시</w:t>
@@ -2133,9 +1679,6 @@
         <w:br/>
       </w:r>
       <w:r>
-        <w:br/>
-      </w:r>
-      <w:r>
         <w:rPr>
           <w:rStyle w:val="CommentTok"/>
         </w:rPr>
@@ -2152,15 +1695,6 @@
           <w:rStyle w:val="CommentTok"/>
         </w:rPr>
         <w:t xml:space="preserve">: API 배포 후 복원 — goNext 로 다음 단계 이동</w:t>
-      </w:r>
-      <w:r>
-        <w:br/>
-      </w:r>
-      <w:r>
-        <w:rPr>
-          <w:rStyle w:val="CommentTok"/>
-        </w:rPr>
-        <w:t xml:space="preserve">// const nextRoute = getMypageRoute(memberType, 'WITHDRAW_STEP2');</w:t>
       </w:r>
     </w:p>
     <w:p>
@@ -2178,29 +1712,278 @@
         <w:t xml:space="preserve"> </w:t>
       </w:r>
       <w:r>
-        <w:t xml:space="preserve">—</w:t>
-      </w:r>
-      <w:r>
-        <w:t xml:space="preserve"> </w:t>
-      </w:r>
-      <w:r>
-        <w:t xml:space="preserve">“</w:t>
-      </w:r>
-      <w:r>
-        <w:t xml:space="preserve">서비스 준비 중</w:t>
-      </w:r>
-      <w:r>
-        <w:t xml:space="preserve">”</w:t>
-      </w:r>
-      <w:r>
-        <w:t xml:space="preserve"> </w:t>
-      </w:r>
-      <w:r>
-        <w:t xml:space="preserve">모달만 표시됨.</w:t>
-      </w:r>
-    </w:p>
-    <w:bookmarkEnd w:id="30"/>
-    <w:bookmarkStart w:id="31" w:name="향후-구현-시-탈퇴-처리-상세-q-im-기준"/>
+        <w:t xml:space="preserve">— "서비스 준비 중" 모달만 표시됨.</w:t>
+      </w:r>
+    </w:p>
+    <w:bookmarkEnd w:id="28"/>
+    <w:bookmarkStart w:id="29" w:name="X668ad7966bc522409a2fa627695d7e70216a55d"/>
+    <w:p>
+      <w:pPr>
+        <w:pStyle w:val="Heading3"/>
+      </w:pPr>
+      <w:r>
+        <w:t xml:space="preserve">3.2 전체 탈퇴 시퀀스 (현재 + 향후)</w:t>
+      </w:r>
+    </w:p>
+    <w:p>
+      <w:pPr>
+        <w:pStyle w:val="SourceCode"/>
+      </w:pPr>
+      <w:r>
+        <w:rPr>
+          <w:rStyle w:val="VerbatimChar"/>
+        </w:rPr>
+        <w:t xml:space="preserve">sequenceDiagram</w:t>
+      </w:r>
+      <w:r>
+        <w:br/>
+      </w:r>
+      <w:r>
+        <w:rPr>
+          <w:rStyle w:val="VerbatimChar"/>
+        </w:rPr>
+        <w:t xml:space="preserve">    actor 사용자</w:t>
+      </w:r>
+      <w:r>
+        <w:br/>
+      </w:r>
+      <w:r>
+        <w:rPr>
+          <w:rStyle w:val="VerbatimChar"/>
+        </w:rPr>
+        <w:t xml:space="preserve">    participant FE as FE</w:t>
+      </w:r>
+      <w:r>
+        <w:br/>
+      </w:r>
+      <w:r>
+        <w:rPr>
+          <w:rStyle w:val="VerbatimChar"/>
+        </w:rPr>
+        <w:t xml:space="preserve">    participant IDO as ido (/slo + /mypage)</w:t>
+      </w:r>
+      <w:r>
+        <w:br/>
+      </w:r>
+      <w:r>
+        <w:rPr>
+          <w:rStyle w:val="VerbatimChar"/>
+        </w:rPr>
+        <w:t xml:space="preserve">    participant QIM as q-im</w:t>
+      </w:r>
+      <w:r>
+        <w:br/>
+      </w:r>
+      <w:r>
+        <w:rPr>
+          <w:rStyle w:val="VerbatimChar"/>
+        </w:rPr>
+        <w:t xml:space="preserve">    participant KC as Keycloak</w:t>
+      </w:r>
+      <w:r>
+        <w:br/>
+      </w:r>
+      <w:r>
+        <w:rPr>
+          <w:rStyle w:val="VerbatimChar"/>
+        </w:rPr>
+        <w:t xml:space="preserve">    participant RDS as Redis</w:t>
+      </w:r>
+      <w:r>
+        <w:br/>
+      </w:r>
+      <w:r>
+        <w:rPr>
+          <w:rStyle w:val="VerbatimChar"/>
+        </w:rPr>
+        <w:t xml:space="preserve">    participant KF as Kafka (Outbox)</w:t>
+      </w:r>
+      <w:r>
+        <w:br/>
+      </w:r>
+      <w:r>
+        <w:br/>
+      </w:r>
+      <w:r>
+        <w:rPr>
+          <w:rStyle w:val="VerbatimChar"/>
+        </w:rPr>
+        <w:t xml:space="preserve">    사용자-&gt;&gt;FE: [A] 마이페이지 → 탈퇴 메뉴 클릭</w:t>
+      </w:r>
+      <w:r>
+        <w:br/>
+      </w:r>
+      <w:r>
+        <w:rPr>
+          <w:rStyle w:val="VerbatimChar"/>
+        </w:rPr>
+        <w:t xml:space="preserve">    FE--&gt;&gt;사용자: [B] 탈퇴 안내 + 보관 정보 표시 (Withdraw.tsx)</w:t>
+      </w:r>
+      <w:r>
+        <w:br/>
+      </w:r>
+      <w:r>
+        <w:rPr>
+          <w:rStyle w:val="VerbatimChar"/>
+        </w:rPr>
+        <w:t xml:space="preserve">    사용자-&gt;&gt;FE: [C] 다음 클릭</w:t>
+      </w:r>
+      <w:r>
+        <w:br/>
+      </w:r>
+      <w:r>
+        <w:rPr>
+          <w:rStyle w:val="VerbatimChar"/>
+        </w:rPr>
+        <w:t xml:space="preserve">    note over FE: ⚠️ 현재: "서비스 준비 중" 모달만 표시&lt;br/&gt;향후: WithdrawStep2로 이동</w:t>
+      </w:r>
+      <w:r>
+        <w:br/>
+      </w:r>
+      <w:r>
+        <w:br/>
+      </w:r>
+      <w:r>
+        <w:rPr>
+          <w:rStyle w:val="VerbatimChar"/>
+        </w:rPr>
+        <w:t xml:space="preserve">    rect rgb(240, 248, 255)</w:t>
+      </w:r>
+      <w:r>
+        <w:br/>
+      </w:r>
+      <w:r>
+        <w:rPr>
+          <w:rStyle w:val="VerbatimChar"/>
+        </w:rPr>
+        <w:t xml:space="preserve">        note over FE,KF: 향후 구현 예정</w:t>
+      </w:r>
+      <w:r>
+        <w:br/>
+      </w:r>
+      <w:r>
+        <w:rPr>
+          <w:rStyle w:val="VerbatimChar"/>
+        </w:rPr>
+        <w:t xml:space="preserve">        FE-&gt;&gt;IDO: [D] Step2 — 재인증 (본인 확인)</w:t>
+      </w:r>
+      <w:r>
+        <w:br/>
+      </w:r>
+      <w:r>
+        <w:rPr>
+          <w:rStyle w:val="VerbatimChar"/>
+        </w:rPr>
+        <w:t xml:space="preserve">        FE-&gt;&gt;IDO: [E] 탈퇴 사유 입력 후 최종 확인</w:t>
+      </w:r>
+      <w:r>
+        <w:br/>
+      </w:r>
+      <w:r>
+        <w:rPr>
+          <w:rStyle w:val="VerbatimChar"/>
+        </w:rPr>
+        <w:t xml:space="preserve">        FE-&gt;&gt;IDO: [F] DELETE /api/v1/internal/users/{qimUserId}?reason=USER_REQUEST</w:t>
+      </w:r>
+      <w:r>
+        <w:br/>
+      </w:r>
+      <w:r>
+        <w:rPr>
+          <w:rStyle w:val="VerbatimChar"/>
+        </w:rPr>
+        <w:t xml:space="preserve">        IDO-&gt;&gt;QIM: DELETE /api/v1/internal/users/{qimUserId}</w:t>
+      </w:r>
+      <w:r>
+        <w:br/>
+      </w:r>
+      <w:r>
+        <w:rPr>
+          <w:rStyle w:val="VerbatimChar"/>
+        </w:rPr>
+        <w:t xml:space="preserve">        note over QIM: @Transactional {&lt;br/&gt;  status = WITHDRAWN&lt;br/&gt;  withdrawnAt = now&lt;br/&gt;  PII NULL (name, mobile, ci, di_map)&lt;br/&gt;  user_status_history INSERT&lt;br/&gt;  outbox INSERT (TYPE_WITHDRAWN)&lt;br/&gt;}</w:t>
+      </w:r>
+      <w:r>
+        <w:br/>
+      </w:r>
+      <w:r>
+        <w:rPr>
+          <w:rStyle w:val="VerbatimChar"/>
+        </w:rPr>
+        <w:t xml:space="preserve">        QIM-&gt;&gt;KF: Outbox → Kafka Relay (USER_WITHDRAWN)</w:t>
+      </w:r>
+      <w:r>
+        <w:br/>
+      </w:r>
+      <w:r>
+        <w:rPr>
+          <w:rStyle w:val="VerbatimChar"/>
+        </w:rPr>
+        <w:t xml:space="preserve">        QIM--&gt;&gt;IDO: 200 OK</w:t>
+      </w:r>
+      <w:r>
+        <w:br/>
+      </w:r>
+      <w:r>
+        <w:br/>
+      </w:r>
+      <w:r>
+        <w:rPr>
+          <w:rStyle w:val="VerbatimChar"/>
+        </w:rPr>
+        <w:t xml:space="preserve">        IDO-&gt;&gt;RDS: [G] DEL fe:session:{feSessionId} (모든 세션)&lt;br/&gt;DEL fe:user-sessions:{qimUserId}</w:t>
+      </w:r>
+      <w:r>
+        <w:br/>
+      </w:r>
+      <w:r>
+        <w:rPr>
+          <w:rStyle w:val="VerbatimChar"/>
+        </w:rPr>
+        <w:t xml:space="preserve">        IDO-&gt;&gt;KC: [H] Keycloak 세션 종료 (Back-channel logout)</w:t>
+      </w:r>
+      <w:r>
+        <w:br/>
+      </w:r>
+      <w:r>
+        <w:rPr>
+          <w:rStyle w:val="VerbatimChar"/>
+        </w:rPr>
+        <w:t xml:space="preserve">        IDO-&gt;&gt;KF: [I] 기관 탈퇴 Webhook Outbox 적재</w:t>
+      </w:r>
+      <w:r>
+        <w:br/>
+      </w:r>
+      <w:r>
+        <w:br/>
+      </w:r>
+      <w:r>
+        <w:rPr>
+          <w:rStyle w:val="VerbatimChar"/>
+        </w:rPr>
+        <w:t xml:space="preserve">        IDO--&gt;&gt;FE: 200 OK&lt;br/&gt;Set-Cookie: feSessionId=; Max-Age=0</w:t>
+      </w:r>
+      <w:r>
+        <w:br/>
+      </w:r>
+      <w:r>
+        <w:rPr>
+          <w:rStyle w:val="VerbatimChar"/>
+        </w:rPr>
+        <w:t xml:space="preserve">        FE--&gt;&gt;사용자: [J] 탈퇴 완료 페이지 → 로그인 페이지 이동</w:t>
+      </w:r>
+      <w:r>
+        <w:br/>
+      </w:r>
+      <w:r>
+        <w:rPr>
+          <w:rStyle w:val="VerbatimChar"/>
+        </w:rPr>
+        <w:t xml:space="preserve">    end</w:t>
+      </w:r>
+    </w:p>
+    <w:bookmarkEnd w:id="29"/>
+    <w:bookmarkStart w:id="30" w:name="X9a7ce67d83de8d6d5027293d45b76e34e6b9c00"/>
     <w:p>
       <w:pPr>
         <w:pStyle w:val="Heading3"/>
@@ -2239,27 +2022,570 @@
       </w:pPr>
       <w:r>
         <w:rPr>
+          <w:rStyle w:val="AttributeTok"/>
+        </w:rPr>
+        <w:t xml:space="preserve">@Transactional</w:t>
+      </w:r>
+      <w:r>
+        <w:br/>
+      </w:r>
+      <w:r>
+        <w:rPr>
+          <w:rStyle w:val="KeywordTok"/>
+        </w:rPr>
+        <w:t xml:space="preserve">public</w:t>
+      </w:r>
+      <w:r>
+        <w:rPr>
+          <w:rStyle w:val="NormalTok"/>
+        </w:rPr>
+        <w:t xml:space="preserve"> </w:t>
+      </w:r>
+      <w:r>
+        <w:rPr>
+          <w:rStyle w:val="DataTypeTok"/>
+        </w:rPr>
+        <w:t xml:space="preserve">void</w:t>
+      </w:r>
+      <w:r>
+        <w:rPr>
+          <w:rStyle w:val="NormalTok"/>
+        </w:rPr>
+        <w:t xml:space="preserve"> </w:t>
+      </w:r>
+      <w:r>
+        <w:rPr>
+          <w:rStyle w:val="FunctionTok"/>
+        </w:rPr>
+        <w:t xml:space="preserve">withdraw</w:t>
+      </w:r>
+      <w:r>
+        <w:rPr>
+          <w:rStyle w:val="OperatorTok"/>
+        </w:rPr>
+        <w:t xml:space="preserve">(</w:t>
+      </w:r>
+      <w:r>
+        <w:rPr>
+          <w:rStyle w:val="BuiltInTok"/>
+        </w:rPr>
+        <w:t xml:space="preserve">String</w:t>
+      </w:r>
+      <w:r>
+        <w:rPr>
+          <w:rStyle w:val="NormalTok"/>
+        </w:rPr>
+        <w:t xml:space="preserve"> qimUserId</w:t>
+      </w:r>
+      <w:r>
+        <w:rPr>
+          <w:rStyle w:val="OperatorTok"/>
+        </w:rPr>
+        <w:t xml:space="preserve">,</w:t>
+      </w:r>
+      <w:r>
+        <w:rPr>
+          <w:rStyle w:val="NormalTok"/>
+        </w:rPr>
+        <w:t xml:space="preserve"> </w:t>
+      </w:r>
+      <w:r>
+        <w:rPr>
+          <w:rStyle w:val="BuiltInTok"/>
+        </w:rPr>
+        <w:t xml:space="preserve">String</w:t>
+      </w:r>
+      <w:r>
+        <w:rPr>
+          <w:rStyle w:val="NormalTok"/>
+        </w:rPr>
+        <w:t xml:space="preserve"> reason</w:t>
+      </w:r>
+      <w:r>
+        <w:rPr>
+          <w:rStyle w:val="OperatorTok"/>
+        </w:rPr>
+        <w:t xml:space="preserve">)</w:t>
+      </w:r>
+      <w:r>
+        <w:rPr>
+          <w:rStyle w:val="NormalTok"/>
+        </w:rPr>
+        <w:t xml:space="preserve"> </w:t>
+      </w:r>
+      <w:r>
+        <w:rPr>
+          <w:rStyle w:val="OperatorTok"/>
+        </w:rPr>
+        <w:t xml:space="preserve">{</w:t>
+      </w:r>
+      <w:r>
+        <w:br/>
+      </w:r>
+      <w:r>
+        <w:rPr>
+          <w:rStyle w:val="NormalTok"/>
+        </w:rPr>
+        <w:t xml:space="preserve">    </w:t>
+      </w:r>
+      <w:r>
+        <w:rPr>
           <w:rStyle w:val="CommentTok"/>
         </w:rPr>
-        <w:t xml:space="preserve">// UserRegistrationServiceImpl.withdraw()</w:t>
-      </w:r>
-      <w:r>
-        <w:br/>
-      </w:r>
-      <w:r>
-        <w:rPr>
-          <w:rStyle w:val="AttributeTok"/>
-        </w:rPr>
-        <w:t xml:space="preserve">@Transactional</w:t>
-      </w:r>
-      <w:r>
-        <w:br/>
+        <w:t xml:space="preserve">// 1. 상태 변경</w:t>
+      </w:r>
+      <w:r>
+        <w:br/>
+      </w:r>
+      <w:r>
+        <w:rPr>
+          <w:rStyle w:val="NormalTok"/>
+        </w:rPr>
+        <w:t xml:space="preserve">    QimUserJpaEntity user </w:t>
+      </w:r>
+      <w:r>
+        <w:rPr>
+          <w:rStyle w:val="OperatorTok"/>
+        </w:rPr>
+        <w:t xml:space="preserve">=</w:t>
+      </w:r>
+      <w:r>
+        <w:rPr>
+          <w:rStyle w:val="NormalTok"/>
+        </w:rPr>
+        <w:t xml:space="preserve"> userRepository</w:t>
+      </w:r>
+      <w:r>
+        <w:rPr>
+          <w:rStyle w:val="OperatorTok"/>
+        </w:rPr>
+        <w:t xml:space="preserve">.</w:t>
+      </w:r>
+      <w:r>
+        <w:rPr>
+          <w:rStyle w:val="FunctionTok"/>
+        </w:rPr>
+        <w:t xml:space="preserve">findById</w:t>
+      </w:r>
+      <w:r>
+        <w:rPr>
+          <w:rStyle w:val="OperatorTok"/>
+        </w:rPr>
+        <w:t xml:space="preserve">(</w:t>
+      </w:r>
+      <w:r>
+        <w:rPr>
+          <w:rStyle w:val="NormalTok"/>
+        </w:rPr>
+        <w:t xml:space="preserve">qimUserId</w:t>
+      </w:r>
+      <w:r>
+        <w:rPr>
+          <w:rStyle w:val="OperatorTok"/>
+        </w:rPr>
+        <w:t xml:space="preserve">).</w:t>
+      </w:r>
+      <w:r>
+        <w:rPr>
+          <w:rStyle w:val="FunctionTok"/>
+        </w:rPr>
+        <w:t xml:space="preserve">orElseThrow</w:t>
+      </w:r>
+      <w:r>
+        <w:rPr>
+          <w:rStyle w:val="OperatorTok"/>
+        </w:rPr>
+        <w:t xml:space="preserve">(</w:t>
       </w:r>
       <w:r>
         <w:rPr>
           <w:rStyle w:val="KeywordTok"/>
         </w:rPr>
-        <w:t xml:space="preserve">public</w:t>
+        <w:t xml:space="preserve">...</w:t>
+      </w:r>
+      <w:r>
+        <w:rPr>
+          <w:rStyle w:val="OperatorTok"/>
+        </w:rPr>
+        <w:t xml:space="preserve">);</w:t>
+      </w:r>
+      <w:r>
+        <w:br/>
+      </w:r>
+      <w:r>
+        <w:rPr>
+          <w:rStyle w:val="NormalTok"/>
+        </w:rPr>
+        <w:t xml:space="preserve">    user</w:t>
+      </w:r>
+      <w:r>
+        <w:rPr>
+          <w:rStyle w:val="OperatorTok"/>
+        </w:rPr>
+        <w:t xml:space="preserve">.</w:t>
+      </w:r>
+      <w:r>
+        <w:rPr>
+          <w:rStyle w:val="FunctionTok"/>
+        </w:rPr>
+        <w:t xml:space="preserve">setStatus</w:t>
+      </w:r>
+      <w:r>
+        <w:rPr>
+          <w:rStyle w:val="OperatorTok"/>
+        </w:rPr>
+        <w:t xml:space="preserve">(</w:t>
+      </w:r>
+      <w:r>
+        <w:rPr>
+          <w:rStyle w:val="StringTok"/>
+        </w:rPr>
+        <w:t xml:space="preserve">"WITHDRAWN"</w:t>
+      </w:r>
+      <w:r>
+        <w:rPr>
+          <w:rStyle w:val="OperatorTok"/>
+        </w:rPr>
+        <w:t xml:space="preserve">);</w:t>
+      </w:r>
+      <w:r>
+        <w:br/>
+      </w:r>
+      <w:r>
+        <w:rPr>
+          <w:rStyle w:val="NormalTok"/>
+        </w:rPr>
+        <w:t xml:space="preserve">    user</w:t>
+      </w:r>
+      <w:r>
+        <w:rPr>
+          <w:rStyle w:val="OperatorTok"/>
+        </w:rPr>
+        <w:t xml:space="preserve">.</w:t>
+      </w:r>
+      <w:r>
+        <w:rPr>
+          <w:rStyle w:val="FunctionTok"/>
+        </w:rPr>
+        <w:t xml:space="preserve">setWithdrawnAt</w:t>
+      </w:r>
+      <w:r>
+        <w:rPr>
+          <w:rStyle w:val="OperatorTok"/>
+        </w:rPr>
+        <w:t xml:space="preserve">(</w:t>
+      </w:r>
+      <w:r>
+        <w:rPr>
+          <w:rStyle w:val="NormalTok"/>
+        </w:rPr>
+        <w:t xml:space="preserve">Instant</w:t>
+      </w:r>
+      <w:r>
+        <w:rPr>
+          <w:rStyle w:val="OperatorTok"/>
+        </w:rPr>
+        <w:t xml:space="preserve">.</w:t>
+      </w:r>
+      <w:r>
+        <w:rPr>
+          <w:rStyle w:val="FunctionTok"/>
+        </w:rPr>
+        <w:t xml:space="preserve">now</w:t>
+      </w:r>
+      <w:r>
+        <w:rPr>
+          <w:rStyle w:val="OperatorTok"/>
+        </w:rPr>
+        <w:t xml:space="preserve">());</w:t>
+      </w:r>
+      <w:r>
+        <w:br/>
+      </w:r>
+      <w:r>
+        <w:rPr>
+          <w:rStyle w:val="NormalTok"/>
+        </w:rPr>
+        <w:t xml:space="preserve">    user</w:t>
+      </w:r>
+      <w:r>
+        <w:rPr>
+          <w:rStyle w:val="OperatorTok"/>
+        </w:rPr>
+        <w:t xml:space="preserve">.</w:t>
+      </w:r>
+      <w:r>
+        <w:rPr>
+          <w:rStyle w:val="FunctionTok"/>
+        </w:rPr>
+        <w:t xml:space="preserve">setWithdrawalReason</w:t>
+      </w:r>
+      <w:r>
+        <w:rPr>
+          <w:rStyle w:val="OperatorTok"/>
+        </w:rPr>
+        <w:t xml:space="preserve">(</w:t>
+      </w:r>
+      <w:r>
+        <w:rPr>
+          <w:rStyle w:val="NormalTok"/>
+        </w:rPr>
+        <w:t xml:space="preserve">reason</w:t>
+      </w:r>
+      <w:r>
+        <w:rPr>
+          <w:rStyle w:val="OperatorTok"/>
+        </w:rPr>
+        <w:t xml:space="preserve">);</w:t>
+      </w:r>
+      <w:r>
+        <w:br/>
+      </w:r>
+      <w:r>
+        <w:rPr>
+          <w:rStyle w:val="NormalTok"/>
+        </w:rPr>
+        <w:t xml:space="preserve">    userRepository</w:t>
+      </w:r>
+      <w:r>
+        <w:rPr>
+          <w:rStyle w:val="OperatorTok"/>
+        </w:rPr>
+        <w:t xml:space="preserve">.</w:t>
+      </w:r>
+      <w:r>
+        <w:rPr>
+          <w:rStyle w:val="FunctionTok"/>
+        </w:rPr>
+        <w:t xml:space="preserve">save</w:t>
+      </w:r>
+      <w:r>
+        <w:rPr>
+          <w:rStyle w:val="OperatorTok"/>
+        </w:rPr>
+        <w:t xml:space="preserve">(</w:t>
+      </w:r>
+      <w:r>
+        <w:rPr>
+          <w:rStyle w:val="NormalTok"/>
+        </w:rPr>
+        <w:t xml:space="preserve">user</w:t>
+      </w:r>
+      <w:r>
+        <w:rPr>
+          <w:rStyle w:val="OperatorTok"/>
+        </w:rPr>
+        <w:t xml:space="preserve">);</w:t>
+      </w:r>
+      <w:r>
+        <w:br/>
+      </w:r>
+      <w:r>
+        <w:br/>
+      </w:r>
+      <w:r>
+        <w:rPr>
+          <w:rStyle w:val="NormalTok"/>
+        </w:rPr>
+        <w:t xml:space="preserve">    </w:t>
+      </w:r>
+      <w:r>
+        <w:rPr>
+          <w:rStyle w:val="CommentTok"/>
+        </w:rPr>
+        <w:t xml:space="preserve">// 2. PII 즉시 삭제 (GDPR §17 Right to be Forgotten)</w:t>
+      </w:r>
+      <w:r>
+        <w:br/>
+      </w:r>
+      <w:r>
+        <w:rPr>
+          <w:rStyle w:val="NormalTok"/>
+        </w:rPr>
+        <w:t xml:space="preserve">    jdbcTemplate</w:t>
+      </w:r>
+      <w:r>
+        <w:rPr>
+          <w:rStyle w:val="OperatorTok"/>
+        </w:rPr>
+        <w:t xml:space="preserve">.</w:t>
+      </w:r>
+      <w:r>
+        <w:rPr>
+          <w:rStyle w:val="FunctionTok"/>
+        </w:rPr>
+        <w:t xml:space="preserve">update</w:t>
+      </w:r>
+      <w:r>
+        <w:rPr>
+          <w:rStyle w:val="OperatorTok"/>
+        </w:rPr>
+        <w:t xml:space="preserve">(</w:t>
+      </w:r>
+      <w:r>
+        <w:rPr>
+          <w:rStyle w:val="StringTok"/>
+        </w:rPr>
+        <w:t xml:space="preserve">"""</w:t>
+      </w:r>
+      <w:r>
+        <w:br/>
+      </w:r>
+      <w:r>
+        <w:rPr>
+          <w:rStyle w:val="NormalTok"/>
+        </w:rPr>
+        <w:t xml:space="preserve">        UPDATE user_profile</w:t>
+      </w:r>
+      <w:r>
+        <w:br/>
+      </w:r>
+      <w:r>
+        <w:rPr>
+          <w:rStyle w:val="NormalTok"/>
+        </w:rPr>
+        <w:t xml:space="preserve">        SET name_masked </w:t>
+      </w:r>
+      <w:r>
+        <w:rPr>
+          <w:rStyle w:val="OperatorTok"/>
+        </w:rPr>
+        <w:t xml:space="preserve">=</w:t>
+      </w:r>
+      <w:r>
+        <w:rPr>
+          <w:rStyle w:val="NormalTok"/>
+        </w:rPr>
+        <w:t xml:space="preserve"> NULL</w:t>
+      </w:r>
+      <w:r>
+        <w:rPr>
+          <w:rStyle w:val="OperatorTok"/>
+        </w:rPr>
+        <w:t xml:space="preserve">,</w:t>
+      </w:r>
+      <w:r>
+        <w:br/>
+      </w:r>
+      <w:r>
+        <w:rPr>
+          <w:rStyle w:val="NormalTok"/>
+        </w:rPr>
+        <w:t xml:space="preserve">            mobile_masked </w:t>
+      </w:r>
+      <w:r>
+        <w:rPr>
+          <w:rStyle w:val="OperatorTok"/>
+        </w:rPr>
+        <w:t xml:space="preserve">=</w:t>
+      </w:r>
+      <w:r>
+        <w:rPr>
+          <w:rStyle w:val="NormalTok"/>
+        </w:rPr>
+        <w:t xml:space="preserve"> NULL</w:t>
+      </w:r>
+      <w:r>
+        <w:rPr>
+          <w:rStyle w:val="OperatorTok"/>
+        </w:rPr>
+        <w:t xml:space="preserve">,</w:t>
+      </w:r>
+      <w:r>
+        <w:br/>
+      </w:r>
+      <w:r>
+        <w:rPr>
+          <w:rStyle w:val="NormalTok"/>
+        </w:rPr>
+        <w:t xml:space="preserve">            ci </w:t>
+      </w:r>
+      <w:r>
+        <w:rPr>
+          <w:rStyle w:val="OperatorTok"/>
+        </w:rPr>
+        <w:t xml:space="preserve">=</w:t>
+      </w:r>
+      <w:r>
+        <w:rPr>
+          <w:rStyle w:val="NormalTok"/>
+        </w:rPr>
+        <w:t xml:space="preserve"> NULL</w:t>
+      </w:r>
+      <w:r>
+        <w:rPr>
+          <w:rStyle w:val="OperatorTok"/>
+        </w:rPr>
+        <w:t xml:space="preserve">,</w:t>
+      </w:r>
+      <w:r>
+        <w:br/>
+      </w:r>
+      <w:r>
+        <w:rPr>
+          <w:rStyle w:val="NormalTok"/>
+        </w:rPr>
+        <w:t xml:space="preserve">            di_map </w:t>
+      </w:r>
+      <w:r>
+        <w:rPr>
+          <w:rStyle w:val="OperatorTok"/>
+        </w:rPr>
+        <w:t xml:space="preserve">=</w:t>
+      </w:r>
+      <w:r>
+        <w:rPr>
+          <w:rStyle w:val="NormalTok"/>
+        </w:rPr>
+        <w:t xml:space="preserve"> NULL</w:t>
+      </w:r>
+      <w:r>
+        <w:rPr>
+          <w:rStyle w:val="OperatorTok"/>
+        </w:rPr>
+        <w:t xml:space="preserve">,</w:t>
+      </w:r>
+      <w:r>
+        <w:br/>
+      </w:r>
+      <w:r>
+        <w:rPr>
+          <w:rStyle w:val="NormalTok"/>
+        </w:rPr>
+        <w:t xml:space="preserve">            extra_attributes </w:t>
+      </w:r>
+      <w:r>
+        <w:rPr>
+          <w:rStyle w:val="OperatorTok"/>
+        </w:rPr>
+        <w:t xml:space="preserve">=</w:t>
+      </w:r>
+      <w:r>
+        <w:rPr>
+          <w:rStyle w:val="NormalTok"/>
+        </w:rPr>
+        <w:t xml:space="preserve"> NULL</w:t>
+      </w:r>
+      <w:r>
+        <w:rPr>
+          <w:rStyle w:val="OperatorTok"/>
+        </w:rPr>
+        <w:t xml:space="preserve">,</w:t>
+      </w:r>
+      <w:r>
+        <w:br/>
+      </w:r>
+      <w:r>
+        <w:rPr>
+          <w:rStyle w:val="NormalTok"/>
+        </w:rPr>
+        <w:t xml:space="preserve">            updated_at </w:t>
+      </w:r>
+      <w:r>
+        <w:rPr>
+          <w:rStyle w:val="OperatorTok"/>
+        </w:rPr>
+        <w:t xml:space="preserve">=</w:t>
       </w:r>
       <w:r>
         <w:rPr>
@@ -2269,9 +2595,42 @@
       </w:r>
       <w:r>
         <w:rPr>
-          <w:rStyle w:val="DataTypeTok"/>
-        </w:rPr>
-        <w:t xml:space="preserve">void</w:t>
+          <w:rStyle w:val="FunctionTok"/>
+        </w:rPr>
+        <w:t xml:space="preserve">NOW</w:t>
+      </w:r>
+      <w:r>
+        <w:rPr>
+          <w:rStyle w:val="OperatorTok"/>
+        </w:rPr>
+        <w:t xml:space="preserve">(</w:t>
+      </w:r>
+      <w:r>
+        <w:rPr>
+          <w:rStyle w:val="DecValTok"/>
+        </w:rPr>
+        <w:t xml:space="preserve">6</w:t>
+      </w:r>
+      <w:r>
+        <w:rPr>
+          <w:rStyle w:val="OperatorTok"/>
+        </w:rPr>
+        <w:t xml:space="preserve">)</w:t>
+      </w:r>
+      <w:r>
+        <w:br/>
+      </w:r>
+      <w:r>
+        <w:rPr>
+          <w:rStyle w:val="NormalTok"/>
+        </w:rPr>
+        <w:t xml:space="preserve">        WHERE qim_user_id </w:t>
+      </w:r>
+      <w:r>
+        <w:rPr>
+          <w:rStyle w:val="OperatorTok"/>
+        </w:rPr>
+        <w:t xml:space="preserve">=</w:t>
       </w:r>
       <w:r>
         <w:rPr>
@@ -2281,9 +2640,78 @@
       </w:r>
       <w:r>
         <w:rPr>
+          <w:rStyle w:val="OperatorTok"/>
+        </w:rPr>
+        <w:t xml:space="preserve">?</w:t>
+      </w:r>
+      <w:r>
+        <w:br/>
+      </w:r>
+      <w:r>
+        <w:rPr>
+          <w:rStyle w:val="NormalTok"/>
+        </w:rPr>
+        <w:t xml:space="preserve">        </w:t>
+      </w:r>
+      <w:r>
+        <w:rPr>
+          <w:rStyle w:val="StringTok"/>
+        </w:rPr>
+        <w:t xml:space="preserve">""", qimUserId);</w:t>
+      </w:r>
+      <w:r>
+        <w:br/>
+      </w:r>
+      <w:r>
+        <w:rPr>
+          <w:rStyle w:val="NormalTok"/>
+        </w:rPr>
+        <w:t xml:space="preserve">    </w:t>
+      </w:r>
+      <w:r>
+        <w:rPr>
+          <w:rStyle w:val="CommentTok"/>
+        </w:rPr>
+        <w:t xml:space="preserve">// auth_mean_mapping의 identifierHash는 유지 (탈퇴 이력 보존, 원문 복원 불가)</w:t>
+      </w:r>
+      <w:r>
+        <w:br/>
+      </w:r>
+      <w:r>
+        <w:br/>
+      </w:r>
+      <w:r>
+        <w:rPr>
+          <w:rStyle w:val="NormalTok"/>
+        </w:rPr>
+        <w:t xml:space="preserve">    </w:t>
+      </w:r>
+      <w:r>
+        <w:rPr>
+          <w:rStyle w:val="CommentTok"/>
+        </w:rPr>
+        <w:t xml:space="preserve">// 3. 상태 이력 기록</w:t>
+      </w:r>
+      <w:r>
+        <w:br/>
+      </w:r>
+      <w:r>
+        <w:rPr>
+          <w:rStyle w:val="NormalTok"/>
+        </w:rPr>
+        <w:t xml:space="preserve">    jdbcTemplate</w:t>
+      </w:r>
+      <w:r>
+        <w:rPr>
+          <w:rStyle w:val="OperatorTok"/>
+        </w:rPr>
+        <w:t xml:space="preserve">.</w:t>
+      </w:r>
+      <w:r>
+        <w:rPr>
           <w:rStyle w:val="FunctionTok"/>
         </w:rPr>
-        <w:t xml:space="preserve">withdraw</w:t>
+        <w:t xml:space="preserve">update</w:t>
       </w:r>
       <w:r>
         <w:rPr>
@@ -2293,9 +2721,396 @@
       </w:r>
       <w:r>
         <w:rPr>
-          <w:rStyle w:val="BuiltInTok"/>
-        </w:rPr>
-        <w:t xml:space="preserve">String</w:t>
+          <w:rStyle w:val="StringTok"/>
+        </w:rPr>
+        <w:t xml:space="preserve">"""</w:t>
+      </w:r>
+      <w:r>
+        <w:br/>
+      </w:r>
+      <w:r>
+        <w:rPr>
+          <w:rStyle w:val="NormalTok"/>
+        </w:rPr>
+        <w:t xml:space="preserve">        INSERT INTO user_status_history</w:t>
+      </w:r>
+      <w:r>
+        <w:br/>
+      </w:r>
+      <w:r>
+        <w:rPr>
+          <w:rStyle w:val="NormalTok"/>
+        </w:rPr>
+        <w:t xml:space="preserve">        </w:t>
+      </w:r>
+      <w:r>
+        <w:rPr>
+          <w:rStyle w:val="OperatorTok"/>
+        </w:rPr>
+        <w:t xml:space="preserve">(</w:t>
+      </w:r>
+      <w:r>
+        <w:rPr>
+          <w:rStyle w:val="NormalTok"/>
+        </w:rPr>
+        <w:t xml:space="preserve">qim_user_id</w:t>
+      </w:r>
+      <w:r>
+        <w:rPr>
+          <w:rStyle w:val="OperatorTok"/>
+        </w:rPr>
+        <w:t xml:space="preserve">,</w:t>
+      </w:r>
+      <w:r>
+        <w:rPr>
+          <w:rStyle w:val="NormalTok"/>
+        </w:rPr>
+        <w:t xml:space="preserve"> status_before</w:t>
+      </w:r>
+      <w:r>
+        <w:rPr>
+          <w:rStyle w:val="OperatorTok"/>
+        </w:rPr>
+        <w:t xml:space="preserve">,</w:t>
+      </w:r>
+      <w:r>
+        <w:rPr>
+          <w:rStyle w:val="NormalTok"/>
+        </w:rPr>
+        <w:t xml:space="preserve"> status_after</w:t>
+      </w:r>
+      <w:r>
+        <w:rPr>
+          <w:rStyle w:val="OperatorTok"/>
+        </w:rPr>
+        <w:t xml:space="preserve">,</w:t>
+      </w:r>
+      <w:r>
+        <w:rPr>
+          <w:rStyle w:val="NormalTok"/>
+        </w:rPr>
+        <w:t xml:space="preserve"> changed_by</w:t>
+      </w:r>
+      <w:r>
+        <w:rPr>
+          <w:rStyle w:val="OperatorTok"/>
+        </w:rPr>
+        <w:t xml:space="preserve">,</w:t>
+      </w:r>
+      <w:r>
+        <w:rPr>
+          <w:rStyle w:val="NormalTok"/>
+        </w:rPr>
+        <w:t xml:space="preserve"> change_reason</w:t>
+      </w:r>
+      <w:r>
+        <w:rPr>
+          <w:rStyle w:val="OperatorTok"/>
+        </w:rPr>
+        <w:t xml:space="preserve">,</w:t>
+      </w:r>
+      <w:r>
+        <w:rPr>
+          <w:rStyle w:val="NormalTok"/>
+        </w:rPr>
+        <w:t xml:space="preserve"> occurred_at</w:t>
+      </w:r>
+      <w:r>
+        <w:rPr>
+          <w:rStyle w:val="OperatorTok"/>
+        </w:rPr>
+        <w:t xml:space="preserve">)</w:t>
+      </w:r>
+      <w:r>
+        <w:br/>
+      </w:r>
+      <w:r>
+        <w:rPr>
+          <w:rStyle w:val="NormalTok"/>
+        </w:rPr>
+        <w:t xml:space="preserve">        </w:t>
+      </w:r>
+      <w:r>
+        <w:rPr>
+          <w:rStyle w:val="FunctionTok"/>
+        </w:rPr>
+        <w:t xml:space="preserve">VALUES</w:t>
+      </w:r>
+      <w:r>
+        <w:rPr>
+          <w:rStyle w:val="NormalTok"/>
+        </w:rPr>
+        <w:t xml:space="preserve"> </w:t>
+      </w:r>
+      <w:r>
+        <w:rPr>
+          <w:rStyle w:val="OperatorTok"/>
+        </w:rPr>
+        <w:t xml:space="preserve">(?,</w:t>
+      </w:r>
+      <w:r>
+        <w:rPr>
+          <w:rStyle w:val="NormalTok"/>
+        </w:rPr>
+        <w:t xml:space="preserve"> </w:t>
+      </w:r>
+      <w:r>
+        <w:rPr>
+          <w:rStyle w:val="OperatorTok"/>
+        </w:rPr>
+        <w:t xml:space="preserve">?,</w:t>
+      </w:r>
+      <w:r>
+        <w:rPr>
+          <w:rStyle w:val="NormalTok"/>
+        </w:rPr>
+        <w:t xml:space="preserve"> </w:t>
+      </w:r>
+      <w:r>
+        <w:rPr>
+          <w:rStyle w:val="ErrorTok"/>
+        </w:rPr>
+        <w:t xml:space="preserve">'</w:t>
+      </w:r>
+      <w:r>
+        <w:rPr>
+          <w:rStyle w:val="NormalTok"/>
+        </w:rPr>
+        <w:t xml:space="preserve">WITHDRAWN</w:t>
+      </w:r>
+      <w:r>
+        <w:rPr>
+          <w:rStyle w:val="ErrorTok"/>
+        </w:rPr>
+        <w:t xml:space="preserve">'</w:t>
+      </w:r>
+      <w:r>
+        <w:rPr>
+          <w:rStyle w:val="OperatorTok"/>
+        </w:rPr>
+        <w:t xml:space="preserve">,</w:t>
+      </w:r>
+      <w:r>
+        <w:rPr>
+          <w:rStyle w:val="NormalTok"/>
+        </w:rPr>
+        <w:t xml:space="preserve"> </w:t>
+      </w:r>
+      <w:r>
+        <w:rPr>
+          <w:rStyle w:val="ErrorTok"/>
+        </w:rPr>
+        <w:t xml:space="preserve">'</w:t>
+      </w:r>
+      <w:r>
+        <w:rPr>
+          <w:rStyle w:val="NormalTok"/>
+        </w:rPr>
+        <w:t xml:space="preserve">SYSTEM</w:t>
+      </w:r>
+      <w:r>
+        <w:rPr>
+          <w:rStyle w:val="ErrorTok"/>
+        </w:rPr>
+        <w:t xml:space="preserve">'</w:t>
+      </w:r>
+      <w:r>
+        <w:rPr>
+          <w:rStyle w:val="OperatorTok"/>
+        </w:rPr>
+        <w:t xml:space="preserve">,</w:t>
+      </w:r>
+      <w:r>
+        <w:rPr>
+          <w:rStyle w:val="NormalTok"/>
+        </w:rPr>
+        <w:t xml:space="preserve"> </w:t>
+      </w:r>
+      <w:r>
+        <w:rPr>
+          <w:rStyle w:val="OperatorTok"/>
+        </w:rPr>
+        <w:t xml:space="preserve">?,</w:t>
+      </w:r>
+      <w:r>
+        <w:rPr>
+          <w:rStyle w:val="NormalTok"/>
+        </w:rPr>
+        <w:t xml:space="preserve"> </w:t>
+      </w:r>
+      <w:r>
+        <w:rPr>
+          <w:rStyle w:val="FunctionTok"/>
+        </w:rPr>
+        <w:t xml:space="preserve">NOW</w:t>
+      </w:r>
+      <w:r>
+        <w:rPr>
+          <w:rStyle w:val="OperatorTok"/>
+        </w:rPr>
+        <w:t xml:space="preserve">(</w:t>
+      </w:r>
+      <w:r>
+        <w:rPr>
+          <w:rStyle w:val="DecValTok"/>
+        </w:rPr>
+        <w:t xml:space="preserve">6</w:t>
+      </w:r>
+      <w:r>
+        <w:rPr>
+          <w:rStyle w:val="OperatorTok"/>
+        </w:rPr>
+        <w:t xml:space="preserve">))</w:t>
+      </w:r>
+      <w:r>
+        <w:br/>
+      </w:r>
+      <w:r>
+        <w:rPr>
+          <w:rStyle w:val="NormalTok"/>
+        </w:rPr>
+        <w:t xml:space="preserve">        </w:t>
+      </w:r>
+      <w:r>
+        <w:rPr>
+          <w:rStyle w:val="StringTok"/>
+        </w:rPr>
+        <w:t xml:space="preserve">""", qimUserId, oldStatus, reason);</w:t>
+      </w:r>
+      <w:r>
+        <w:br/>
+      </w:r>
+      <w:r>
+        <w:br/>
+      </w:r>
+      <w:r>
+        <w:rPr>
+          <w:rStyle w:val="NormalTok"/>
+        </w:rPr>
+        <w:t xml:space="preserve">    </w:t>
+      </w:r>
+      <w:r>
+        <w:rPr>
+          <w:rStyle w:val="CommentTok"/>
+        </w:rPr>
+        <w:t xml:space="preserve">// 4. Kafka Outbox 적재</w:t>
+      </w:r>
+      <w:r>
+        <w:br/>
+      </w:r>
+      <w:r>
+        <w:rPr>
+          <w:rStyle w:val="NormalTok"/>
+        </w:rPr>
+        <w:t xml:space="preserve">    outboxService</w:t>
+      </w:r>
+      <w:r>
+        <w:rPr>
+          <w:rStyle w:val="OperatorTok"/>
+        </w:rPr>
+        <w:t xml:space="preserve">.</w:t>
+      </w:r>
+      <w:r>
+        <w:rPr>
+          <w:rStyle w:val="FunctionTok"/>
+        </w:rPr>
+        <w:t xml:space="preserve">publishInTx</w:t>
+      </w:r>
+      <w:r>
+        <w:rPr>
+          <w:rStyle w:val="OperatorTok"/>
+        </w:rPr>
+        <w:t xml:space="preserve">(</w:t>
+      </w:r>
+      <w:r>
+        <w:rPr>
+          <w:rStyle w:val="KeywordTok"/>
+        </w:rPr>
+        <w:t xml:space="preserve">new</w:t>
+      </w:r>
+      <w:r>
+        <w:rPr>
+          <w:rStyle w:val="NormalTok"/>
+        </w:rPr>
+        <w:t xml:space="preserve"> </w:t>
+      </w:r>
+      <w:r>
+        <w:rPr>
+          <w:rStyle w:val="FunctionTok"/>
+        </w:rPr>
+        <w:t xml:space="preserve">UserEvent</w:t>
+      </w:r>
+      <w:r>
+        <w:rPr>
+          <w:rStyle w:val="OperatorTok"/>
+        </w:rPr>
+        <w:t xml:space="preserve">(</w:t>
+      </w:r>
+      <w:r>
+        <w:br/>
+      </w:r>
+      <w:r>
+        <w:rPr>
+          <w:rStyle w:val="NormalTok"/>
+        </w:rPr>
+        <w:t xml:space="preserve">        UserEvent</w:t>
+      </w:r>
+      <w:r>
+        <w:rPr>
+          <w:rStyle w:val="OperatorTok"/>
+        </w:rPr>
+        <w:t xml:space="preserve">.</w:t>
+      </w:r>
+      <w:r>
+        <w:rPr>
+          <w:rStyle w:val="FunctionTok"/>
+        </w:rPr>
+        <w:t xml:space="preserve">TYPE_WITHDRAWN</w:t>
+      </w:r>
+      <w:r>
+        <w:rPr>
+          <w:rStyle w:val="OperatorTok"/>
+        </w:rPr>
+        <w:t xml:space="preserve">,</w:t>
+      </w:r>
+      <w:r>
+        <w:rPr>
+          <w:rStyle w:val="NormalTok"/>
+        </w:rPr>
+        <w:t xml:space="preserve"> </w:t>
+      </w:r>
+      <w:r>
+        <w:rPr>
+          <w:rStyle w:val="StringTok"/>
+        </w:rPr>
+        <w:t xml:space="preserve">"q-im"</w:t>
+      </w:r>
+      <w:r>
+        <w:rPr>
+          <w:rStyle w:val="OperatorTok"/>
+        </w:rPr>
+        <w:t xml:space="preserve">,</w:t>
+      </w:r>
+      <w:r>
+        <w:br/>
+      </w:r>
+      <w:r>
+        <w:rPr>
+          <w:rStyle w:val="NormalTok"/>
+        </w:rPr>
+        <w:t xml:space="preserve">        </w:t>
+      </w:r>
+      <w:r>
+        <w:rPr>
+          <w:rStyle w:val="KeywordTok"/>
+        </w:rPr>
+        <w:t xml:space="preserve">null</w:t>
+      </w:r>
+      <w:r>
+        <w:rPr>
+          <w:rStyle w:val="OperatorTok"/>
+        </w:rPr>
+        <w:t xml:space="preserve">,</w:t>
       </w:r>
       <w:r>
         <w:rPr>
@@ -2313,13 +3128,76 @@
         <w:rPr>
           <w:rStyle w:val="NormalTok"/>
         </w:rPr>
+        <w:t xml:space="preserve"> user</w:t>
+      </w:r>
+      <w:r>
+        <w:rPr>
+          <w:rStyle w:val="OperatorTok"/>
+        </w:rPr>
+        <w:t xml:space="preserve">.</w:t>
+      </w:r>
+      <w:r>
+        <w:rPr>
+          <w:rStyle w:val="FunctionTok"/>
+        </w:rPr>
+        <w:t xml:space="preserve">getEventVersion</w:t>
+      </w:r>
+      <w:r>
+        <w:rPr>
+          <w:rStyle w:val="OperatorTok"/>
+        </w:rPr>
+        <w:t xml:space="preserve">()</w:t>
+      </w:r>
+      <w:r>
+        <w:rPr>
+          <w:rStyle w:val="NormalTok"/>
+        </w:rPr>
         <w:t xml:space="preserve"> </w:t>
       </w:r>
       <w:r>
         <w:rPr>
-          <w:rStyle w:val="BuiltInTok"/>
-        </w:rPr>
-        <w:t xml:space="preserve">String</w:t>
+          <w:rStyle w:val="OperatorTok"/>
+        </w:rPr>
+        <w:t xml:space="preserve">+</w:t>
+      </w:r>
+      <w:r>
+        <w:rPr>
+          <w:rStyle w:val="NormalTok"/>
+        </w:rPr>
+        <w:t xml:space="preserve"> </w:t>
+      </w:r>
+      <w:r>
+        <w:rPr>
+          <w:rStyle w:val="DecValTok"/>
+        </w:rPr>
+        <w:t xml:space="preserve">1</w:t>
+      </w:r>
+      <w:r>
+        <w:rPr>
+          <w:rStyle w:val="OperatorTok"/>
+        </w:rPr>
+        <w:t xml:space="preserve">,</w:t>
+      </w:r>
+      <w:r>
+        <w:br/>
+      </w:r>
+      <w:r>
+        <w:rPr>
+          <w:rStyle w:val="NormalTok"/>
+        </w:rPr>
+        <w:t xml:space="preserve">        </w:t>
+      </w:r>
+      <w:r>
+        <w:rPr>
+          <w:rStyle w:val="StringTok"/>
+        </w:rPr>
+        <w:t xml:space="preserve">"WITHDRAWN"</w:t>
+      </w:r>
+      <w:r>
+        <w:rPr>
+          <w:rStyle w:val="OperatorTok"/>
+        </w:rPr>
+        <w:t xml:space="preserve">,</w:t>
       </w:r>
       <w:r>
         <w:rPr>
@@ -2331,7 +3209,7 @@
         <w:rPr>
           <w:rStyle w:val="OperatorTok"/>
         </w:rPr>
-        <w:t xml:space="preserve">)</w:t>
+        <w:t xml:space="preserve">,</w:t>
       </w:r>
       <w:r>
         <w:rPr>
@@ -2341,1172 +3219,8 @@
       </w:r>
       <w:r>
         <w:rPr>
-          <w:rStyle w:val="OperatorTok"/>
-        </w:rPr>
-        <w:t xml:space="preserve">{</w:t>
-      </w:r>
-      <w:r>
-        <w:br/>
-      </w:r>
-      <w:r>
-        <w:rPr>
-          <w:rStyle w:val="NormalTok"/>
-        </w:rPr>
-        <w:t xml:space="preserve">    </w:t>
-      </w:r>
-      <w:r>
-        <w:br/>
-      </w:r>
-      <w:r>
-        <w:rPr>
-          <w:rStyle w:val="NormalTok"/>
-        </w:rPr>
-        <w:t xml:space="preserve">    </w:t>
-      </w:r>
-      <w:r>
-        <w:rPr>
-          <w:rStyle w:val="CommentTok"/>
-        </w:rPr>
-        <w:t xml:space="preserve">// 1. 상태 변경</w:t>
-      </w:r>
-      <w:r>
-        <w:br/>
-      </w:r>
-      <w:r>
-        <w:rPr>
-          <w:rStyle w:val="NormalTok"/>
-        </w:rPr>
-        <w:t xml:space="preserve">    QimUserJpaEntity user </w:t>
-      </w:r>
-      <w:r>
-        <w:rPr>
-          <w:rStyle w:val="OperatorTok"/>
-        </w:rPr>
-        <w:t xml:space="preserve">=</w:t>
-      </w:r>
-      <w:r>
-        <w:rPr>
-          <w:rStyle w:val="NormalTok"/>
-        </w:rPr>
-        <w:t xml:space="preserve"> userRepository</w:t>
-      </w:r>
-      <w:r>
-        <w:rPr>
-          <w:rStyle w:val="OperatorTok"/>
-        </w:rPr>
-        <w:t xml:space="preserve">.</w:t>
-      </w:r>
-      <w:r>
-        <w:rPr>
-          <w:rStyle w:val="FunctionTok"/>
-        </w:rPr>
-        <w:t xml:space="preserve">findById</w:t>
-      </w:r>
-      <w:r>
-        <w:rPr>
-          <w:rStyle w:val="OperatorTok"/>
-        </w:rPr>
-        <w:t xml:space="preserve">(</w:t>
-      </w:r>
-      <w:r>
-        <w:rPr>
-          <w:rStyle w:val="NormalTok"/>
-        </w:rPr>
-        <w:t xml:space="preserve">qimUserId</w:t>
-      </w:r>
-      <w:r>
-        <w:rPr>
-          <w:rStyle w:val="OperatorTok"/>
-        </w:rPr>
-        <w:t xml:space="preserve">).</w:t>
-      </w:r>
-      <w:r>
-        <w:rPr>
-          <w:rStyle w:val="FunctionTok"/>
-        </w:rPr>
-        <w:t xml:space="preserve">orElseThrow</w:t>
-      </w:r>
-      <w:r>
-        <w:rPr>
-          <w:rStyle w:val="OperatorTok"/>
-        </w:rPr>
-        <w:t xml:space="preserve">(</w:t>
-      </w:r>
-      <w:r>
-        <w:rPr>
           <w:rStyle w:val="KeywordTok"/>
         </w:rPr>
-        <w:t xml:space="preserve">...</w:t>
-      </w:r>
-      <w:r>
-        <w:rPr>
-          <w:rStyle w:val="OperatorTok"/>
-        </w:rPr>
-        <w:t xml:space="preserve">);</w:t>
-      </w:r>
-      <w:r>
-        <w:br/>
-      </w:r>
-      <w:r>
-        <w:rPr>
-          <w:rStyle w:val="NormalTok"/>
-        </w:rPr>
-        <w:t xml:space="preserve">    </w:t>
-      </w:r>
-      <w:r>
-        <w:rPr>
-          <w:rStyle w:val="BuiltInTok"/>
-        </w:rPr>
-        <w:t xml:space="preserve">String</w:t>
-      </w:r>
-      <w:r>
-        <w:rPr>
-          <w:rStyle w:val="NormalTok"/>
-        </w:rPr>
-        <w:t xml:space="preserve"> oldStatus </w:t>
-      </w:r>
-      <w:r>
-        <w:rPr>
-          <w:rStyle w:val="OperatorTok"/>
-        </w:rPr>
-        <w:t xml:space="preserve">=</w:t>
-      </w:r>
-      <w:r>
-        <w:rPr>
-          <w:rStyle w:val="NormalTok"/>
-        </w:rPr>
-        <w:t xml:space="preserve"> user</w:t>
-      </w:r>
-      <w:r>
-        <w:rPr>
-          <w:rStyle w:val="OperatorTok"/>
-        </w:rPr>
-        <w:t xml:space="preserve">.</w:t>
-      </w:r>
-      <w:r>
-        <w:rPr>
-          <w:rStyle w:val="FunctionTok"/>
-        </w:rPr>
-        <w:t xml:space="preserve">getStatus</w:t>
-      </w:r>
-      <w:r>
-        <w:rPr>
-          <w:rStyle w:val="OperatorTok"/>
-        </w:rPr>
-        <w:t xml:space="preserve">();</w:t>
-      </w:r>
-      <w:r>
-        <w:br/>
-      </w:r>
-      <w:r>
-        <w:rPr>
-          <w:rStyle w:val="NormalTok"/>
-        </w:rPr>
-        <w:t xml:space="preserve">    user</w:t>
-      </w:r>
-      <w:r>
-        <w:rPr>
-          <w:rStyle w:val="OperatorTok"/>
-        </w:rPr>
-        <w:t xml:space="preserve">.</w:t>
-      </w:r>
-      <w:r>
-        <w:rPr>
-          <w:rStyle w:val="FunctionTok"/>
-        </w:rPr>
-        <w:t xml:space="preserve">setStatus</w:t>
-      </w:r>
-      <w:r>
-        <w:rPr>
-          <w:rStyle w:val="OperatorTok"/>
-        </w:rPr>
-        <w:t xml:space="preserve">(</w:t>
-      </w:r>
-      <w:r>
-        <w:rPr>
-          <w:rStyle w:val="StringTok"/>
-        </w:rPr>
-        <w:t xml:space="preserve">"WITHDRAWN"</w:t>
-      </w:r>
-      <w:r>
-        <w:rPr>
-          <w:rStyle w:val="OperatorTok"/>
-        </w:rPr>
-        <w:t xml:space="preserve">);</w:t>
-      </w:r>
-      <w:r>
-        <w:br/>
-      </w:r>
-      <w:r>
-        <w:rPr>
-          <w:rStyle w:val="NormalTok"/>
-        </w:rPr>
-        <w:t xml:space="preserve">    user</w:t>
-      </w:r>
-      <w:r>
-        <w:rPr>
-          <w:rStyle w:val="OperatorTok"/>
-        </w:rPr>
-        <w:t xml:space="preserve">.</w:t>
-      </w:r>
-      <w:r>
-        <w:rPr>
-          <w:rStyle w:val="FunctionTok"/>
-        </w:rPr>
-        <w:t xml:space="preserve">setWithdrawnAt</w:t>
-      </w:r>
-      <w:r>
-        <w:rPr>
-          <w:rStyle w:val="OperatorTok"/>
-        </w:rPr>
-        <w:t xml:space="preserve">(</w:t>
-      </w:r>
-      <w:r>
-        <w:rPr>
-          <w:rStyle w:val="NormalTok"/>
-        </w:rPr>
-        <w:t xml:space="preserve">Instant</w:t>
-      </w:r>
-      <w:r>
-        <w:rPr>
-          <w:rStyle w:val="OperatorTok"/>
-        </w:rPr>
-        <w:t xml:space="preserve">.</w:t>
-      </w:r>
-      <w:r>
-        <w:rPr>
-          <w:rStyle w:val="FunctionTok"/>
-        </w:rPr>
-        <w:t xml:space="preserve">now</w:t>
-      </w:r>
-      <w:r>
-        <w:rPr>
-          <w:rStyle w:val="OperatorTok"/>
-        </w:rPr>
-        <w:t xml:space="preserve">());</w:t>
-      </w:r>
-      <w:r>
-        <w:br/>
-      </w:r>
-      <w:r>
-        <w:rPr>
-          <w:rStyle w:val="NormalTok"/>
-        </w:rPr>
-        <w:t xml:space="preserve">    user</w:t>
-      </w:r>
-      <w:r>
-        <w:rPr>
-          <w:rStyle w:val="OperatorTok"/>
-        </w:rPr>
-        <w:t xml:space="preserve">.</w:t>
-      </w:r>
-      <w:r>
-        <w:rPr>
-          <w:rStyle w:val="FunctionTok"/>
-        </w:rPr>
-        <w:t xml:space="preserve">setWithdrawalReason</w:t>
-      </w:r>
-      <w:r>
-        <w:rPr>
-          <w:rStyle w:val="OperatorTok"/>
-        </w:rPr>
-        <w:t xml:space="preserve">(</w:t>
-      </w:r>
-      <w:r>
-        <w:rPr>
-          <w:rStyle w:val="NormalTok"/>
-        </w:rPr>
-        <w:t xml:space="preserve">reason</w:t>
-      </w:r>
-      <w:r>
-        <w:rPr>
-          <w:rStyle w:val="OperatorTok"/>
-        </w:rPr>
-        <w:t xml:space="preserve">);</w:t>
-      </w:r>
-      <w:r>
-        <w:br/>
-      </w:r>
-      <w:r>
-        <w:rPr>
-          <w:rStyle w:val="NormalTok"/>
-        </w:rPr>
-        <w:t xml:space="preserve">    userRepository</w:t>
-      </w:r>
-      <w:r>
-        <w:rPr>
-          <w:rStyle w:val="OperatorTok"/>
-        </w:rPr>
-        <w:t xml:space="preserve">.</w:t>
-      </w:r>
-      <w:r>
-        <w:rPr>
-          <w:rStyle w:val="FunctionTok"/>
-        </w:rPr>
-        <w:t xml:space="preserve">save</w:t>
-      </w:r>
-      <w:r>
-        <w:rPr>
-          <w:rStyle w:val="OperatorTok"/>
-        </w:rPr>
-        <w:t xml:space="preserve">(</w:t>
-      </w:r>
-      <w:r>
-        <w:rPr>
-          <w:rStyle w:val="NormalTok"/>
-        </w:rPr>
-        <w:t xml:space="preserve">user</w:t>
-      </w:r>
-      <w:r>
-        <w:rPr>
-          <w:rStyle w:val="OperatorTok"/>
-        </w:rPr>
-        <w:t xml:space="preserve">);</w:t>
-      </w:r>
-      <w:r>
-        <w:br/>
-      </w:r>
-      <w:r>
-        <w:br/>
-      </w:r>
-      <w:r>
-        <w:rPr>
-          <w:rStyle w:val="NormalTok"/>
-        </w:rPr>
-        <w:t xml:space="preserve">    </w:t>
-      </w:r>
-      <w:r>
-        <w:rPr>
-          <w:rStyle w:val="CommentTok"/>
-        </w:rPr>
-        <w:t xml:space="preserve">// 2. PII 즉시 삭제 (GDPR §17 Right to be Forgotten)</w:t>
-      </w:r>
-      <w:r>
-        <w:br/>
-      </w:r>
-      <w:r>
-        <w:rPr>
-          <w:rStyle w:val="NormalTok"/>
-        </w:rPr>
-        <w:t xml:space="preserve">    jdbcTemplate</w:t>
-      </w:r>
-      <w:r>
-        <w:rPr>
-          <w:rStyle w:val="OperatorTok"/>
-        </w:rPr>
-        <w:t xml:space="preserve">.</w:t>
-      </w:r>
-      <w:r>
-        <w:rPr>
-          <w:rStyle w:val="FunctionTok"/>
-        </w:rPr>
-        <w:t xml:space="preserve">update</w:t>
-      </w:r>
-      <w:r>
-        <w:rPr>
-          <w:rStyle w:val="OperatorTok"/>
-        </w:rPr>
-        <w:t xml:space="preserve">(</w:t>
-      </w:r>
-      <w:r>
-        <w:rPr>
-          <w:rStyle w:val="StringTok"/>
-        </w:rPr>
-        <w:t xml:space="preserve">"""</w:t>
-      </w:r>
-      <w:r>
-        <w:br/>
-      </w:r>
-      <w:r>
-        <w:rPr>
-          <w:rStyle w:val="NormalTok"/>
-        </w:rPr>
-        <w:t xml:space="preserve">        UPDATE user_profile</w:t>
-      </w:r>
-      <w:r>
-        <w:br/>
-      </w:r>
-      <w:r>
-        <w:rPr>
-          <w:rStyle w:val="NormalTok"/>
-        </w:rPr>
-        <w:t xml:space="preserve">        SET name_masked </w:t>
-      </w:r>
-      <w:r>
-        <w:rPr>
-          <w:rStyle w:val="OperatorTok"/>
-        </w:rPr>
-        <w:t xml:space="preserve">=</w:t>
-      </w:r>
-      <w:r>
-        <w:rPr>
-          <w:rStyle w:val="NormalTok"/>
-        </w:rPr>
-        <w:t xml:space="preserve"> NULL</w:t>
-      </w:r>
-      <w:r>
-        <w:rPr>
-          <w:rStyle w:val="OperatorTok"/>
-        </w:rPr>
-        <w:t xml:space="preserve">,</w:t>
-      </w:r>
-      <w:r>
-        <w:br/>
-      </w:r>
-      <w:r>
-        <w:rPr>
-          <w:rStyle w:val="NormalTok"/>
-        </w:rPr>
-        <w:t xml:space="preserve">            mobile_masked </w:t>
-      </w:r>
-      <w:r>
-        <w:rPr>
-          <w:rStyle w:val="OperatorTok"/>
-        </w:rPr>
-        <w:t xml:space="preserve">=</w:t>
-      </w:r>
-      <w:r>
-        <w:rPr>
-          <w:rStyle w:val="NormalTok"/>
-        </w:rPr>
-        <w:t xml:space="preserve"> NULL</w:t>
-      </w:r>
-      <w:r>
-        <w:rPr>
-          <w:rStyle w:val="OperatorTok"/>
-        </w:rPr>
-        <w:t xml:space="preserve">,</w:t>
-      </w:r>
-      <w:r>
-        <w:br/>
-      </w:r>
-      <w:r>
-        <w:rPr>
-          <w:rStyle w:val="NormalTok"/>
-        </w:rPr>
-        <w:t xml:space="preserve">            ci </w:t>
-      </w:r>
-      <w:r>
-        <w:rPr>
-          <w:rStyle w:val="OperatorTok"/>
-        </w:rPr>
-        <w:t xml:space="preserve">=</w:t>
-      </w:r>
-      <w:r>
-        <w:rPr>
-          <w:rStyle w:val="NormalTok"/>
-        </w:rPr>
-        <w:t xml:space="preserve"> NULL</w:t>
-      </w:r>
-      <w:r>
-        <w:rPr>
-          <w:rStyle w:val="OperatorTok"/>
-        </w:rPr>
-        <w:t xml:space="preserve">,</w:t>
-      </w:r>
-      <w:r>
-        <w:br/>
-      </w:r>
-      <w:r>
-        <w:rPr>
-          <w:rStyle w:val="NormalTok"/>
-        </w:rPr>
-        <w:t xml:space="preserve">            di_map </w:t>
-      </w:r>
-      <w:r>
-        <w:rPr>
-          <w:rStyle w:val="OperatorTok"/>
-        </w:rPr>
-        <w:t xml:space="preserve">=</w:t>
-      </w:r>
-      <w:r>
-        <w:rPr>
-          <w:rStyle w:val="NormalTok"/>
-        </w:rPr>
-        <w:t xml:space="preserve"> NULL</w:t>
-      </w:r>
-      <w:r>
-        <w:rPr>
-          <w:rStyle w:val="OperatorTok"/>
-        </w:rPr>
-        <w:t xml:space="preserve">,</w:t>
-      </w:r>
-      <w:r>
-        <w:br/>
-      </w:r>
-      <w:r>
-        <w:rPr>
-          <w:rStyle w:val="NormalTok"/>
-        </w:rPr>
-        <w:t xml:space="preserve">            extra_attributes </w:t>
-      </w:r>
-      <w:r>
-        <w:rPr>
-          <w:rStyle w:val="OperatorTok"/>
-        </w:rPr>
-        <w:t xml:space="preserve">=</w:t>
-      </w:r>
-      <w:r>
-        <w:rPr>
-          <w:rStyle w:val="NormalTok"/>
-        </w:rPr>
-        <w:t xml:space="preserve"> NULL</w:t>
-      </w:r>
-      <w:r>
-        <w:rPr>
-          <w:rStyle w:val="OperatorTok"/>
-        </w:rPr>
-        <w:t xml:space="preserve">,</w:t>
-      </w:r>
-      <w:r>
-        <w:br/>
-      </w:r>
-      <w:r>
-        <w:rPr>
-          <w:rStyle w:val="NormalTok"/>
-        </w:rPr>
-        <w:t xml:space="preserve">            updated_at </w:t>
-      </w:r>
-      <w:r>
-        <w:rPr>
-          <w:rStyle w:val="OperatorTok"/>
-        </w:rPr>
-        <w:t xml:space="preserve">=</w:t>
-      </w:r>
-      <w:r>
-        <w:rPr>
-          <w:rStyle w:val="NormalTok"/>
-        </w:rPr>
-        <w:t xml:space="preserve"> </w:t>
-      </w:r>
-      <w:r>
-        <w:rPr>
-          <w:rStyle w:val="FunctionTok"/>
-        </w:rPr>
-        <w:t xml:space="preserve">NOW</w:t>
-      </w:r>
-      <w:r>
-        <w:rPr>
-          <w:rStyle w:val="OperatorTok"/>
-        </w:rPr>
-        <w:t xml:space="preserve">(</w:t>
-      </w:r>
-      <w:r>
-        <w:rPr>
-          <w:rStyle w:val="DecValTok"/>
-        </w:rPr>
-        <w:t xml:space="preserve">6</w:t>
-      </w:r>
-      <w:r>
-        <w:rPr>
-          <w:rStyle w:val="OperatorTok"/>
-        </w:rPr>
-        <w:t xml:space="preserve">)</w:t>
-      </w:r>
-      <w:r>
-        <w:br/>
-      </w:r>
-      <w:r>
-        <w:rPr>
-          <w:rStyle w:val="NormalTok"/>
-        </w:rPr>
-        <w:t xml:space="preserve">        WHERE qim_user_id </w:t>
-      </w:r>
-      <w:r>
-        <w:rPr>
-          <w:rStyle w:val="OperatorTok"/>
-        </w:rPr>
-        <w:t xml:space="preserve">=</w:t>
-      </w:r>
-      <w:r>
-        <w:rPr>
-          <w:rStyle w:val="NormalTok"/>
-        </w:rPr>
-        <w:t xml:space="preserve"> </w:t>
-      </w:r>
-      <w:r>
-        <w:rPr>
-          <w:rStyle w:val="OperatorTok"/>
-        </w:rPr>
-        <w:t xml:space="preserve">?</w:t>
-      </w:r>
-      <w:r>
-        <w:br/>
-      </w:r>
-      <w:r>
-        <w:rPr>
-          <w:rStyle w:val="NormalTok"/>
-        </w:rPr>
-        <w:t xml:space="preserve">        </w:t>
-      </w:r>
-      <w:r>
-        <w:rPr>
-          <w:rStyle w:val="StringTok"/>
-        </w:rPr>
-        <w:t xml:space="preserve">""", qimUserId);</w:t>
-      </w:r>
-      <w:r>
-        <w:br/>
-      </w:r>
-      <w:r>
-        <w:rPr>
-          <w:rStyle w:val="NormalTok"/>
-        </w:rPr>
-        <w:t xml:space="preserve">    </w:t>
-      </w:r>
-      <w:r>
-        <w:rPr>
-          <w:rStyle w:val="CommentTok"/>
-        </w:rPr>
-        <w:t xml:space="preserve">// auth_mean_mapping의 identifierHash는 유지 (탈퇴 이력 보존, 원문 복원 불가)</w:t>
-      </w:r>
-      <w:r>
-        <w:br/>
-      </w:r>
-      <w:r>
-        <w:br/>
-      </w:r>
-      <w:r>
-        <w:rPr>
-          <w:rStyle w:val="NormalTok"/>
-        </w:rPr>
-        <w:t xml:space="preserve">    </w:t>
-      </w:r>
-      <w:r>
-        <w:rPr>
-          <w:rStyle w:val="CommentTok"/>
-        </w:rPr>
-        <w:t xml:space="preserve">// 3. 상태 이력 기록</w:t>
-      </w:r>
-      <w:r>
-        <w:br/>
-      </w:r>
-      <w:r>
-        <w:rPr>
-          <w:rStyle w:val="NormalTok"/>
-        </w:rPr>
-        <w:t xml:space="preserve">    jdbcTemplate</w:t>
-      </w:r>
-      <w:r>
-        <w:rPr>
-          <w:rStyle w:val="OperatorTok"/>
-        </w:rPr>
-        <w:t xml:space="preserve">.</w:t>
-      </w:r>
-      <w:r>
-        <w:rPr>
-          <w:rStyle w:val="FunctionTok"/>
-        </w:rPr>
-        <w:t xml:space="preserve">update</w:t>
-      </w:r>
-      <w:r>
-        <w:rPr>
-          <w:rStyle w:val="OperatorTok"/>
-        </w:rPr>
-        <w:t xml:space="preserve">(</w:t>
-      </w:r>
-      <w:r>
-        <w:rPr>
-          <w:rStyle w:val="StringTok"/>
-        </w:rPr>
-        <w:t xml:space="preserve">"""</w:t>
-      </w:r>
-      <w:r>
-        <w:br/>
-      </w:r>
-      <w:r>
-        <w:rPr>
-          <w:rStyle w:val="NormalTok"/>
-        </w:rPr>
-        <w:t xml:space="preserve">        INSERT INTO user_status_history</w:t>
-      </w:r>
-      <w:r>
-        <w:br/>
-      </w:r>
-      <w:r>
-        <w:rPr>
-          <w:rStyle w:val="NormalTok"/>
-        </w:rPr>
-        <w:t xml:space="preserve">        </w:t>
-      </w:r>
-      <w:r>
-        <w:rPr>
-          <w:rStyle w:val="OperatorTok"/>
-        </w:rPr>
-        <w:t xml:space="preserve">(</w:t>
-      </w:r>
-      <w:r>
-        <w:rPr>
-          <w:rStyle w:val="NormalTok"/>
-        </w:rPr>
-        <w:t xml:space="preserve">qim_user_id</w:t>
-      </w:r>
-      <w:r>
-        <w:rPr>
-          <w:rStyle w:val="OperatorTok"/>
-        </w:rPr>
-        <w:t xml:space="preserve">,</w:t>
-      </w:r>
-      <w:r>
-        <w:rPr>
-          <w:rStyle w:val="NormalTok"/>
-        </w:rPr>
-        <w:t xml:space="preserve"> status_before</w:t>
-      </w:r>
-      <w:r>
-        <w:rPr>
-          <w:rStyle w:val="OperatorTok"/>
-        </w:rPr>
-        <w:t xml:space="preserve">,</w:t>
-      </w:r>
-      <w:r>
-        <w:rPr>
-          <w:rStyle w:val="NormalTok"/>
-        </w:rPr>
-        <w:t xml:space="preserve"> status_after</w:t>
-      </w:r>
-      <w:r>
-        <w:rPr>
-          <w:rStyle w:val="OperatorTok"/>
-        </w:rPr>
-        <w:t xml:space="preserve">,</w:t>
-      </w:r>
-      <w:r>
-        <w:rPr>
-          <w:rStyle w:val="NormalTok"/>
-        </w:rPr>
-        <w:t xml:space="preserve"> changed_by</w:t>
-      </w:r>
-      <w:r>
-        <w:rPr>
-          <w:rStyle w:val="OperatorTok"/>
-        </w:rPr>
-        <w:t xml:space="preserve">,</w:t>
-      </w:r>
-      <w:r>
-        <w:rPr>
-          <w:rStyle w:val="NormalTok"/>
-        </w:rPr>
-        <w:t xml:space="preserve"> change_reason</w:t>
-      </w:r>
-      <w:r>
-        <w:rPr>
-          <w:rStyle w:val="OperatorTok"/>
-        </w:rPr>
-        <w:t xml:space="preserve">,</w:t>
-      </w:r>
-      <w:r>
-        <w:rPr>
-          <w:rStyle w:val="NormalTok"/>
-        </w:rPr>
-        <w:t xml:space="preserve"> occurred_at</w:t>
-      </w:r>
-      <w:r>
-        <w:rPr>
-          <w:rStyle w:val="OperatorTok"/>
-        </w:rPr>
-        <w:t xml:space="preserve">)</w:t>
-      </w:r>
-      <w:r>
-        <w:br/>
-      </w:r>
-      <w:r>
-        <w:rPr>
-          <w:rStyle w:val="NormalTok"/>
-        </w:rPr>
-        <w:t xml:space="preserve">        </w:t>
-      </w:r>
-      <w:r>
-        <w:rPr>
-          <w:rStyle w:val="FunctionTok"/>
-        </w:rPr>
-        <w:t xml:space="preserve">VALUES</w:t>
-      </w:r>
-      <w:r>
-        <w:rPr>
-          <w:rStyle w:val="NormalTok"/>
-        </w:rPr>
-        <w:t xml:space="preserve"> </w:t>
-      </w:r>
-      <w:r>
-        <w:rPr>
-          <w:rStyle w:val="OperatorTok"/>
-        </w:rPr>
-        <w:t xml:space="preserve">(?,</w:t>
-      </w:r>
-      <w:r>
-        <w:rPr>
-          <w:rStyle w:val="NormalTok"/>
-        </w:rPr>
-        <w:t xml:space="preserve"> </w:t>
-      </w:r>
-      <w:r>
-        <w:rPr>
-          <w:rStyle w:val="OperatorTok"/>
-        </w:rPr>
-        <w:t xml:space="preserve">?,</w:t>
-      </w:r>
-      <w:r>
-        <w:rPr>
-          <w:rStyle w:val="NormalTok"/>
-        </w:rPr>
-        <w:t xml:space="preserve"> </w:t>
-      </w:r>
-      <w:r>
-        <w:rPr>
-          <w:rStyle w:val="ErrorTok"/>
-        </w:rPr>
-        <w:t xml:space="preserve">'</w:t>
-      </w:r>
-      <w:r>
-        <w:rPr>
-          <w:rStyle w:val="NormalTok"/>
-        </w:rPr>
-        <w:t xml:space="preserve">WITHDRAWN</w:t>
-      </w:r>
-      <w:r>
-        <w:rPr>
-          <w:rStyle w:val="ErrorTok"/>
-        </w:rPr>
-        <w:t xml:space="preserve">'</w:t>
-      </w:r>
-      <w:r>
-        <w:rPr>
-          <w:rStyle w:val="OperatorTok"/>
-        </w:rPr>
-        <w:t xml:space="preserve">,</w:t>
-      </w:r>
-      <w:r>
-        <w:rPr>
-          <w:rStyle w:val="NormalTok"/>
-        </w:rPr>
-        <w:t xml:space="preserve"> </w:t>
-      </w:r>
-      <w:r>
-        <w:rPr>
-          <w:rStyle w:val="ErrorTok"/>
-        </w:rPr>
-        <w:t xml:space="preserve">'</w:t>
-      </w:r>
-      <w:r>
-        <w:rPr>
-          <w:rStyle w:val="NormalTok"/>
-        </w:rPr>
-        <w:t xml:space="preserve">SYSTEM</w:t>
-      </w:r>
-      <w:r>
-        <w:rPr>
-          <w:rStyle w:val="ErrorTok"/>
-        </w:rPr>
-        <w:t xml:space="preserve">'</w:t>
-      </w:r>
-      <w:r>
-        <w:rPr>
-          <w:rStyle w:val="OperatorTok"/>
-        </w:rPr>
-        <w:t xml:space="preserve">,</w:t>
-      </w:r>
-      <w:r>
-        <w:rPr>
-          <w:rStyle w:val="NormalTok"/>
-        </w:rPr>
-        <w:t xml:space="preserve"> </w:t>
-      </w:r>
-      <w:r>
-        <w:rPr>
-          <w:rStyle w:val="OperatorTok"/>
-        </w:rPr>
-        <w:t xml:space="preserve">?,</w:t>
-      </w:r>
-      <w:r>
-        <w:rPr>
-          <w:rStyle w:val="NormalTok"/>
-        </w:rPr>
-        <w:t xml:space="preserve"> </w:t>
-      </w:r>
-      <w:r>
-        <w:rPr>
-          <w:rStyle w:val="FunctionTok"/>
-        </w:rPr>
-        <w:t xml:space="preserve">NOW</w:t>
-      </w:r>
-      <w:r>
-        <w:rPr>
-          <w:rStyle w:val="OperatorTok"/>
-        </w:rPr>
-        <w:t xml:space="preserve">(</w:t>
-      </w:r>
-      <w:r>
-        <w:rPr>
-          <w:rStyle w:val="DecValTok"/>
-        </w:rPr>
-        <w:t xml:space="preserve">6</w:t>
-      </w:r>
-      <w:r>
-        <w:rPr>
-          <w:rStyle w:val="OperatorTok"/>
-        </w:rPr>
-        <w:t xml:space="preserve">))</w:t>
-      </w:r>
-      <w:r>
-        <w:br/>
-      </w:r>
-      <w:r>
-        <w:rPr>
-          <w:rStyle w:val="NormalTok"/>
-        </w:rPr>
-        <w:t xml:space="preserve">        </w:t>
-      </w:r>
-      <w:r>
-        <w:rPr>
-          <w:rStyle w:val="StringTok"/>
-        </w:rPr>
-        <w:t xml:space="preserve">""", qimUserId, oldStatus, reason);</w:t>
-      </w:r>
-      <w:r>
-        <w:br/>
-      </w:r>
-      <w:r>
-        <w:br/>
-      </w:r>
-      <w:r>
-        <w:rPr>
-          <w:rStyle w:val="NormalTok"/>
-        </w:rPr>
-        <w:t xml:space="preserve">    </w:t>
-      </w:r>
-      <w:r>
-        <w:rPr>
-          <w:rStyle w:val="CommentTok"/>
-        </w:rPr>
-        <w:t xml:space="preserve">// 4. Kafka Outbox 적재</w:t>
-      </w:r>
-      <w:r>
-        <w:br/>
-      </w:r>
-      <w:r>
-        <w:rPr>
-          <w:rStyle w:val="NormalTok"/>
-        </w:rPr>
-        <w:t xml:space="preserve">    outboxService</w:t>
-      </w:r>
-      <w:r>
-        <w:rPr>
-          <w:rStyle w:val="OperatorTok"/>
-        </w:rPr>
-        <w:t xml:space="preserve">.</w:t>
-      </w:r>
-      <w:r>
-        <w:rPr>
-          <w:rStyle w:val="FunctionTok"/>
-        </w:rPr>
-        <w:t xml:space="preserve">publishInTx</w:t>
-      </w:r>
-      <w:r>
-        <w:rPr>
-          <w:rStyle w:val="OperatorTok"/>
-        </w:rPr>
-        <w:t xml:space="preserve">(</w:t>
-      </w:r>
-      <w:r>
-        <w:rPr>
-          <w:rStyle w:val="KeywordTok"/>
-        </w:rPr>
-        <w:t xml:space="preserve">new</w:t>
-      </w:r>
-      <w:r>
-        <w:rPr>
-          <w:rStyle w:val="NormalTok"/>
-        </w:rPr>
-        <w:t xml:space="preserve"> </w:t>
-      </w:r>
-      <w:r>
-        <w:rPr>
-          <w:rStyle w:val="FunctionTok"/>
-        </w:rPr>
-        <w:t xml:space="preserve">UserEvent</w:t>
-      </w:r>
-      <w:r>
-        <w:rPr>
-          <w:rStyle w:val="OperatorTok"/>
-        </w:rPr>
-        <w:t xml:space="preserve">(</w:t>
-      </w:r>
-      <w:r>
-        <w:br/>
-      </w:r>
-      <w:r>
-        <w:rPr>
-          <w:rStyle w:val="NormalTok"/>
-        </w:rPr>
-        <w:t xml:space="preserve">        UserEvent</w:t>
-      </w:r>
-      <w:r>
-        <w:rPr>
-          <w:rStyle w:val="OperatorTok"/>
-        </w:rPr>
-        <w:t xml:space="preserve">.</w:t>
-      </w:r>
-      <w:r>
-        <w:rPr>
-          <w:rStyle w:val="FunctionTok"/>
-        </w:rPr>
-        <w:t xml:space="preserve">TYPE_WITHDRAWN</w:t>
-      </w:r>
-      <w:r>
-        <w:rPr>
-          <w:rStyle w:val="OperatorTok"/>
-        </w:rPr>
-        <w:t xml:space="preserve">,</w:t>
-      </w:r>
-      <w:r>
-        <w:rPr>
-          <w:rStyle w:val="NormalTok"/>
-        </w:rPr>
-        <w:t xml:space="preserve"> </w:t>
-      </w:r>
-      <w:r>
-        <w:rPr>
-          <w:rStyle w:val="StringTok"/>
-        </w:rPr>
-        <w:t xml:space="preserve">"q-im"</w:t>
-      </w:r>
-      <w:r>
-        <w:rPr>
-          <w:rStyle w:val="OperatorTok"/>
-        </w:rPr>
-        <w:t xml:space="preserve">,</w:t>
-      </w:r>
-      <w:r>
-        <w:br/>
-      </w:r>
-      <w:r>
-        <w:rPr>
-          <w:rStyle w:val="NormalTok"/>
-        </w:rPr>
-        <w:t xml:space="preserve">        </w:t>
-      </w:r>
-      <w:r>
-        <w:rPr>
-          <w:rStyle w:val="KeywordTok"/>
-        </w:rPr>
-        <w:t xml:space="preserve">null</w:t>
-      </w:r>
-      <w:r>
-        <w:rPr>
-          <w:rStyle w:val="OperatorTok"/>
-        </w:rPr>
-        <w:t xml:space="preserve">,</w:t>
-      </w:r>
-      <w:r>
-        <w:rPr>
-          <w:rStyle w:val="NormalTok"/>
-        </w:rPr>
-        <w:t xml:space="preserve"> qimUserId</w:t>
-      </w:r>
-      <w:r>
-        <w:rPr>
-          <w:rStyle w:val="OperatorTok"/>
-        </w:rPr>
-        <w:t xml:space="preserve">,</w:t>
-      </w:r>
-      <w:r>
-        <w:rPr>
-          <w:rStyle w:val="NormalTok"/>
-        </w:rPr>
-        <w:t xml:space="preserve"> user</w:t>
-      </w:r>
-      <w:r>
-        <w:rPr>
-          <w:rStyle w:val="OperatorTok"/>
-        </w:rPr>
-        <w:t xml:space="preserve">.</w:t>
-      </w:r>
-      <w:r>
-        <w:rPr>
-          <w:rStyle w:val="FunctionTok"/>
-        </w:rPr>
-        <w:t xml:space="preserve">getEventVersion</w:t>
-      </w:r>
-      <w:r>
-        <w:rPr>
-          <w:rStyle w:val="OperatorTok"/>
-        </w:rPr>
-        <w:t xml:space="preserve">()</w:t>
-      </w:r>
-      <w:r>
-        <w:rPr>
-          <w:rStyle w:val="NormalTok"/>
-        </w:rPr>
-        <w:t xml:space="preserve"> </w:t>
-      </w:r>
-      <w:r>
-        <w:rPr>
-          <w:rStyle w:val="OperatorTok"/>
-        </w:rPr>
-        <w:t xml:space="preserve">+</w:t>
-      </w:r>
-      <w:r>
-        <w:rPr>
-          <w:rStyle w:val="NormalTok"/>
-        </w:rPr>
-        <w:t xml:space="preserve"> </w:t>
-      </w:r>
-      <w:r>
-        <w:rPr>
-          <w:rStyle w:val="DecValTok"/>
-        </w:rPr>
-        <w:t xml:space="preserve">1</w:t>
-      </w:r>
-      <w:r>
-        <w:rPr>
-          <w:rStyle w:val="OperatorTok"/>
-        </w:rPr>
-        <w:t xml:space="preserve">,</w:t>
-      </w:r>
-      <w:r>
-        <w:br/>
-      </w:r>
-      <w:r>
-        <w:rPr>
-          <w:rStyle w:val="NormalTok"/>
-        </w:rPr>
-        <w:t xml:space="preserve">        </w:t>
-      </w:r>
-      <w:r>
-        <w:rPr>
-          <w:rStyle w:val="StringTok"/>
-        </w:rPr>
-        <w:t xml:space="preserve">"WITHDRAWN"</w:t>
-      </w:r>
-      <w:r>
-        <w:rPr>
-          <w:rStyle w:val="OperatorTok"/>
-        </w:rPr>
-        <w:t xml:space="preserve">,</w:t>
-      </w:r>
-      <w:r>
-        <w:rPr>
-          <w:rStyle w:val="NormalTok"/>
-        </w:rPr>
-        <w:t xml:space="preserve"> reason</w:t>
-      </w:r>
-      <w:r>
-        <w:rPr>
-          <w:rStyle w:val="OperatorTok"/>
-        </w:rPr>
-        <w:t xml:space="preserve">,</w:t>
-      </w:r>
-      <w:r>
-        <w:rPr>
-          <w:rStyle w:val="NormalTok"/>
-        </w:rPr>
-        <w:t xml:space="preserve"> </w:t>
-      </w:r>
-      <w:r>
-        <w:rPr>
-          <w:rStyle w:val="KeywordTok"/>
-        </w:rPr>
         <w:t xml:space="preserve">true</w:t>
       </w:r>
       <w:r>
@@ -3525,296 +3239,14 @@
         <w:t xml:space="preserve">}</w:t>
       </w:r>
     </w:p>
-    <w:bookmarkEnd w:id="31"/>
-    <w:bookmarkStart w:id="32" w:name="탈퇴-처리-시-전체-데이터-흐름"/>
+    <w:bookmarkEnd w:id="30"/>
+    <w:bookmarkStart w:id="31" w:name="X3ca21f5d20b035970aad1b723a2015a74efbc04"/>
     <w:p>
       <w:pPr>
         <w:pStyle w:val="Heading3"/>
       </w:pPr>
       <w:r>
-        <w:t xml:space="preserve">3.4 탈퇴 처리 시 전체 데이터 흐름</w:t>
-      </w:r>
-    </w:p>
-    <w:p>
-      <w:pPr>
-        <w:pStyle w:val="SourceCode"/>
-      </w:pPr>
-      <w:r>
-        <w:rPr>
-          <w:rStyle w:val="VerbatimChar"/>
-        </w:rPr>
-        <w:t xml:space="preserve">탈퇴 요청 수신 (ido)</w:t>
-      </w:r>
-      <w:r>
-        <w:br/>
-      </w:r>
-      <w:r>
-        <w:rPr>
-          <w:rStyle w:val="VerbatimChar"/>
-        </w:rPr>
-        <w:t xml:space="preserve">  ↓</w:t>
-      </w:r>
-      <w:r>
-        <w:br/>
-      </w:r>
-      <w:r>
-        <w:rPr>
-          <w:rStyle w:val="VerbatimChar"/>
-        </w:rPr>
-        <w:t xml:space="preserve">1. feSessionId 세션 검증</w:t>
-      </w:r>
-      <w:r>
-        <w:br/>
-      </w:r>
-      <w:r>
-        <w:rPr>
-          <w:rStyle w:val="VerbatimChar"/>
-        </w:rPr>
-        <w:t xml:space="preserve">2. 재인증 확인 (본인 확인)</w:t>
-      </w:r>
-      <w:r>
-        <w:br/>
-      </w:r>
-      <w:r>
-        <w:rPr>
-          <w:rStyle w:val="VerbatimChar"/>
-        </w:rPr>
-        <w:t xml:space="preserve">  ↓</w:t>
-      </w:r>
-      <w:r>
-        <w:br/>
-      </w:r>
-      <w:r>
-        <w:rPr>
-          <w:rStyle w:val="VerbatimChar"/>
-        </w:rPr>
-        <w:t xml:space="preserve">Q-IM: DELETE /api/v1/internal/users/{qimUserId}?reason=USER_REQUEST</w:t>
-      </w:r>
-      <w:r>
-        <w:br/>
-      </w:r>
-      <w:r>
-        <w:rPr>
-          <w:rStyle w:val="VerbatimChar"/>
-        </w:rPr>
-        <w:t xml:space="preserve">  ↓</w:t>
-      </w:r>
-      <w:r>
-        <w:br/>
-      </w:r>
-      <w:r>
-        <w:rPr>
-          <w:rStyle w:val="VerbatimChar"/>
-        </w:rPr>
-        <w:t xml:space="preserve">q-im: @Transactional {</w:t>
-      </w:r>
-      <w:r>
-        <w:br/>
-      </w:r>
-      <w:r>
-        <w:rPr>
-          <w:rStyle w:val="VerbatimChar"/>
-        </w:rPr>
-        <w:t xml:space="preserve">    status = WITHDRAWN</w:t>
-      </w:r>
-      <w:r>
-        <w:br/>
-      </w:r>
-      <w:r>
-        <w:rPr>
-          <w:rStyle w:val="VerbatimChar"/>
-        </w:rPr>
-        <w:t xml:space="preserve">    withdrawnAt = now</w:t>
-      </w:r>
-      <w:r>
-        <w:br/>
-      </w:r>
-      <w:r>
-        <w:rPr>
-          <w:rStyle w:val="VerbatimChar"/>
-        </w:rPr>
-        <w:t xml:space="preserve">    PII NULL 처리 (name_masked, mobile_masked, ci, di_map)</w:t>
-      </w:r>
-      <w:r>
-        <w:br/>
-      </w:r>
-      <w:r>
-        <w:rPr>
-          <w:rStyle w:val="VerbatimChar"/>
-        </w:rPr>
-        <w:t xml:space="preserve">    user_status_history INSERT</w:t>
-      </w:r>
-      <w:r>
-        <w:br/>
-      </w:r>
-      <w:r>
-        <w:rPr>
-          <w:rStyle w:val="VerbatimChar"/>
-        </w:rPr>
-        <w:t xml:space="preserve">    outbox INSERT (UserEvent TYPE_WITHDRAWN)</w:t>
-      </w:r>
-      <w:r>
-        <w:br/>
-      </w:r>
-      <w:r>
-        <w:rPr>
-          <w:rStyle w:val="VerbatimChar"/>
-        </w:rPr>
-        <w:t xml:space="preserve">}</w:t>
-      </w:r>
-      <w:r>
-        <w:br/>
-      </w:r>
-      <w:r>
-        <w:rPr>
-          <w:rStyle w:val="VerbatimChar"/>
-        </w:rPr>
-        <w:t xml:space="preserve">  ↓</w:t>
-      </w:r>
-      <w:r>
-        <w:br/>
-      </w:r>
-      <w:r>
-        <w:rPr>
-          <w:rStyle w:val="VerbatimChar"/>
-        </w:rPr>
-        <w:t xml:space="preserve">ido: FE 세션 일괄 무효화</w:t>
-      </w:r>
-      <w:r>
-        <w:br/>
-      </w:r>
-      <w:r>
-        <w:rPr>
-          <w:rStyle w:val="VerbatimChar"/>
-        </w:rPr>
-        <w:t xml:space="preserve">  FeSessionService.invalidateByQimUserId(qimUserId, "USER_WITHDRAWAL")</w:t>
-      </w:r>
-      <w:r>
-        <w:br/>
-      </w:r>
-      <w:r>
-        <w:rPr>
-          <w:rStyle w:val="VerbatimChar"/>
-        </w:rPr>
-        <w:t xml:space="preserve">  → Redis: fe:session:* 삭제</w:t>
-      </w:r>
-      <w:r>
-        <w:br/>
-      </w:r>
-      <w:r>
-        <w:rPr>
-          <w:rStyle w:val="VerbatimChar"/>
-        </w:rPr>
-        <w:t xml:space="preserve">  → Redis: fe:user-sessions:{qimUserId} 삭제</w:t>
-      </w:r>
-      <w:r>
-        <w:br/>
-      </w:r>
-      <w:r>
-        <w:rPr>
-          <w:rStyle w:val="VerbatimChar"/>
-        </w:rPr>
-        <w:t xml:space="preserve">  ↓</w:t>
-      </w:r>
-      <w:r>
-        <w:br/>
-      </w:r>
-      <w:r>
-        <w:rPr>
-          <w:rStyle w:val="VerbatimChar"/>
-        </w:rPr>
-        <w:t xml:space="preserve">ido: SLO 처리 (Keycloak 세션 종료)</w:t>
-      </w:r>
-      <w:r>
-        <w:br/>
-      </w:r>
-      <w:r>
-        <w:rPr>
-          <w:rStyle w:val="VerbatimChar"/>
-        </w:rPr>
-        <w:t xml:space="preserve">  ↓</w:t>
-      </w:r>
-      <w:r>
-        <w:br/>
-      </w:r>
-      <w:r>
-        <w:rPr>
-          <w:rStyle w:val="VerbatimChar"/>
-        </w:rPr>
-        <w:t xml:space="preserve">ido: 기관 탈퇴 Webhook Outbox 적재</w:t>
-      </w:r>
-      <w:r>
-        <w:br/>
-      </w:r>
-      <w:r>
-        <w:rPr>
-          <w:rStyle w:val="VerbatimChar"/>
-        </w:rPr>
-        <w:t xml:space="preserve">  → Relay가 등록된 기관 Webhook URL에 POST</w:t>
-      </w:r>
-      <w:r>
-        <w:br/>
-      </w:r>
-      <w:r>
-        <w:rPr>
-          <w:rStyle w:val="VerbatimChar"/>
-        </w:rPr>
-        <w:t xml:space="preserve">  ↓</w:t>
-      </w:r>
-      <w:r>
-        <w:br/>
-      </w:r>
-      <w:r>
-        <w:rPr>
-          <w:rStyle w:val="VerbatimChar"/>
-        </w:rPr>
-        <w:t xml:space="preserve">FE: feSessionId 쿠키 삭제 (Set-Cookie: Max-Age=0)</w:t>
-      </w:r>
-      <w:r>
-        <w:br/>
-      </w:r>
-      <w:r>
-        <w:rPr>
-          <w:rStyle w:val="VerbatimChar"/>
-        </w:rPr>
-        <w:t xml:space="preserve">탈퇴 완료 페이지 표시</w:t>
-      </w:r>
-      <w:r>
-        <w:br/>
-      </w:r>
-      <w:r>
-        <w:rPr>
-          <w:rStyle w:val="VerbatimChar"/>
-        </w:rPr>
-        <w:t xml:space="preserve">  ↓</w:t>
-      </w:r>
-      <w:r>
-        <w:br/>
-      </w:r>
-      <w:r>
-        <w:rPr>
-          <w:rStyle w:val="VerbatimChar"/>
-        </w:rPr>
-        <w:t xml:space="preserve">Kafka Relay: qim.user.events에 TYPE_WITHDRAWN 이벤트 발행</w:t>
-      </w:r>
-      <w:r>
-        <w:br/>
-      </w:r>
-      <w:r>
-        <w:rPr>
-          <w:rStyle w:val="VerbatimChar"/>
-        </w:rPr>
-        <w:t xml:space="preserve">  → 구독 서비스들이 탈퇴 처리 (e.g., 기관 회원 연동 해제)</w:t>
-      </w:r>
-    </w:p>
-    <w:bookmarkEnd w:id="32"/>
-    <w:bookmarkStart w:id="33" w:name="탈퇴-후-데이터-보존-정책"/>
-    <w:p>
-      <w:pPr>
-        <w:pStyle w:val="Heading3"/>
-      </w:pPr>
-      <w:r>
-        <w:t xml:space="preserve">3.5 탈퇴 후 데이터 보존 정책</w:t>
+        <w:t xml:space="preserve">3.4 탈퇴 후 데이터 보존 정책</w:t>
       </w:r>
     </w:p>
     <w:tbl>
@@ -4275,9 +3707,9 @@
         </w:pict>
       </w:r>
     </w:p>
-    <w:bookmarkEnd w:id="33"/>
-    <w:bookmarkEnd w:id="34"/>
-    <w:bookmarkStart w:id="35" w:name="비밀번호-변경-흐름-az"/>
+    <w:bookmarkEnd w:id="31"/>
+    <w:bookmarkEnd w:id="32"/>
+    <w:bookmarkStart w:id="34" w:name="X7ac0bb86dc00be3dcffc860f85d6fa22de84716"/>
     <w:p>
       <w:pPr>
         <w:pStyle w:val="Heading2"/>
@@ -4310,6 +3742,15 @@
         <w:t xml:space="preserve">onepass-fe/frontend/src/pages/Mypage/pages/PasswordStep1.tsx</w:t>
       </w:r>
     </w:p>
+    <w:bookmarkStart w:id="33" w:name="X1e2d23d7f737e57d8307674b95b69ba911c99e3"/>
+    <w:p>
+      <w:pPr>
+        <w:pStyle w:val="Heading3"/>
+      </w:pPr>
+      <w:r>
+        <w:t xml:space="preserve">4.1 비밀번호 변경 시퀀스</w:t>
+      </w:r>
+    </w:p>
     <w:p>
       <w:pPr>
         <w:pStyle w:val="SourceCode"/>
@@ -4318,253 +3759,175 @@
         <w:rPr>
           <w:rStyle w:val="VerbatimChar"/>
         </w:rPr>
-        <w:t xml:space="preserve">[A] 마이페이지 → 비밀번호 변경 클릭</w:t>
-      </w:r>
-      <w:r>
-        <w:br/>
-      </w:r>
-      <w:r>
-        <w:rPr>
-          <w:rStyle w:val="VerbatimChar"/>
-        </w:rPr>
-        <w:t xml:space="preserve">    → /mypage/member/password/step1</w:t>
-      </w:r>
-      <w:r>
-        <w:br/>
-      </w:r>
-      <w:r>
-        <w:br/>
-      </w:r>
-      <w:r>
-        <w:rPr>
-          <w:rStyle w:val="VerbatimChar"/>
-        </w:rPr>
-        <w:t xml:space="preserve">[B] PasswordStep1 — 현재 비밀번호 + 새 비밀번호 입력</w:t>
-      </w:r>
-      <w:r>
-        <w:br/>
-      </w:r>
-      <w:r>
-        <w:rPr>
-          <w:rStyle w:val="VerbatimChar"/>
-        </w:rPr>
-        <w:t xml:space="preserve">    유효성 검사:</w:t>
-      </w:r>
-      <w:r>
-        <w:br/>
-      </w:r>
-      <w:r>
-        <w:rPr>
-          <w:rStyle w:val="VerbatimChar"/>
-        </w:rPr>
-        <w:t xml:space="preserve">      - 현재 비밀번호 확인</w:t>
-      </w:r>
-      <w:r>
-        <w:br/>
-      </w:r>
-      <w:r>
-        <w:rPr>
-          <w:rStyle w:val="VerbatimChar"/>
-        </w:rPr>
-        <w:t xml:space="preserve">      - 새 비밀번호: 8자 이상, 영문+숫자+특수문자 조합</w:t>
-      </w:r>
-      <w:r>
-        <w:br/>
-      </w:r>
-      <w:r>
-        <w:rPr>
-          <w:rStyle w:val="VerbatimChar"/>
-        </w:rPr>
-        <w:t xml:space="preserve">      - 새 비밀번호 확인 일치</w:t>
-      </w:r>
-      <w:r>
-        <w:br/>
-      </w:r>
-      <w:r>
-        <w:br/>
-      </w:r>
-      <w:r>
-        <w:rPr>
-          <w:rStyle w:val="VerbatimChar"/>
-        </w:rPr>
-        <w:t xml:space="preserve">[C] FE → Keycloak 비밀번호 변경 API</w:t>
-      </w:r>
-      <w:r>
-        <w:br/>
-      </w:r>
-      <w:r>
-        <w:rPr>
-          <w:rStyle w:val="VerbatimChar"/>
-        </w:rPr>
-        <w:t xml:space="preserve">    (Keycloak Account REST API 또는 SMEP 레거시 API 경유)</w:t>
-      </w:r>
-      <w:r>
-        <w:br/>
-      </w:r>
-      <w:r>
-        <w:rPr>
-          <w:rStyle w:val="VerbatimChar"/>
-        </w:rPr>
-        <w:t xml:space="preserve">    </w:t>
-      </w:r>
-      <w:r>
-        <w:br/>
-      </w:r>
-      <w:r>
-        <w:rPr>
-          <w:rStyle w:val="VerbatimChar"/>
-        </w:rPr>
-        <w:t xml:space="preserve">    경로 1 (Keycloak 직접):</w:t>
-      </w:r>
-      <w:r>
-        <w:br/>
-      </w:r>
-      <w:r>
-        <w:rPr>
-          <w:rStyle w:val="VerbatimChar"/>
-        </w:rPr>
-        <w:t xml:space="preserve">      PUT https://keycloak/realms/sso/account/credentials/password</w:t>
-      </w:r>
-      <w:r>
-        <w:br/>
-      </w:r>
-      <w:r>
-        <w:rPr>
-          <w:rStyle w:val="VerbatimChar"/>
-        </w:rPr>
-        <w:t xml:space="preserve">      Authorization: Bearer {access_token}</w:t>
-      </w:r>
-      <w:r>
-        <w:br/>
-      </w:r>
-      <w:r>
-        <w:rPr>
-          <w:rStyle w:val="VerbatimChar"/>
-        </w:rPr>
-        <w:t xml:space="preserve">      Body: { currentPassword, newPassword }</w:t>
-      </w:r>
-      <w:r>
-        <w:br/>
-      </w:r>
-      <w:r>
-        <w:rPr>
-          <w:rStyle w:val="VerbatimChar"/>
-        </w:rPr>
-        <w:t xml:space="preserve">    </w:t>
-      </w:r>
-      <w:r>
-        <w:br/>
-      </w:r>
-      <w:r>
-        <w:rPr>
-          <w:rStyle w:val="VerbatimChar"/>
-        </w:rPr>
-        <w:t xml:space="preserve">    경로 2 (ido BFF):</w:t>
-      </w:r>
-      <w:r>
-        <w:br/>
-      </w:r>
-      <w:r>
-        <w:rPr>
-          <w:rStyle w:val="VerbatimChar"/>
-        </w:rPr>
-        <w:t xml:space="preserve">      PUT /api/v1/mypage/password</w:t>
-      </w:r>
-      <w:r>
-        <w:br/>
-      </w:r>
-      <w:r>
-        <w:rPr>
-          <w:rStyle w:val="VerbatimChar"/>
-        </w:rPr>
-        <w:t xml:space="preserve">      feSessionId 쿠키 포함</w:t>
-      </w:r>
-      <w:r>
-        <w:br/>
-      </w:r>
-      <w:r>
-        <w:rPr>
-          <w:rStyle w:val="VerbatimChar"/>
-        </w:rPr>
-        <w:t xml:space="preserve">      Body: { currentPassword, newPassword }</w:t>
-      </w:r>
-      <w:r>
-        <w:br/>
-      </w:r>
-      <w:r>
-        <w:rPr>
-          <w:rStyle w:val="VerbatimChar"/>
-        </w:rPr>
-        <w:t xml:space="preserve">      ido → Keycloak Admin API 호출</w:t>
-      </w:r>
-      <w:r>
-        <w:br/>
-      </w:r>
-      <w:r>
-        <w:br/>
-      </w:r>
-      <w:r>
-        <w:rPr>
-          <w:rStyle w:val="VerbatimChar"/>
-        </w:rPr>
-        <w:t xml:space="preserve">[D] 변경 성공 시:</w:t>
-      </w:r>
-      <w:r>
-        <w:br/>
-      </w:r>
-      <w:r>
-        <w:rPr>
-          <w:rStyle w:val="VerbatimChar"/>
-        </w:rPr>
-        <w:t xml:space="preserve">    - FE 세션 일괄 무효화 (보안 강화)</w:t>
-      </w:r>
-      <w:r>
-        <w:br/>
-      </w:r>
-      <w:r>
-        <w:rPr>
-          <w:rStyle w:val="VerbatimChar"/>
-        </w:rPr>
-        <w:t xml:space="preserve">      FeSessionService.invalidateByQimUserId(qimUserId, "PASSWORD_CHANGED")</w:t>
-      </w:r>
-      <w:r>
-        <w:br/>
-      </w:r>
-      <w:r>
-        <w:rPr>
-          <w:rStyle w:val="VerbatimChar"/>
-        </w:rPr>
-        <w:t xml:space="preserve">    - 현재 세션 재발급 (재로그인 없이 유지)</w:t>
-      </w:r>
-      <w:r>
-        <w:br/>
-      </w:r>
-      <w:r>
-        <w:rPr>
-          <w:rStyle w:val="VerbatimChar"/>
-        </w:rPr>
-        <w:t xml:space="preserve">    - Advisory 플래그 해제</w:t>
-      </w:r>
-      <w:r>
-        <w:br/>
-      </w:r>
-      <w:r>
-        <w:br/>
-      </w:r>
-      <w:r>
-        <w:rPr>
-          <w:rStyle w:val="VerbatimChar"/>
-        </w:rPr>
-        <w:t xml:space="preserve">[E] 완료 → 로그인 페이지로 이동 (재로그인 필요)</w:t>
-      </w:r>
-      <w:r>
-        <w:br/>
-      </w:r>
-      <w:r>
-        <w:rPr>
-          <w:rStyle w:val="VerbatimChar"/>
-        </w:rPr>
-        <w:t xml:space="preserve">    또는 세션 유지 후 마이페이지 유지 (정책 결정 필요)</w:t>
+        <w:t xml:space="preserve">sequenceDiagram</w:t>
+      </w:r>
+      <w:r>
+        <w:br/>
+      </w:r>
+      <w:r>
+        <w:rPr>
+          <w:rStyle w:val="VerbatimChar"/>
+        </w:rPr>
+        <w:t xml:space="preserve">    actor 사용자</w:t>
+      </w:r>
+      <w:r>
+        <w:br/>
+      </w:r>
+      <w:r>
+        <w:rPr>
+          <w:rStyle w:val="VerbatimChar"/>
+        </w:rPr>
+        <w:t xml:space="preserve">    participant FE as FE (PasswordStep1.tsx)</w:t>
+      </w:r>
+      <w:r>
+        <w:br/>
+      </w:r>
+      <w:r>
+        <w:rPr>
+          <w:rStyle w:val="VerbatimChar"/>
+        </w:rPr>
+        <w:t xml:space="preserve">    participant IDO as ido (BFF)</w:t>
+      </w:r>
+      <w:r>
+        <w:br/>
+      </w:r>
+      <w:r>
+        <w:rPr>
+          <w:rStyle w:val="VerbatimChar"/>
+        </w:rPr>
+        <w:t xml:space="preserve">    participant KC as Keycloak</w:t>
+      </w:r>
+      <w:r>
+        <w:br/>
+      </w:r>
+      <w:r>
+        <w:br/>
+      </w:r>
+      <w:r>
+        <w:rPr>
+          <w:rStyle w:val="VerbatimChar"/>
+        </w:rPr>
+        <w:t xml:space="preserve">    사용자-&gt;&gt;FE: [A] 마이페이지 → 비밀번호 변경 클릭</w:t>
+      </w:r>
+      <w:r>
+        <w:br/>
+      </w:r>
+      <w:r>
+        <w:rPr>
+          <w:rStyle w:val="VerbatimChar"/>
+        </w:rPr>
+        <w:t xml:space="preserve">    FE-&gt;&gt;FE: /mypage/member/password/step1 이동</w:t>
+      </w:r>
+      <w:r>
+        <w:br/>
+      </w:r>
+      <w:r>
+        <w:br/>
+      </w:r>
+      <w:r>
+        <w:rPr>
+          <w:rStyle w:val="VerbatimChar"/>
+        </w:rPr>
+        <w:t xml:space="preserve">    note over FE: [B] 유효성 검사&lt;br/&gt;- 현재 비밀번호 확인&lt;br/&gt;- 새 비밀번호: 8자↑, 영문+숫자+특수문자&lt;br/&gt;- 새 비밀번호 확인 일치</w:t>
+      </w:r>
+      <w:r>
+        <w:br/>
+      </w:r>
+      <w:r>
+        <w:br/>
+      </w:r>
+      <w:r>
+        <w:rPr>
+          <w:rStyle w:val="VerbatimChar"/>
+        </w:rPr>
+        <w:t xml:space="preserve">    alt 경로 1 — Keycloak 직접 호출</w:t>
+      </w:r>
+      <w:r>
+        <w:br/>
+      </w:r>
+      <w:r>
+        <w:rPr>
+          <w:rStyle w:val="VerbatimChar"/>
+        </w:rPr>
+        <w:t xml:space="preserve">        FE-&gt;&gt;KC: PUT /realms/sso/account/credentials/password&lt;br/&gt;Authorization: Bearer {access_token}&lt;br/&gt;{currentPassword, newPassword}</w:t>
+      </w:r>
+      <w:r>
+        <w:br/>
+      </w:r>
+      <w:r>
+        <w:rPr>
+          <w:rStyle w:val="VerbatimChar"/>
+        </w:rPr>
+        <w:t xml:space="preserve">    else 경로 2 — ido BFF 경유</w:t>
+      </w:r>
+      <w:r>
+        <w:br/>
+      </w:r>
+      <w:r>
+        <w:rPr>
+          <w:rStyle w:val="VerbatimChar"/>
+        </w:rPr>
+        <w:t xml:space="preserve">        FE-&gt;&gt;IDO: PUT /api/v1/mypage/password&lt;br/&gt;feSessionId 쿠키 포함&lt;br/&gt;{currentPassword, newPassword}</w:t>
+      </w:r>
+      <w:r>
+        <w:br/>
+      </w:r>
+      <w:r>
+        <w:rPr>
+          <w:rStyle w:val="VerbatimChar"/>
+        </w:rPr>
+        <w:t xml:space="preserve">        IDO-&gt;&gt;KC: Keycloak Admin API 호출</w:t>
+      </w:r>
+      <w:r>
+        <w:br/>
+      </w:r>
+      <w:r>
+        <w:rPr>
+          <w:rStyle w:val="VerbatimChar"/>
+        </w:rPr>
+        <w:t xml:space="preserve">        KC--&gt;&gt;IDO: 200 OK</w:t>
+      </w:r>
+      <w:r>
+        <w:br/>
+      </w:r>
+      <w:r>
+        <w:rPr>
+          <w:rStyle w:val="VerbatimChar"/>
+        </w:rPr>
+        <w:t xml:space="preserve">        IDO--&gt;&gt;FE: 200 OK</w:t>
+      </w:r>
+      <w:r>
+        <w:br/>
+      </w:r>
+      <w:r>
+        <w:rPr>
+          <w:rStyle w:val="VerbatimChar"/>
+        </w:rPr>
+        <w:t xml:space="preserve">    end</w:t>
+      </w:r>
+      <w:r>
+        <w:br/>
+      </w:r>
+      <w:r>
+        <w:br/>
+      </w:r>
+      <w:r>
+        <w:rPr>
+          <w:rStyle w:val="VerbatimChar"/>
+        </w:rPr>
+        <w:t xml:space="preserve">    note over IDO: [C] 변경 성공 시:&lt;br/&gt;FeSessionService.invalidateByQimUserId()&lt;br/&gt;→ 모든 기존 세션 무효화 (보안 강화)</w:t>
+      </w:r>
+      <w:r>
+        <w:br/>
+      </w:r>
+      <w:r>
+        <w:br/>
+      </w:r>
+      <w:r>
+        <w:rPr>
+          <w:rStyle w:val="VerbatimChar"/>
+        </w:rPr>
+        <w:t xml:space="preserve">    FE--&gt;&gt;사용자: [D] 재로그인 안내 → 로그인 페이지 이동</w:t>
       </w:r>
     </w:p>
     <w:p>
@@ -4616,8 +3979,9 @@
         </w:pict>
       </w:r>
     </w:p>
-    <w:bookmarkEnd w:id="35"/>
-    <w:bookmarkStart w:id="39" w:name="소속-기관-관리-흐름-az"/>
+    <w:bookmarkEnd w:id="33"/>
+    <w:bookmarkEnd w:id="34"/>
+    <w:bookmarkStart w:id="36" w:name="X82da4e1c00d8e41d765623149662678524bdec6"/>
     <w:p>
       <w:pPr>
         <w:pStyle w:val="Heading2"/>
@@ -4626,13 +3990,13 @@
         <w:t xml:space="preserve">5. 소속 기관 관리 흐름 (A→Z)</w:t>
       </w:r>
     </w:p>
-    <w:bookmarkStart w:id="36" w:name="소속-기관-목록-조회"/>
+    <w:bookmarkStart w:id="35" w:name="X9ec16013784fd9120a2bc17c9de940049bdf5d0"/>
     <w:p>
       <w:pPr>
         <w:pStyle w:val="Heading3"/>
       </w:pPr>
       <w:r>
-        <w:t xml:space="preserve">5.1 소속 기관 목록 조회</w:t>
+        <w:t xml:space="preserve">5.1 소속 기관 조회 / 추가 / 탈퇴 시퀀스</w:t>
       </w:r>
     </w:p>
     <w:p>
@@ -4643,328 +4007,253 @@
         <w:rPr>
           <w:rStyle w:val="VerbatimChar"/>
         </w:rPr>
-        <w:t xml:space="preserve">[A] 마이페이지 → 소속 기관 클릭</w:t>
-      </w:r>
-      <w:r>
-        <w:br/>
-      </w:r>
-      <w:r>
-        <w:rPr>
-          <w:rStyle w:val="VerbatimChar"/>
-        </w:rPr>
-        <w:t xml:space="preserve">    → /mypage/member/affiliation</w:t>
-      </w:r>
-      <w:r>
-        <w:br/>
-      </w:r>
-      <w:r>
-        <w:br/>
-      </w:r>
-      <w:r>
-        <w:rPr>
-          <w:rStyle w:val="VerbatimChar"/>
-        </w:rPr>
-        <w:t xml:space="preserve">[B] FE → API 호출</w:t>
-      </w:r>
-      <w:r>
-        <w:br/>
-      </w:r>
-      <w:r>
-        <w:rPr>
-          <w:rStyle w:val="VerbatimChar"/>
-        </w:rPr>
-        <w:t xml:space="preserve">    GET /api/v1/provision/affiliations</w:t>
-      </w:r>
-      <w:r>
-        <w:br/>
-      </w:r>
-      <w:r>
-        <w:rPr>
-          <w:rStyle w:val="VerbatimChar"/>
-        </w:rPr>
-        <w:t xml:space="preserve">    또는</w:t>
-      </w:r>
-      <w:r>
-        <w:br/>
-      </w:r>
-      <w:r>
-        <w:rPr>
-          <w:rStyle w:val="VerbatimChar"/>
-        </w:rPr>
-        <w:t xml:space="preserve">    GET /api/v1/ext/affiliations</w:t>
-      </w:r>
-      <w:r>
-        <w:br/>
-      </w:r>
-      <w:r>
-        <w:rPr>
-          <w:rStyle w:val="VerbatimChar"/>
-        </w:rPr>
-        <w:t xml:space="preserve">    feSessionId 쿠키 포함</w:t>
-      </w:r>
-      <w:r>
-        <w:br/>
-      </w:r>
-      <w:r>
-        <w:br/>
-      </w:r>
-      <w:r>
-        <w:rPr>
-          <w:rStyle w:val="VerbatimChar"/>
-        </w:rPr>
-        <w:t xml:space="preserve">[C] 현재 소속 기관 목록 표시</w:t>
-      </w:r>
-      <w:r>
-        <w:br/>
-      </w:r>
-      <w:r>
-        <w:rPr>
-          <w:rStyle w:val="VerbatimChar"/>
-        </w:rPr>
-        <w:t xml:space="preserve">    { agencyCode, agencyName, status, linkedAt }[]</w:t>
-      </w:r>
-    </w:p>
-    <w:bookmarkEnd w:id="36"/>
-    <w:bookmarkStart w:id="37" w:name="소속-기관-추가"/>
-    <w:p>
-      <w:pPr>
-        <w:pStyle w:val="Heading3"/>
-      </w:pPr>
-      <w:r>
-        <w:t xml:space="preserve">5.2 소속 기관 추가</w:t>
-      </w:r>
-    </w:p>
-    <w:p>
-      <w:pPr>
-        <w:pStyle w:val="SourceCode"/>
-      </w:pPr>
-      <w:r>
-        <w:rPr>
-          <w:rStyle w:val="VerbatimChar"/>
-        </w:rPr>
-        <w:t xml:space="preserve">[A] [기관 추가] 클릭 → AffiliationAddStep1</w:t>
-      </w:r>
-      <w:r>
-        <w:br/>
-      </w:r>
-      <w:r>
-        <w:rPr>
-          <w:rStyle w:val="VerbatimChar"/>
-        </w:rPr>
-        <w:t xml:space="preserve">    → 기관 검색 (기관명/기관코드)</w:t>
-      </w:r>
-      <w:r>
-        <w:br/>
-      </w:r>
-      <w:r>
-        <w:br/>
-      </w:r>
-      <w:r>
-        <w:rPr>
-          <w:rStyle w:val="VerbatimChar"/>
-        </w:rPr>
-        <w:t xml:space="preserve">[B] 기관 선택 → AffiliationAddStep2</w:t>
-      </w:r>
-      <w:r>
-        <w:br/>
-      </w:r>
-      <w:r>
-        <w:rPr>
-          <w:rStyle w:val="VerbatimChar"/>
-        </w:rPr>
-        <w:t xml:space="preserve">    → 추가 확인</w:t>
-      </w:r>
-      <w:r>
-        <w:br/>
-      </w:r>
-      <w:r>
-        <w:br/>
-      </w:r>
-      <w:r>
-        <w:rPr>
-          <w:rStyle w:val="VerbatimChar"/>
-        </w:rPr>
-        <w:t xml:space="preserve">[C] FE → API</w:t>
-      </w:r>
-      <w:r>
-        <w:br/>
-      </w:r>
-      <w:r>
-        <w:rPr>
-          <w:rStyle w:val="VerbatimChar"/>
-        </w:rPr>
-        <w:t xml:space="preserve">    POST /api/v1/provision/affiliations</w:t>
-      </w:r>
-      <w:r>
-        <w:br/>
-      </w:r>
-      <w:r>
-        <w:rPr>
-          <w:rStyle w:val="VerbatimChar"/>
-        </w:rPr>
-        <w:t xml:space="preserve">    Body: { agencyCode }</w:t>
-      </w:r>
-      <w:r>
-        <w:br/>
-      </w:r>
-      <w:r>
-        <w:rPr>
-          <w:rStyle w:val="VerbatimChar"/>
-        </w:rPr>
-        <w:t xml:space="preserve">    </w:t>
-      </w:r>
-      <w:r>
-        <w:br/>
-      </w:r>
-      <w:r>
-        <w:rPr>
-          <w:rStyle w:val="VerbatimChar"/>
-        </w:rPr>
-        <w:t xml:space="preserve">    처리:</w:t>
-      </w:r>
-      <w:r>
-        <w:br/>
-      </w:r>
-      <w:r>
-        <w:rPr>
-          <w:rStyle w:val="VerbatimChar"/>
-        </w:rPr>
-        <w:t xml:space="preserve">    - 기관 유효성 검증 (AgencyMetaRepository)</w:t>
-      </w:r>
-      <w:r>
-        <w:br/>
-      </w:r>
-      <w:r>
-        <w:rPr>
-          <w:rStyle w:val="VerbatimChar"/>
-        </w:rPr>
-        <w:t xml:space="preserve">    - 중복 소속 확인</w:t>
-      </w:r>
-      <w:r>
-        <w:br/>
-      </w:r>
-      <w:r>
-        <w:rPr>
-          <w:rStyle w:val="VerbatimChar"/>
-        </w:rPr>
-        <w:t xml:space="preserve">    - 소속 관계 생성</w:t>
-      </w:r>
-    </w:p>
-    <w:bookmarkEnd w:id="37"/>
-    <w:bookmarkStart w:id="38" w:name="소속-기관-탈퇴"/>
-    <w:p>
-      <w:pPr>
-        <w:pStyle w:val="Heading3"/>
-      </w:pPr>
-      <w:r>
-        <w:t xml:space="preserve">5.3 소속 기관 탈퇴</w:t>
-      </w:r>
-    </w:p>
-    <w:p>
-      <w:pPr>
-        <w:pStyle w:val="SourceCode"/>
-      </w:pPr>
-      <w:r>
-        <w:rPr>
-          <w:rStyle w:val="VerbatimChar"/>
-        </w:rPr>
-        <w:t xml:space="preserve">[A] 기관 탈퇴 클릭 → AffiliationWithdrawStep1</w:t>
-      </w:r>
-      <w:r>
-        <w:br/>
-      </w:r>
-      <w:r>
-        <w:rPr>
-          <w:rStyle w:val="VerbatimChar"/>
-        </w:rPr>
-        <w:t xml:space="preserve">    → 탈퇴 안내 표시</w:t>
-      </w:r>
-      <w:r>
-        <w:br/>
-      </w:r>
-      <w:r>
-        <w:br/>
-      </w:r>
-      <w:r>
-        <w:rPr>
-          <w:rStyle w:val="VerbatimChar"/>
-        </w:rPr>
-        <w:t xml:space="preserve">[B] 확인 → AffiliationWithdrawStep2</w:t>
-      </w:r>
-      <w:r>
-        <w:br/>
-      </w:r>
-      <w:r>
-        <w:rPr>
-          <w:rStyle w:val="VerbatimChar"/>
-        </w:rPr>
-        <w:t xml:space="preserve">    → 탈퇴 사유 입력</w:t>
-      </w:r>
-      <w:r>
-        <w:br/>
-      </w:r>
-      <w:r>
-        <w:br/>
-      </w:r>
-      <w:r>
-        <w:rPr>
-          <w:rStyle w:val="VerbatimChar"/>
-        </w:rPr>
-        <w:t xml:space="preserve">[C] FE → API</w:t>
-      </w:r>
-      <w:r>
-        <w:br/>
-      </w:r>
-      <w:r>
-        <w:rPr>
-          <w:rStyle w:val="VerbatimChar"/>
-        </w:rPr>
-        <w:t xml:space="preserve">    DELETE /api/v1/provision/affiliations/{agencyCode}</w:t>
-      </w:r>
-      <w:r>
-        <w:br/>
-      </w:r>
-      <w:r>
-        <w:rPr>
-          <w:rStyle w:val="VerbatimChar"/>
-        </w:rPr>
-        <w:t xml:space="preserve">    </w:t>
-      </w:r>
-      <w:r>
-        <w:br/>
-      </w:r>
-      <w:r>
-        <w:rPr>
-          <w:rStyle w:val="VerbatimChar"/>
-        </w:rPr>
-        <w:t xml:space="preserve">    처리:</w:t>
-      </w:r>
-      <w:r>
-        <w:br/>
-      </w:r>
-      <w:r>
-        <w:rPr>
-          <w:rStyle w:val="VerbatimChar"/>
-        </w:rPr>
-        <w:t xml:space="preserve">    - 소속 관계 삭제</w:t>
-      </w:r>
-      <w:r>
-        <w:br/>
-      </w:r>
-      <w:r>
-        <w:rPr>
-          <w:rStyle w:val="VerbatimChar"/>
-        </w:rPr>
-        <w:t xml:space="preserve">    - 해당 기관 Webhook 알림 (탈퇴 이벤트)</w:t>
-      </w:r>
-      <w:r>
-        <w:br/>
-      </w:r>
-      <w:r>
-        <w:rPr>
-          <w:rStyle w:val="VerbatimChar"/>
-        </w:rPr>
-        <w:t xml:space="preserve">    - Kafka 이벤트 발행</w:t>
+        <w:t xml:space="preserve">sequenceDiagram</w:t>
+      </w:r>
+      <w:r>
+        <w:br/>
+      </w:r>
+      <w:r>
+        <w:rPr>
+          <w:rStyle w:val="VerbatimChar"/>
+        </w:rPr>
+        <w:t xml:space="preserve">    actor 사용자</w:t>
+      </w:r>
+      <w:r>
+        <w:br/>
+      </w:r>
+      <w:r>
+        <w:rPr>
+          <w:rStyle w:val="VerbatimChar"/>
+        </w:rPr>
+        <w:t xml:space="preserve">    participant FE as FE</w:t>
+      </w:r>
+      <w:r>
+        <w:br/>
+      </w:r>
+      <w:r>
+        <w:rPr>
+          <w:rStyle w:val="VerbatimChar"/>
+        </w:rPr>
+        <w:t xml:space="preserve">    participant IDO as ido</w:t>
+      </w:r>
+      <w:r>
+        <w:br/>
+      </w:r>
+      <w:r>
+        <w:br/>
+      </w:r>
+      <w:r>
+        <w:rPr>
+          <w:rStyle w:val="VerbatimChar"/>
+        </w:rPr>
+        <w:t xml:space="preserve">    사용자-&gt;&gt;FE: 마이페이지 → 소속 기관 클릭</w:t>
+      </w:r>
+      <w:r>
+        <w:br/>
+      </w:r>
+      <w:r>
+        <w:br/>
+      </w:r>
+      <w:r>
+        <w:rPr>
+          <w:rStyle w:val="VerbatimChar"/>
+        </w:rPr>
+        <w:t xml:space="preserve">    %% 목록 조회</w:t>
+      </w:r>
+      <w:r>
+        <w:br/>
+      </w:r>
+      <w:r>
+        <w:rPr>
+          <w:rStyle w:val="VerbatimChar"/>
+        </w:rPr>
+        <w:t xml:space="preserve">    FE-&gt;&gt;IDO: GET /api/v1/provision/affiliations (feSessionId 쿠키)</w:t>
+      </w:r>
+      <w:r>
+        <w:br/>
+      </w:r>
+      <w:r>
+        <w:rPr>
+          <w:rStyle w:val="VerbatimChar"/>
+        </w:rPr>
+        <w:t xml:space="preserve">    IDO--&gt;&gt;FE: [{agencyCode, agencyName, status, linkedAt}, ...]</w:t>
+      </w:r>
+      <w:r>
+        <w:br/>
+      </w:r>
+      <w:r>
+        <w:rPr>
+          <w:rStyle w:val="VerbatimChar"/>
+        </w:rPr>
+        <w:t xml:space="preserve">    FE--&gt;&gt;사용자: 소속 기관 목록 표시</w:t>
+      </w:r>
+      <w:r>
+        <w:br/>
+      </w:r>
+      <w:r>
+        <w:br/>
+      </w:r>
+      <w:r>
+        <w:rPr>
+          <w:rStyle w:val="VerbatimChar"/>
+        </w:rPr>
+        <w:t xml:space="preserve">    %% 기관 추가</w:t>
+      </w:r>
+      <w:r>
+        <w:br/>
+      </w:r>
+      <w:r>
+        <w:rPr>
+          <w:rStyle w:val="VerbatimChar"/>
+        </w:rPr>
+        <w:t xml:space="preserve">    alt 기관 추가</w:t>
+      </w:r>
+      <w:r>
+        <w:br/>
+      </w:r>
+      <w:r>
+        <w:rPr>
+          <w:rStyle w:val="VerbatimChar"/>
+        </w:rPr>
+        <w:t xml:space="preserve">        사용자-&gt;&gt;FE: [기관 추가] 클릭 → AffiliationAddStep1</w:t>
+      </w:r>
+      <w:r>
+        <w:br/>
+      </w:r>
+      <w:r>
+        <w:rPr>
+          <w:rStyle w:val="VerbatimChar"/>
+        </w:rPr>
+        <w:t xml:space="preserve">        FE--&gt;&gt;사용자: 기관 검색 (기관명/기관코드)</w:t>
+      </w:r>
+      <w:r>
+        <w:br/>
+      </w:r>
+      <w:r>
+        <w:rPr>
+          <w:rStyle w:val="VerbatimChar"/>
+        </w:rPr>
+        <w:t xml:space="preserve">        사용자-&gt;&gt;FE: 기관 선택 → AffiliationAddStep2</w:t>
+      </w:r>
+      <w:r>
+        <w:br/>
+      </w:r>
+      <w:r>
+        <w:rPr>
+          <w:rStyle w:val="VerbatimChar"/>
+        </w:rPr>
+        <w:t xml:space="preserve">        FE-&gt;&gt;IDO: POST /api/v1/provision/affiliations {agencyCode}</w:t>
+      </w:r>
+      <w:r>
+        <w:br/>
+      </w:r>
+      <w:r>
+        <w:rPr>
+          <w:rStyle w:val="VerbatimChar"/>
+        </w:rPr>
+        <w:t xml:space="preserve">        note over IDO: 기관 유효성 검증 (AgencyMetaRepository)&lt;br/&gt;중복 소속 확인&lt;br/&gt;소속 관계 생성</w:t>
+      </w:r>
+      <w:r>
+        <w:br/>
+      </w:r>
+      <w:r>
+        <w:rPr>
+          <w:rStyle w:val="VerbatimChar"/>
+        </w:rPr>
+        <w:t xml:space="preserve">        IDO--&gt;&gt;FE: 201 Created</w:t>
+      </w:r>
+      <w:r>
+        <w:br/>
+      </w:r>
+      <w:r>
+        <w:rPr>
+          <w:rStyle w:val="VerbatimChar"/>
+        </w:rPr>
+        <w:t xml:space="preserve">    end</w:t>
+      </w:r>
+      <w:r>
+        <w:br/>
+      </w:r>
+      <w:r>
+        <w:br/>
+      </w:r>
+      <w:r>
+        <w:rPr>
+          <w:rStyle w:val="VerbatimChar"/>
+        </w:rPr>
+        <w:t xml:space="preserve">    %% 기관 탈퇴</w:t>
+      </w:r>
+      <w:r>
+        <w:br/>
+      </w:r>
+      <w:r>
+        <w:rPr>
+          <w:rStyle w:val="VerbatimChar"/>
+        </w:rPr>
+        <w:t xml:space="preserve">    alt 기관 탈퇴</w:t>
+      </w:r>
+      <w:r>
+        <w:br/>
+      </w:r>
+      <w:r>
+        <w:rPr>
+          <w:rStyle w:val="VerbatimChar"/>
+        </w:rPr>
+        <w:t xml:space="preserve">        사용자-&gt;&gt;FE: 기관 탈퇴 클릭 → AffiliationWithdrawStep1</w:t>
+      </w:r>
+      <w:r>
+        <w:br/>
+      </w:r>
+      <w:r>
+        <w:rPr>
+          <w:rStyle w:val="VerbatimChar"/>
+        </w:rPr>
+        <w:t xml:space="preserve">        FE--&gt;&gt;사용자: 탈퇴 안내 표시</w:t>
+      </w:r>
+      <w:r>
+        <w:br/>
+      </w:r>
+      <w:r>
+        <w:rPr>
+          <w:rStyle w:val="VerbatimChar"/>
+        </w:rPr>
+        <w:t xml:space="preserve">        사용자-&gt;&gt;FE: 탈퇴 사유 입력 → AffiliationWithdrawStep2</w:t>
+      </w:r>
+      <w:r>
+        <w:br/>
+      </w:r>
+      <w:r>
+        <w:rPr>
+          <w:rStyle w:val="VerbatimChar"/>
+        </w:rPr>
+        <w:t xml:space="preserve">        FE-&gt;&gt;IDO: DELETE /api/v1/provision/affiliations/{agencyCode}</w:t>
+      </w:r>
+      <w:r>
+        <w:br/>
+      </w:r>
+      <w:r>
+        <w:rPr>
+          <w:rStyle w:val="VerbatimChar"/>
+        </w:rPr>
+        <w:t xml:space="preserve">        note over IDO: 소속 관계 삭제&lt;br/&gt;기관 Webhook 알림&lt;br/&gt;Kafka 이벤트 발행</w:t>
+      </w:r>
+      <w:r>
+        <w:br/>
+      </w:r>
+      <w:r>
+        <w:rPr>
+          <w:rStyle w:val="VerbatimChar"/>
+        </w:rPr>
+        <w:t xml:space="preserve">        IDO--&gt;&gt;FE: 204 No Content</w:t>
+      </w:r>
+      <w:r>
+        <w:br/>
+      </w:r>
+      <w:r>
+        <w:rPr>
+          <w:rStyle w:val="VerbatimChar"/>
+        </w:rPr>
+        <w:t xml:space="preserve">    end</w:t>
       </w:r>
     </w:p>
     <w:p>
@@ -4974,9 +4263,9 @@
         </w:pict>
       </w:r>
     </w:p>
-    <w:bookmarkEnd w:id="38"/>
-    <w:bookmarkEnd w:id="39"/>
-    <w:bookmarkStart w:id="42" w:name="db-변경-전체-목록"/>
+    <w:bookmarkEnd w:id="35"/>
+    <w:bookmarkEnd w:id="36"/>
+    <w:bookmarkStart w:id="39" w:name="X298571d994ed047eb4a2b6b1a149500d43c0ca8"/>
     <w:p>
       <w:pPr>
         <w:pStyle w:val="Heading2"/>
@@ -4985,7 +4274,7 @@
         <w:t xml:space="preserve">6. DB 변경 전체 목록</w:t>
       </w:r>
     </w:p>
-    <w:bookmarkStart w:id="40" w:name="회원-정보-수정-시"/>
+    <w:bookmarkStart w:id="37" w:name="회원-정보-수정-시"/>
     <w:p>
       <w:pPr>
         <w:pStyle w:val="Heading3"/>
@@ -4997,7 +4286,7 @@
     <w:tbl>
       <w:tblPr>
         <w:tblStyle w:val="Table"/>
-        <w:tblW w:type="pct" w:w="5000"/>
+        <w:tblW w:type="auto" w:w="0"/>
         <w:tblLook w:firstRow="1" w:lastRow="0" w:firstColumn="0" w:lastColumn="0" w:noHBand="0" w:noVBand="0" w:val="0020"/>
       </w:tblPr>
       <w:tblGrid>
@@ -5219,8 +4508,8 @@
         </w:tc>
       </w:tr>
     </w:tbl>
-    <w:bookmarkEnd w:id="40"/>
-    <w:bookmarkStart w:id="41" w:name="회원-탈퇴-시"/>
+    <w:bookmarkEnd w:id="37"/>
+    <w:bookmarkStart w:id="38" w:name="회원-탈퇴-시"/>
     <w:p>
       <w:pPr>
         <w:pStyle w:val="Heading3"/>
@@ -5232,7 +4521,7 @@
     <w:tbl>
       <w:tblPr>
         <w:tblStyle w:val="Table"/>
-        <w:tblW w:type="pct" w:w="5000"/>
+        <w:tblW w:type="auto" w:w="0"/>
         <w:tblLook w:firstRow="1" w:lastRow="0" w:firstColumn="0" w:lastColumn="0" w:noHBand="0" w:noVBand="0" w:val="0020"/>
       </w:tblPr>
       <w:tblGrid>
@@ -5529,9 +4818,9 @@
         </w:pict>
       </w:r>
     </w:p>
-    <w:bookmarkEnd w:id="41"/>
-    <w:bookmarkEnd w:id="42"/>
-    <w:bookmarkStart w:id="44" w:name="kafka-이벤트-발행-목록"/>
+    <w:bookmarkEnd w:id="38"/>
+    <w:bookmarkEnd w:id="39"/>
+    <w:bookmarkStart w:id="41" w:name="Xf47effcab58bc89ea359601be76aa9e47a8c4e9"/>
     <w:p>
       <w:pPr>
         <w:pStyle w:val="Heading2"/>
@@ -5543,7 +4832,7 @@
     <w:tbl>
       <w:tblPr>
         <w:tblStyle w:val="Table"/>
-        <w:tblW w:type="pct" w:w="5000"/>
+        <w:tblW w:type="auto" w:w="0"/>
         <w:tblLook w:firstRow="1" w:lastRow="0" w:firstColumn="0" w:lastColumn="0" w:noHBand="0" w:noVBand="0" w:val="0020"/>
       </w:tblPr>
       <w:tblGrid>
@@ -5830,7 +5119,7 @@
         </w:tc>
       </w:tr>
     </w:tbl>
-    <w:bookmarkStart w:id="43" w:name="userevent-구조-탈퇴"/>
+    <w:bookmarkStart w:id="40" w:name="userevent-구조-탈퇴"/>
     <w:p>
       <w:pPr>
         <w:pStyle w:val="Heading3"/>
@@ -6186,630 +5475,690 @@
         </w:pict>
       </w:r>
     </w:p>
+    <w:bookmarkEnd w:id="40"/>
+    <w:bookmarkEnd w:id="41"/>
+    <w:bookmarkStart w:id="45" w:name="Xfa23f63bcdce4bf19d437c5e76c33cfa99fe4a6"/>
+    <w:p>
+      <w:pPr>
+        <w:pStyle w:val="Heading2"/>
+      </w:pPr>
+      <w:r>
+        <w:t xml:space="preserve">8. 세션 무효화 처리</w:t>
+      </w:r>
+    </w:p>
+    <w:bookmarkStart w:id="42" w:name="X81e3cea83e09785ec355a3ac026026e3d5d7f33"/>
+    <w:p>
+      <w:pPr>
+        <w:pStyle w:val="Heading3"/>
+      </w:pPr>
+      <w:r>
+        <w:t xml:space="preserve">8.1 탈퇴/보안 이벤트 시 강제 무효화 시퀀스</w:t>
+      </w:r>
+    </w:p>
+    <w:p>
+      <w:pPr>
+        <w:pStyle w:val="SourceCode"/>
+      </w:pPr>
+      <w:r>
+        <w:rPr>
+          <w:rStyle w:val="VerbatimChar"/>
+        </w:rPr>
+        <w:t xml:space="preserve">sequenceDiagram</w:t>
+      </w:r>
+      <w:r>
+        <w:br/>
+      </w:r>
+      <w:r>
+        <w:rPr>
+          <w:rStyle w:val="VerbatimChar"/>
+        </w:rPr>
+        <w:t xml:space="preserve">    participant TRIGGER as 트리거 (탈퇴·정지·비밀번호변경)</w:t>
+      </w:r>
+      <w:r>
+        <w:br/>
+      </w:r>
+      <w:r>
+        <w:rPr>
+          <w:rStyle w:val="VerbatimChar"/>
+        </w:rPr>
+        <w:t xml:space="preserve">    participant IDO as ido (FeSessionServiceImpl)</w:t>
+      </w:r>
+      <w:r>
+        <w:br/>
+      </w:r>
+      <w:r>
+        <w:rPr>
+          <w:rStyle w:val="VerbatimChar"/>
+        </w:rPr>
+        <w:t xml:space="preserve">    participant RDS as Redis</w:t>
+      </w:r>
+      <w:r>
+        <w:br/>
+      </w:r>
+      <w:r>
+        <w:br/>
+      </w:r>
+      <w:r>
+        <w:rPr>
+          <w:rStyle w:val="VerbatimChar"/>
+        </w:rPr>
+        <w:t xml:space="preserve">    TRIGGER-&gt;&gt;IDO: invalidateByQimUserId(qimUserId, reason)</w:t>
+      </w:r>
+      <w:r>
+        <w:br/>
+      </w:r>
+      <w:r>
+        <w:rPr>
+          <w:rStyle w:val="VerbatimChar"/>
+        </w:rPr>
+        <w:t xml:space="preserve">    IDO-&gt;&gt;RDS: SMEMBERS fe:user-sessions:{qimUserId}</w:t>
+      </w:r>
+      <w:r>
+        <w:br/>
+      </w:r>
+      <w:r>
+        <w:rPr>
+          <w:rStyle w:val="VerbatimChar"/>
+        </w:rPr>
+        <w:t xml:space="preserve">    RDS--&gt;&gt;IDO: [feSessionId1, feSessionId2, ...]</w:t>
+      </w:r>
+      <w:r>
+        <w:br/>
+      </w:r>
+      <w:r>
+        <w:rPr>
+          <w:rStyle w:val="VerbatimChar"/>
+        </w:rPr>
+        <w:t xml:space="preserve">    loop 각 세션</w:t>
+      </w:r>
+      <w:r>
+        <w:br/>
+      </w:r>
+      <w:r>
+        <w:rPr>
+          <w:rStyle w:val="VerbatimChar"/>
+        </w:rPr>
+        <w:t xml:space="preserve">        IDO-&gt;&gt;RDS: DEL fe:session:{feSessionId}</w:t>
+      </w:r>
+      <w:r>
+        <w:br/>
+      </w:r>
+      <w:r>
+        <w:rPr>
+          <w:rStyle w:val="VerbatimChar"/>
+        </w:rPr>
+        <w:t xml:space="preserve">    end</w:t>
+      </w:r>
+      <w:r>
+        <w:br/>
+      </w:r>
+      <w:r>
+        <w:rPr>
+          <w:rStyle w:val="VerbatimChar"/>
+        </w:rPr>
+        <w:t xml:space="preserve">    IDO-&gt;&gt;RDS: DEL fe:user-sessions:{qimUserId}</w:t>
+      </w:r>
+      <w:r>
+        <w:br/>
+      </w:r>
+      <w:r>
+        <w:rPr>
+          <w:rStyle w:val="VerbatimChar"/>
+        </w:rPr>
+        <w:t xml:space="preserve">    note over IDO: warn 로그: MANDATORY 일괄 무효화&lt;br/&gt;qimUserId={} count={} reason={}</w:t>
+      </w:r>
+    </w:p>
+    <w:bookmarkEnd w:id="42"/>
+    <w:bookmarkStart w:id="43" w:name="X999d21398f45a26986eb1f93343110717c0707c"/>
+    <w:p>
+      <w:pPr>
+        <w:pStyle w:val="Heading3"/>
+      </w:pPr>
+      <w:r>
+        <w:t xml:space="preserve">8.2 세션 무효화 코드</w:t>
+      </w:r>
+    </w:p>
+    <w:p>
+      <w:pPr>
+        <w:pStyle w:val="SourceCode"/>
+      </w:pPr>
+      <w:r>
+        <w:rPr>
+          <w:rStyle w:val="CommentTok"/>
+        </w:rPr>
+        <w:t xml:space="preserve">// FeSessionServiceImpl.invalidateByQimUserId()</w:t>
+      </w:r>
+      <w:r>
+        <w:br/>
+      </w:r>
+      <w:r>
+        <w:rPr>
+          <w:rStyle w:val="DataTypeTok"/>
+        </w:rPr>
+        <w:t xml:space="preserve">void</w:t>
+      </w:r>
+      <w:r>
+        <w:rPr>
+          <w:rStyle w:val="NormalTok"/>
+        </w:rPr>
+        <w:t xml:space="preserve"> </w:t>
+      </w:r>
+      <w:r>
+        <w:rPr>
+          <w:rStyle w:val="FunctionTok"/>
+        </w:rPr>
+        <w:t xml:space="preserve">invalidateByQimUserId</w:t>
+      </w:r>
+      <w:r>
+        <w:rPr>
+          <w:rStyle w:val="OperatorTok"/>
+        </w:rPr>
+        <w:t xml:space="preserve">(</w:t>
+      </w:r>
+      <w:r>
+        <w:rPr>
+          <w:rStyle w:val="BuiltInTok"/>
+        </w:rPr>
+        <w:t xml:space="preserve">String</w:t>
+      </w:r>
+      <w:r>
+        <w:rPr>
+          <w:rStyle w:val="NormalTok"/>
+        </w:rPr>
+        <w:t xml:space="preserve"> qimUserId</w:t>
+      </w:r>
+      <w:r>
+        <w:rPr>
+          <w:rStyle w:val="OperatorTok"/>
+        </w:rPr>
+        <w:t xml:space="preserve">,</w:t>
+      </w:r>
+      <w:r>
+        <w:rPr>
+          <w:rStyle w:val="NormalTok"/>
+        </w:rPr>
+        <w:t xml:space="preserve"> </w:t>
+      </w:r>
+      <w:r>
+        <w:rPr>
+          <w:rStyle w:val="BuiltInTok"/>
+        </w:rPr>
+        <w:t xml:space="preserve">String</w:t>
+      </w:r>
+      <w:r>
+        <w:rPr>
+          <w:rStyle w:val="NormalTok"/>
+        </w:rPr>
+        <w:t xml:space="preserve"> reason</w:t>
+      </w:r>
+      <w:r>
+        <w:rPr>
+          <w:rStyle w:val="OperatorTok"/>
+        </w:rPr>
+        <w:t xml:space="preserve">)</w:t>
+      </w:r>
+      <w:r>
+        <w:rPr>
+          <w:rStyle w:val="NormalTok"/>
+        </w:rPr>
+        <w:t xml:space="preserve"> </w:t>
+      </w:r>
+      <w:r>
+        <w:rPr>
+          <w:rStyle w:val="OperatorTok"/>
+        </w:rPr>
+        <w:t xml:space="preserve">{</w:t>
+      </w:r>
+      <w:r>
+        <w:br/>
+      </w:r>
+      <w:r>
+        <w:rPr>
+          <w:rStyle w:val="NormalTok"/>
+        </w:rPr>
+        <w:t xml:space="preserve">    </w:t>
+      </w:r>
+      <w:r>
+        <w:rPr>
+          <w:rStyle w:val="BuiltInTok"/>
+        </w:rPr>
+        <w:t xml:space="preserve">Set</w:t>
+      </w:r>
+      <w:r>
+        <w:rPr>
+          <w:rStyle w:val="OperatorTok"/>
+        </w:rPr>
+        <w:t xml:space="preserve">&lt;</w:t>
+      </w:r>
+      <w:r>
+        <w:rPr>
+          <w:rStyle w:val="BuiltInTok"/>
+        </w:rPr>
+        <w:t xml:space="preserve">Object</w:t>
+      </w:r>
+      <w:r>
+        <w:rPr>
+          <w:rStyle w:val="OperatorTok"/>
+        </w:rPr>
+        <w:t xml:space="preserve">&gt;</w:t>
+      </w:r>
+      <w:r>
+        <w:rPr>
+          <w:rStyle w:val="NormalTok"/>
+        </w:rPr>
+        <w:t xml:space="preserve"> sessionIds </w:t>
+      </w:r>
+      <w:r>
+        <w:rPr>
+          <w:rStyle w:val="OperatorTok"/>
+        </w:rPr>
+        <w:t xml:space="preserve">=</w:t>
+      </w:r>
+      <w:r>
+        <w:rPr>
+          <w:rStyle w:val="NormalTok"/>
+        </w:rPr>
+        <w:t xml:space="preserve"> redisTemplate</w:t>
+      </w:r>
+      <w:r>
+        <w:rPr>
+          <w:rStyle w:val="OperatorTok"/>
+        </w:rPr>
+        <w:t xml:space="preserve">.</w:t>
+      </w:r>
+      <w:r>
+        <w:rPr>
+          <w:rStyle w:val="FunctionTok"/>
+        </w:rPr>
+        <w:t xml:space="preserve">opsForSet</w:t>
+      </w:r>
+      <w:r>
+        <w:rPr>
+          <w:rStyle w:val="OperatorTok"/>
+        </w:rPr>
+        <w:t xml:space="preserve">()</w:t>
+      </w:r>
+      <w:r>
+        <w:br/>
+      </w:r>
+      <w:r>
+        <w:rPr>
+          <w:rStyle w:val="NormalTok"/>
+        </w:rPr>
+        <w:t xml:space="preserve">        </w:t>
+      </w:r>
+      <w:r>
+        <w:rPr>
+          <w:rStyle w:val="OperatorTok"/>
+        </w:rPr>
+        <w:t xml:space="preserve">.</w:t>
+      </w:r>
+      <w:r>
+        <w:rPr>
+          <w:rStyle w:val="FunctionTok"/>
+        </w:rPr>
+        <w:t xml:space="preserve">members</w:t>
+      </w:r>
+      <w:r>
+        <w:rPr>
+          <w:rStyle w:val="OperatorTok"/>
+        </w:rPr>
+        <w:t xml:space="preserve">(</w:t>
+      </w:r>
+      <w:r>
+        <w:rPr>
+          <w:rStyle w:val="StringTok"/>
+        </w:rPr>
+        <w:t xml:space="preserve">"fe:user-sessions:"</w:t>
+      </w:r>
+      <w:r>
+        <w:rPr>
+          <w:rStyle w:val="NormalTok"/>
+        </w:rPr>
+        <w:t xml:space="preserve"> </w:t>
+      </w:r>
+      <w:r>
+        <w:rPr>
+          <w:rStyle w:val="OperatorTok"/>
+        </w:rPr>
+        <w:t xml:space="preserve">+</w:t>
+      </w:r>
+      <w:r>
+        <w:rPr>
+          <w:rStyle w:val="NormalTok"/>
+        </w:rPr>
+        <w:t xml:space="preserve"> qimUserId</w:t>
+      </w:r>
+      <w:r>
+        <w:rPr>
+          <w:rStyle w:val="OperatorTok"/>
+        </w:rPr>
+        <w:t xml:space="preserve">);</w:t>
+      </w:r>
+      <w:r>
+        <w:br/>
+      </w:r>
+      <w:r>
+        <w:rPr>
+          <w:rStyle w:val="NormalTok"/>
+        </w:rPr>
+        <w:t xml:space="preserve">    </w:t>
+      </w:r>
+      <w:r>
+        <w:br/>
+      </w:r>
+      <w:r>
+        <w:rPr>
+          <w:rStyle w:val="NormalTok"/>
+        </w:rPr>
+        <w:t xml:space="preserve">    </w:t>
+      </w:r>
+      <w:r>
+        <w:rPr>
+          <w:rStyle w:val="ControlFlowTok"/>
+        </w:rPr>
+        <w:t xml:space="preserve">for</w:t>
+      </w:r>
+      <w:r>
+        <w:rPr>
+          <w:rStyle w:val="NormalTok"/>
+        </w:rPr>
+        <w:t xml:space="preserve"> </w:t>
+      </w:r>
+      <w:r>
+        <w:rPr>
+          <w:rStyle w:val="OperatorTok"/>
+        </w:rPr>
+        <w:t xml:space="preserve">(</w:t>
+      </w:r>
+      <w:r>
+        <w:rPr>
+          <w:rStyle w:val="BuiltInTok"/>
+        </w:rPr>
+        <w:t xml:space="preserve">Object</w:t>
+      </w:r>
+      <w:r>
+        <w:rPr>
+          <w:rStyle w:val="NormalTok"/>
+        </w:rPr>
+        <w:t xml:space="preserve"> sid </w:t>
+      </w:r>
+      <w:r>
+        <w:rPr>
+          <w:rStyle w:val="OperatorTok"/>
+        </w:rPr>
+        <w:t xml:space="preserve">:</w:t>
+      </w:r>
+      <w:r>
+        <w:rPr>
+          <w:rStyle w:val="NormalTok"/>
+        </w:rPr>
+        <w:t xml:space="preserve"> sessionIds</w:t>
+      </w:r>
+      <w:r>
+        <w:rPr>
+          <w:rStyle w:val="OperatorTok"/>
+        </w:rPr>
+        <w:t xml:space="preserve">)</w:t>
+      </w:r>
+      <w:r>
+        <w:rPr>
+          <w:rStyle w:val="NormalTok"/>
+        </w:rPr>
+        <w:t xml:space="preserve"> </w:t>
+      </w:r>
+      <w:r>
+        <w:rPr>
+          <w:rStyle w:val="OperatorTok"/>
+        </w:rPr>
+        <w:t xml:space="preserve">{</w:t>
+      </w:r>
+      <w:r>
+        <w:br/>
+      </w:r>
+      <w:r>
+        <w:rPr>
+          <w:rStyle w:val="NormalTok"/>
+        </w:rPr>
+        <w:t xml:space="preserve">        redisTemplate</w:t>
+      </w:r>
+      <w:r>
+        <w:rPr>
+          <w:rStyle w:val="OperatorTok"/>
+        </w:rPr>
+        <w:t xml:space="preserve">.</w:t>
+      </w:r>
+      <w:r>
+        <w:rPr>
+          <w:rStyle w:val="FunctionTok"/>
+        </w:rPr>
+        <w:t xml:space="preserve">delete</w:t>
+      </w:r>
+      <w:r>
+        <w:rPr>
+          <w:rStyle w:val="OperatorTok"/>
+        </w:rPr>
+        <w:t xml:space="preserve">(</w:t>
+      </w:r>
+      <w:r>
+        <w:rPr>
+          <w:rStyle w:val="StringTok"/>
+        </w:rPr>
+        <w:t xml:space="preserve">"fe:session:"</w:t>
+      </w:r>
+      <w:r>
+        <w:rPr>
+          <w:rStyle w:val="NormalTok"/>
+        </w:rPr>
+        <w:t xml:space="preserve"> </w:t>
+      </w:r>
+      <w:r>
+        <w:rPr>
+          <w:rStyle w:val="OperatorTok"/>
+        </w:rPr>
+        <w:t xml:space="preserve">+</w:t>
+      </w:r>
+      <w:r>
+        <w:rPr>
+          <w:rStyle w:val="NormalTok"/>
+        </w:rPr>
+        <w:t xml:space="preserve"> sid</w:t>
+      </w:r>
+      <w:r>
+        <w:rPr>
+          <w:rStyle w:val="OperatorTok"/>
+        </w:rPr>
+        <w:t xml:space="preserve">);</w:t>
+      </w:r>
+      <w:r>
+        <w:br/>
+      </w:r>
+      <w:r>
+        <w:rPr>
+          <w:rStyle w:val="NormalTok"/>
+        </w:rPr>
+        <w:t xml:space="preserve">    </w:t>
+      </w:r>
+      <w:r>
+        <w:rPr>
+          <w:rStyle w:val="OperatorTok"/>
+        </w:rPr>
+        <w:t xml:space="preserve">}</w:t>
+      </w:r>
+      <w:r>
+        <w:br/>
+      </w:r>
+      <w:r>
+        <w:rPr>
+          <w:rStyle w:val="NormalTok"/>
+        </w:rPr>
+        <w:t xml:space="preserve">    redisTemplate</w:t>
+      </w:r>
+      <w:r>
+        <w:rPr>
+          <w:rStyle w:val="OperatorTok"/>
+        </w:rPr>
+        <w:t xml:space="preserve">.</w:t>
+      </w:r>
+      <w:r>
+        <w:rPr>
+          <w:rStyle w:val="FunctionTok"/>
+        </w:rPr>
+        <w:t xml:space="preserve">delete</w:t>
+      </w:r>
+      <w:r>
+        <w:rPr>
+          <w:rStyle w:val="OperatorTok"/>
+        </w:rPr>
+        <w:t xml:space="preserve">(</w:t>
+      </w:r>
+      <w:r>
+        <w:rPr>
+          <w:rStyle w:val="StringTok"/>
+        </w:rPr>
+        <w:t xml:space="preserve">"fe:user-sessions:"</w:t>
+      </w:r>
+      <w:r>
+        <w:rPr>
+          <w:rStyle w:val="NormalTok"/>
+        </w:rPr>
+        <w:t xml:space="preserve"> </w:t>
+      </w:r>
+      <w:r>
+        <w:rPr>
+          <w:rStyle w:val="OperatorTok"/>
+        </w:rPr>
+        <w:t xml:space="preserve">+</w:t>
+      </w:r>
+      <w:r>
+        <w:rPr>
+          <w:rStyle w:val="NormalTok"/>
+        </w:rPr>
+        <w:t xml:space="preserve"> qimUserId</w:t>
+      </w:r>
+      <w:r>
+        <w:rPr>
+          <w:rStyle w:val="OperatorTok"/>
+        </w:rPr>
+        <w:t xml:space="preserve">);</w:t>
+      </w:r>
+      <w:r>
+        <w:br/>
+      </w:r>
+      <w:r>
+        <w:rPr>
+          <w:rStyle w:val="NormalTok"/>
+        </w:rPr>
+        <w:t xml:space="preserve">    </w:t>
+      </w:r>
+      <w:r>
+        <w:br/>
+      </w:r>
+      <w:r>
+        <w:rPr>
+          <w:rStyle w:val="NormalTok"/>
+        </w:rPr>
+        <w:t xml:space="preserve">    log</w:t>
+      </w:r>
+      <w:r>
+        <w:rPr>
+          <w:rStyle w:val="OperatorTok"/>
+        </w:rPr>
+        <w:t xml:space="preserve">.</w:t>
+      </w:r>
+      <w:r>
+        <w:rPr>
+          <w:rStyle w:val="FunctionTok"/>
+        </w:rPr>
+        <w:t xml:space="preserve">warn</w:t>
+      </w:r>
+      <w:r>
+        <w:rPr>
+          <w:rStyle w:val="OperatorTok"/>
+        </w:rPr>
+        <w:t xml:space="preserve">(</w:t>
+      </w:r>
+      <w:r>
+        <w:rPr>
+          <w:rStyle w:val="StringTok"/>
+        </w:rPr>
+        <w:t xml:space="preserve">"[FeSession] MANDATORY 일괄 무효화 qimUserId={} count={} reason={}"</w:t>
+      </w:r>
+      <w:r>
+        <w:rPr>
+          <w:rStyle w:val="OperatorTok"/>
+        </w:rPr>
+        <w:t xml:space="preserve">,</w:t>
+      </w:r>
+      <w:r>
+        <w:br/>
+      </w:r>
+      <w:r>
+        <w:rPr>
+          <w:rStyle w:val="NormalTok"/>
+        </w:rPr>
+        <w:t xml:space="preserve">             qimUserId</w:t>
+      </w:r>
+      <w:r>
+        <w:rPr>
+          <w:rStyle w:val="OperatorTok"/>
+        </w:rPr>
+        <w:t xml:space="preserve">,</w:t>
+      </w:r>
+      <w:r>
+        <w:rPr>
+          <w:rStyle w:val="NormalTok"/>
+        </w:rPr>
+        <w:t xml:space="preserve"> sessionIds</w:t>
+      </w:r>
+      <w:r>
+        <w:rPr>
+          <w:rStyle w:val="OperatorTok"/>
+        </w:rPr>
+        <w:t xml:space="preserve">.</w:t>
+      </w:r>
+      <w:r>
+        <w:rPr>
+          <w:rStyle w:val="FunctionTok"/>
+        </w:rPr>
+        <w:t xml:space="preserve">size</w:t>
+      </w:r>
+      <w:r>
+        <w:rPr>
+          <w:rStyle w:val="OperatorTok"/>
+        </w:rPr>
+        <w:t xml:space="preserve">(),</w:t>
+      </w:r>
+      <w:r>
+        <w:rPr>
+          <w:rStyle w:val="NormalTok"/>
+        </w:rPr>
+        <w:t xml:space="preserve"> reason</w:t>
+      </w:r>
+      <w:r>
+        <w:rPr>
+          <w:rStyle w:val="OperatorTok"/>
+        </w:rPr>
+        <w:t xml:space="preserve">);</w:t>
+      </w:r>
+      <w:r>
+        <w:br/>
+      </w:r>
+      <w:r>
+        <w:rPr>
+          <w:rStyle w:val="OperatorTok"/>
+        </w:rPr>
+        <w:t xml:space="preserve">}</w:t>
+      </w:r>
+    </w:p>
     <w:bookmarkEnd w:id="43"/>
-    <w:bookmarkEnd w:id="44"/>
-    <w:bookmarkStart w:id="47" w:name="세션-무효화-처리"/>
-    <w:p>
-      <w:pPr>
-        <w:pStyle w:val="Heading2"/>
-      </w:pPr>
-      <w:r>
-        <w:t xml:space="preserve">8. 세션 무효화 처리</w:t>
-      </w:r>
-    </w:p>
-    <w:bookmarkStart w:id="45" w:name="탈퇴보안-이벤트-시-세션-처리"/>
+    <w:bookmarkStart w:id="44" w:name="Xbee3c0a37f5a914aa42d04a7e48859a1473c8de"/>
     <w:p>
       <w:pPr>
         <w:pStyle w:val="Heading3"/>
       </w:pPr>
       <w:r>
-        <w:t xml:space="preserve">탈퇴/보안 이벤트 시 세션 처리</w:t>
-      </w:r>
-    </w:p>
-    <w:p>
-      <w:pPr>
-        <w:pStyle w:val="SourceCode"/>
-      </w:pPr>
-      <w:r>
-        <w:rPr>
-          <w:rStyle w:val="CommentTok"/>
-        </w:rPr>
-        <w:t xml:space="preserve">// FeSessionServiceImpl.invalidateByQimUserId()</w:t>
-      </w:r>
-      <w:r>
-        <w:br/>
-      </w:r>
-      <w:r>
-        <w:rPr>
-          <w:rStyle w:val="DataTypeTok"/>
-        </w:rPr>
-        <w:t xml:space="preserve">void</w:t>
-      </w:r>
-      <w:r>
-        <w:rPr>
-          <w:rStyle w:val="NormalTok"/>
-        </w:rPr>
-        <w:t xml:space="preserve"> </w:t>
-      </w:r>
-      <w:r>
-        <w:rPr>
-          <w:rStyle w:val="FunctionTok"/>
-        </w:rPr>
-        <w:t xml:space="preserve">invalidateByQimUserId</w:t>
-      </w:r>
-      <w:r>
-        <w:rPr>
-          <w:rStyle w:val="OperatorTok"/>
-        </w:rPr>
-        <w:t xml:space="preserve">(</w:t>
-      </w:r>
-      <w:r>
-        <w:rPr>
-          <w:rStyle w:val="BuiltInTok"/>
-        </w:rPr>
-        <w:t xml:space="preserve">String</w:t>
-      </w:r>
-      <w:r>
-        <w:rPr>
-          <w:rStyle w:val="NormalTok"/>
-        </w:rPr>
-        <w:t xml:space="preserve"> qimUserId</w:t>
-      </w:r>
-      <w:r>
-        <w:rPr>
-          <w:rStyle w:val="OperatorTok"/>
-        </w:rPr>
-        <w:t xml:space="preserve">,</w:t>
-      </w:r>
-      <w:r>
-        <w:rPr>
-          <w:rStyle w:val="NormalTok"/>
-        </w:rPr>
-        <w:t xml:space="preserve"> </w:t>
-      </w:r>
-      <w:r>
-        <w:rPr>
-          <w:rStyle w:val="BuiltInTok"/>
-        </w:rPr>
-        <w:t xml:space="preserve">String</w:t>
-      </w:r>
-      <w:r>
-        <w:rPr>
-          <w:rStyle w:val="NormalTok"/>
-        </w:rPr>
-        <w:t xml:space="preserve"> reason</w:t>
-      </w:r>
-      <w:r>
-        <w:rPr>
-          <w:rStyle w:val="OperatorTok"/>
-        </w:rPr>
-        <w:t xml:space="preserve">)</w:t>
-      </w:r>
-      <w:r>
-        <w:rPr>
-          <w:rStyle w:val="NormalTok"/>
-        </w:rPr>
-        <w:t xml:space="preserve"> </w:t>
-      </w:r>
-      <w:r>
-        <w:rPr>
-          <w:rStyle w:val="OperatorTok"/>
-        </w:rPr>
-        <w:t xml:space="preserve">{</w:t>
-      </w:r>
-      <w:r>
-        <w:br/>
-      </w:r>
-      <w:r>
-        <w:rPr>
-          <w:rStyle w:val="NormalTok"/>
-        </w:rPr>
-        <w:t xml:space="preserve">    </w:t>
-      </w:r>
-      <w:r>
-        <w:br/>
-      </w:r>
-      <w:r>
-        <w:rPr>
-          <w:rStyle w:val="NormalTok"/>
-        </w:rPr>
-        <w:t xml:space="preserve">    </w:t>
-      </w:r>
-      <w:r>
-        <w:rPr>
-          <w:rStyle w:val="CommentTok"/>
-        </w:rPr>
-        <w:t xml:space="preserve">// 1. 사용자의 모든 세션 ID 조회</w:t>
-      </w:r>
-      <w:r>
-        <w:br/>
-      </w:r>
-      <w:r>
-        <w:rPr>
-          <w:rStyle w:val="NormalTok"/>
-        </w:rPr>
-        <w:t xml:space="preserve">    </w:t>
-      </w:r>
-      <w:r>
-        <w:rPr>
-          <w:rStyle w:val="BuiltInTok"/>
-        </w:rPr>
-        <w:t xml:space="preserve">Set</w:t>
-      </w:r>
-      <w:r>
-        <w:rPr>
-          <w:rStyle w:val="OperatorTok"/>
-        </w:rPr>
-        <w:t xml:space="preserve">&lt;</w:t>
-      </w:r>
-      <w:r>
-        <w:rPr>
-          <w:rStyle w:val="BuiltInTok"/>
-        </w:rPr>
-        <w:t xml:space="preserve">Object</w:t>
-      </w:r>
-      <w:r>
-        <w:rPr>
-          <w:rStyle w:val="OperatorTok"/>
-        </w:rPr>
-        <w:t xml:space="preserve">&gt;</w:t>
-      </w:r>
-      <w:r>
-        <w:rPr>
-          <w:rStyle w:val="NormalTok"/>
-        </w:rPr>
-        <w:t xml:space="preserve"> sessionIds </w:t>
-      </w:r>
-      <w:r>
-        <w:rPr>
-          <w:rStyle w:val="OperatorTok"/>
-        </w:rPr>
-        <w:t xml:space="preserve">=</w:t>
-      </w:r>
-      <w:r>
-        <w:rPr>
-          <w:rStyle w:val="NormalTok"/>
-        </w:rPr>
-        <w:t xml:space="preserve"> redisTemplate</w:t>
-      </w:r>
-      <w:r>
-        <w:rPr>
-          <w:rStyle w:val="OperatorTok"/>
-        </w:rPr>
-        <w:t xml:space="preserve">.</w:t>
-      </w:r>
-      <w:r>
-        <w:rPr>
-          <w:rStyle w:val="FunctionTok"/>
-        </w:rPr>
-        <w:t xml:space="preserve">opsForSet</w:t>
-      </w:r>
-      <w:r>
-        <w:rPr>
-          <w:rStyle w:val="OperatorTok"/>
-        </w:rPr>
-        <w:t xml:space="preserve">()</w:t>
-      </w:r>
-      <w:r>
-        <w:br/>
-      </w:r>
-      <w:r>
-        <w:rPr>
-          <w:rStyle w:val="NormalTok"/>
-        </w:rPr>
-        <w:t xml:space="preserve">        </w:t>
-      </w:r>
-      <w:r>
-        <w:rPr>
-          <w:rStyle w:val="OperatorTok"/>
-        </w:rPr>
-        <w:t xml:space="preserve">.</w:t>
-      </w:r>
-      <w:r>
-        <w:rPr>
-          <w:rStyle w:val="FunctionTok"/>
-        </w:rPr>
-        <w:t xml:space="preserve">members</w:t>
-      </w:r>
-      <w:r>
-        <w:rPr>
-          <w:rStyle w:val="OperatorTok"/>
-        </w:rPr>
-        <w:t xml:space="preserve">(</w:t>
-      </w:r>
-      <w:r>
-        <w:rPr>
-          <w:rStyle w:val="StringTok"/>
-        </w:rPr>
-        <w:t xml:space="preserve">"fe:user-sessions:"</w:t>
-      </w:r>
-      <w:r>
-        <w:rPr>
-          <w:rStyle w:val="NormalTok"/>
-        </w:rPr>
-        <w:t xml:space="preserve"> </w:t>
-      </w:r>
-      <w:r>
-        <w:rPr>
-          <w:rStyle w:val="OperatorTok"/>
-        </w:rPr>
-        <w:t xml:space="preserve">+</w:t>
-      </w:r>
-      <w:r>
-        <w:rPr>
-          <w:rStyle w:val="NormalTok"/>
-        </w:rPr>
-        <w:t xml:space="preserve"> qimUserId</w:t>
-      </w:r>
-      <w:r>
-        <w:rPr>
-          <w:rStyle w:val="OperatorTok"/>
-        </w:rPr>
-        <w:t xml:space="preserve">);</w:t>
-      </w:r>
-      <w:r>
-        <w:br/>
-      </w:r>
-      <w:r>
-        <w:rPr>
-          <w:rStyle w:val="NormalTok"/>
-        </w:rPr>
-        <w:t xml:space="preserve">    </w:t>
-      </w:r>
-      <w:r>
-        <w:br/>
-      </w:r>
-      <w:r>
-        <w:rPr>
-          <w:rStyle w:val="NormalTok"/>
-        </w:rPr>
-        <w:t xml:space="preserve">    </w:t>
-      </w:r>
-      <w:r>
-        <w:rPr>
-          <w:rStyle w:val="CommentTok"/>
-        </w:rPr>
-        <w:t xml:space="preserve">// 2. 각 세션 삭제</w:t>
-      </w:r>
-      <w:r>
-        <w:br/>
-      </w:r>
-      <w:r>
-        <w:rPr>
-          <w:rStyle w:val="NormalTok"/>
-        </w:rPr>
-        <w:t xml:space="preserve">    </w:t>
-      </w:r>
-      <w:r>
-        <w:rPr>
-          <w:rStyle w:val="ControlFlowTok"/>
-        </w:rPr>
-        <w:t xml:space="preserve">for</w:t>
-      </w:r>
-      <w:r>
-        <w:rPr>
-          <w:rStyle w:val="NormalTok"/>
-        </w:rPr>
-        <w:t xml:space="preserve"> </w:t>
-      </w:r>
-      <w:r>
-        <w:rPr>
-          <w:rStyle w:val="OperatorTok"/>
-        </w:rPr>
-        <w:t xml:space="preserve">(</w:t>
-      </w:r>
-      <w:r>
-        <w:rPr>
-          <w:rStyle w:val="BuiltInTok"/>
-        </w:rPr>
-        <w:t xml:space="preserve">Object</w:t>
-      </w:r>
-      <w:r>
-        <w:rPr>
-          <w:rStyle w:val="NormalTok"/>
-        </w:rPr>
-        <w:t xml:space="preserve"> sid </w:t>
-      </w:r>
-      <w:r>
-        <w:rPr>
-          <w:rStyle w:val="OperatorTok"/>
-        </w:rPr>
-        <w:t xml:space="preserve">:</w:t>
-      </w:r>
-      <w:r>
-        <w:rPr>
-          <w:rStyle w:val="NormalTok"/>
-        </w:rPr>
-        <w:t xml:space="preserve"> sessionIds</w:t>
-      </w:r>
-      <w:r>
-        <w:rPr>
-          <w:rStyle w:val="OperatorTok"/>
-        </w:rPr>
-        <w:t xml:space="preserve">)</w:t>
-      </w:r>
-      <w:r>
-        <w:rPr>
-          <w:rStyle w:val="NormalTok"/>
-        </w:rPr>
-        <w:t xml:space="preserve"> </w:t>
-      </w:r>
-      <w:r>
-        <w:rPr>
-          <w:rStyle w:val="OperatorTok"/>
-        </w:rPr>
-        <w:t xml:space="preserve">{</w:t>
-      </w:r>
-      <w:r>
-        <w:br/>
-      </w:r>
-      <w:r>
-        <w:rPr>
-          <w:rStyle w:val="NormalTok"/>
-        </w:rPr>
-        <w:t xml:space="preserve">        redisTemplate</w:t>
-      </w:r>
-      <w:r>
-        <w:rPr>
-          <w:rStyle w:val="OperatorTok"/>
-        </w:rPr>
-        <w:t xml:space="preserve">.</w:t>
-      </w:r>
-      <w:r>
-        <w:rPr>
-          <w:rStyle w:val="FunctionTok"/>
-        </w:rPr>
-        <w:t xml:space="preserve">delete</w:t>
-      </w:r>
-      <w:r>
-        <w:rPr>
-          <w:rStyle w:val="OperatorTok"/>
-        </w:rPr>
-        <w:t xml:space="preserve">(</w:t>
-      </w:r>
-      <w:r>
-        <w:rPr>
-          <w:rStyle w:val="StringTok"/>
-        </w:rPr>
-        <w:t xml:space="preserve">"fe:session:"</w:t>
-      </w:r>
-      <w:r>
-        <w:rPr>
-          <w:rStyle w:val="NormalTok"/>
-        </w:rPr>
-        <w:t xml:space="preserve"> </w:t>
-      </w:r>
-      <w:r>
-        <w:rPr>
-          <w:rStyle w:val="OperatorTok"/>
-        </w:rPr>
-        <w:t xml:space="preserve">+</w:t>
-      </w:r>
-      <w:r>
-        <w:rPr>
-          <w:rStyle w:val="NormalTok"/>
-        </w:rPr>
-        <w:t xml:space="preserve"> sid</w:t>
-      </w:r>
-      <w:r>
-        <w:rPr>
-          <w:rStyle w:val="OperatorTok"/>
-        </w:rPr>
-        <w:t xml:space="preserve">);</w:t>
-      </w:r>
-      <w:r>
-        <w:br/>
-      </w:r>
-      <w:r>
-        <w:rPr>
-          <w:rStyle w:val="NormalTok"/>
-        </w:rPr>
-        <w:t xml:space="preserve">    </w:t>
-      </w:r>
-      <w:r>
-        <w:rPr>
-          <w:rStyle w:val="OperatorTok"/>
-        </w:rPr>
-        <w:t xml:space="preserve">}</w:t>
-      </w:r>
-      <w:r>
-        <w:br/>
-      </w:r>
-      <w:r>
-        <w:rPr>
-          <w:rStyle w:val="NormalTok"/>
-        </w:rPr>
-        <w:t xml:space="preserve">    </w:t>
-      </w:r>
-      <w:r>
-        <w:br/>
-      </w:r>
-      <w:r>
-        <w:rPr>
-          <w:rStyle w:val="NormalTok"/>
-        </w:rPr>
-        <w:t xml:space="preserve">    </w:t>
-      </w:r>
-      <w:r>
-        <w:rPr>
-          <w:rStyle w:val="CommentTok"/>
-        </w:rPr>
-        <w:t xml:space="preserve">// 3. 역인덱스 삭제</w:t>
-      </w:r>
-      <w:r>
-        <w:br/>
-      </w:r>
-      <w:r>
-        <w:rPr>
-          <w:rStyle w:val="NormalTok"/>
-        </w:rPr>
-        <w:t xml:space="preserve">    redisTemplate</w:t>
-      </w:r>
-      <w:r>
-        <w:rPr>
-          <w:rStyle w:val="OperatorTok"/>
-        </w:rPr>
-        <w:t xml:space="preserve">.</w:t>
-      </w:r>
-      <w:r>
-        <w:rPr>
-          <w:rStyle w:val="FunctionTok"/>
-        </w:rPr>
-        <w:t xml:space="preserve">delete</w:t>
-      </w:r>
-      <w:r>
-        <w:rPr>
-          <w:rStyle w:val="OperatorTok"/>
-        </w:rPr>
-        <w:t xml:space="preserve">(</w:t>
-      </w:r>
-      <w:r>
-        <w:rPr>
-          <w:rStyle w:val="StringTok"/>
-        </w:rPr>
-        <w:t xml:space="preserve">"fe:user-sessions:"</w:t>
-      </w:r>
-      <w:r>
-        <w:rPr>
-          <w:rStyle w:val="NormalTok"/>
-        </w:rPr>
-        <w:t xml:space="preserve"> </w:t>
-      </w:r>
-      <w:r>
-        <w:rPr>
-          <w:rStyle w:val="OperatorTok"/>
-        </w:rPr>
-        <w:t xml:space="preserve">+</w:t>
-      </w:r>
-      <w:r>
-        <w:rPr>
-          <w:rStyle w:val="NormalTok"/>
-        </w:rPr>
-        <w:t xml:space="preserve"> qimUserId</w:t>
-      </w:r>
-      <w:r>
-        <w:rPr>
-          <w:rStyle w:val="OperatorTok"/>
-        </w:rPr>
-        <w:t xml:space="preserve">);</w:t>
-      </w:r>
-      <w:r>
-        <w:br/>
-      </w:r>
-      <w:r>
-        <w:rPr>
-          <w:rStyle w:val="NormalTok"/>
-        </w:rPr>
-        <w:t xml:space="preserve">    </w:t>
-      </w:r>
-      <w:r>
-        <w:br/>
-      </w:r>
-      <w:r>
-        <w:rPr>
-          <w:rStyle w:val="NormalTok"/>
-        </w:rPr>
-        <w:t xml:space="preserve">    log</w:t>
-      </w:r>
-      <w:r>
-        <w:rPr>
-          <w:rStyle w:val="OperatorTok"/>
-        </w:rPr>
-        <w:t xml:space="preserve">.</w:t>
-      </w:r>
-      <w:r>
-        <w:rPr>
-          <w:rStyle w:val="FunctionTok"/>
-        </w:rPr>
-        <w:t xml:space="preserve">warn</w:t>
-      </w:r>
-      <w:r>
-        <w:rPr>
-          <w:rStyle w:val="OperatorTok"/>
-        </w:rPr>
-        <w:t xml:space="preserve">(</w:t>
-      </w:r>
-      <w:r>
-        <w:rPr>
-          <w:rStyle w:val="StringTok"/>
-        </w:rPr>
-        <w:t xml:space="preserve">"[FeSession] MANDATORY 일괄 무효화 qimUserId={} count={} reason={}"</w:t>
-      </w:r>
-      <w:r>
-        <w:rPr>
-          <w:rStyle w:val="OperatorTok"/>
-        </w:rPr>
-        <w:t xml:space="preserve">,</w:t>
-      </w:r>
-      <w:r>
-        <w:br/>
-      </w:r>
-      <w:r>
-        <w:rPr>
-          <w:rStyle w:val="NormalTok"/>
-        </w:rPr>
-        <w:t xml:space="preserve">             qimUserId</w:t>
-      </w:r>
-      <w:r>
-        <w:rPr>
-          <w:rStyle w:val="OperatorTok"/>
-        </w:rPr>
-        <w:t xml:space="preserve">,</w:t>
-      </w:r>
-      <w:r>
-        <w:rPr>
-          <w:rStyle w:val="NormalTok"/>
-        </w:rPr>
-        <w:t xml:space="preserve"> sessionIds</w:t>
-      </w:r>
-      <w:r>
-        <w:rPr>
-          <w:rStyle w:val="OperatorTok"/>
-        </w:rPr>
-        <w:t xml:space="preserve">.</w:t>
-      </w:r>
-      <w:r>
-        <w:rPr>
-          <w:rStyle w:val="FunctionTok"/>
-        </w:rPr>
-        <w:t xml:space="preserve">size</w:t>
-      </w:r>
-      <w:r>
-        <w:rPr>
-          <w:rStyle w:val="OperatorTok"/>
-        </w:rPr>
-        <w:t xml:space="preserve">(),</w:t>
-      </w:r>
-      <w:r>
-        <w:rPr>
-          <w:rStyle w:val="NormalTok"/>
-        </w:rPr>
-        <w:t xml:space="preserve"> reason</w:t>
-      </w:r>
-      <w:r>
-        <w:rPr>
-          <w:rStyle w:val="OperatorTok"/>
-        </w:rPr>
-        <w:t xml:space="preserve">);</w:t>
-      </w:r>
-      <w:r>
-        <w:br/>
-      </w:r>
-      <w:r>
-        <w:rPr>
-          <w:rStyle w:val="OperatorTok"/>
-        </w:rPr>
-        <w:t xml:space="preserve">}</w:t>
-      </w:r>
-    </w:p>
-    <w:bookmarkEnd w:id="45"/>
-    <w:bookmarkStart w:id="46" w:name="advisory-플래그-설정-소프트-경고"/>
-    <w:p>
-      <w:pPr>
-        <w:pStyle w:val="Heading3"/>
-      </w:pPr>
-      <w:r>
-        <w:t xml:space="preserve">Advisory 플래그 설정 (소프트 경고)</w:t>
+        <w:t xml:space="preserve">8.3 Advisory 플래그 (소프트 경고)</w:t>
       </w:r>
     </w:p>
     <w:p>
@@ -6973,9 +6322,9 @@
         </w:pict>
       </w:r>
     </w:p>
-    <w:bookmarkEnd w:id="46"/>
-    <w:bookmarkEnd w:id="47"/>
-    <w:bookmarkStart w:id="51" w:name="미구현-항목-및-주의사항"/>
+    <w:bookmarkEnd w:id="44"/>
+    <w:bookmarkEnd w:id="45"/>
+    <w:bookmarkStart w:id="49" w:name="X8f0961f64b34c804bc8dabbc7997aeab54a07f4"/>
     <w:p>
       <w:pPr>
         <w:pStyle w:val="Heading2"/>
@@ -6984,7 +6333,7 @@
         <w:t xml:space="preserve">9. 미구현 항목 및 주의사항</w:t>
       </w:r>
     </w:p>
-    <w:bookmarkStart w:id="48" w:name="탈퇴-기능-최우선-구현-필요"/>
+    <w:bookmarkStart w:id="46" w:name="X793d1d160fcc540f6c03a8dff57bb6e41d63b59"/>
     <w:p>
       <w:pPr>
         <w:pStyle w:val="Heading3"/>
@@ -6996,7 +6345,7 @@
     <w:tbl>
       <w:tblPr>
         <w:tblStyle w:val="Table"/>
-        <w:tblW w:type="pct" w:w="5000"/>
+        <w:tblW w:type="auto" w:w="0"/>
         <w:tblLook w:firstRow="1" w:lastRow="0" w:firstColumn="0" w:lastColumn="0" w:noHBand="0" w:noVBand="0" w:val="0020"/>
       </w:tblPr>
       <w:tblGrid>
@@ -7257,8 +6606,8 @@
         </w:tc>
       </w:tr>
     </w:tbl>
-    <w:bookmarkEnd w:id="48"/>
-    <w:bookmarkStart w:id="49" w:name="회원-수정-기능"/>
+    <w:bookmarkEnd w:id="46"/>
+    <w:bookmarkStart w:id="47" w:name="X61f900c25e8ff30457a8601d3fe7aaa40d7e4fd"/>
     <w:p>
       <w:pPr>
         <w:pStyle w:val="Heading3"/>
@@ -7270,7 +6619,7 @@
     <w:tbl>
       <w:tblPr>
         <w:tblStyle w:val="Table"/>
-        <w:tblW w:type="pct" w:w="5000"/>
+        <w:tblW w:type="auto" w:w="0"/>
         <w:tblLook w:firstRow="1" w:lastRow="0" w:firstColumn="0" w:lastColumn="0" w:noHBand="0" w:noVBand="0" w:val="0020"/>
       </w:tblPr>
       <w:tblGrid>
@@ -7443,8 +6792,8 @@
         </w:tc>
       </w:tr>
     </w:tbl>
-    <w:bookmarkEnd w:id="49"/>
-    <w:bookmarkStart w:id="50" w:name="보안-고려사항"/>
+    <w:bookmarkEnd w:id="47"/>
+    <w:bookmarkStart w:id="48" w:name="X753c65138622202ef3808fe0e943162a9b4e081"/>
     <w:p>
       <w:pPr>
         <w:pStyle w:val="Heading3"/>
@@ -7456,7 +6805,7 @@
     <w:tbl>
       <w:tblPr>
         <w:tblStyle w:val="Table"/>
-        <w:tblW w:type="pct" w:w="5000"/>
+        <w:tblW w:type="auto" w:w="0"/>
         <w:tblLook w:firstRow="1" w:lastRow="0" w:firstColumn="0" w:lastColumn="0" w:noHBand="0" w:noVBand="0" w:val="0020"/>
       </w:tblPr>
       <w:tblGrid>
@@ -7619,6 +6968,68 @@
           </w:p>
         </w:tc>
       </w:tr>
+      <w:tr>
+        <w:tc>
+          <w:tcPr/>
+          <w:p>
+            <w:pPr>
+              <w:pStyle w:val="Compact"/>
+              <w:jc w:val="left"/>
+            </w:pPr>
+            <w:r>
+              <w:t xml:space="preserve">HMAC 비교 타이밍 공격</w:t>
+            </w:r>
+          </w:p>
+        </w:tc>
+        <w:tc>
+          <w:tcPr/>
+          <w:p>
+            <w:pPr>
+              <w:pStyle w:val="Compact"/>
+              <w:jc w:val="left"/>
+            </w:pPr>
+            <w:r>
+              <w:t xml:space="preserve">중</w:t>
+            </w:r>
+          </w:p>
+        </w:tc>
+        <w:tc>
+          <w:tcPr/>
+          <w:p>
+            <w:pPr>
+              <w:pStyle w:val="Compact"/>
+              <w:jc w:val="left"/>
+            </w:pPr>
+            <w:r>
+              <w:rPr>
+                <w:rStyle w:val="VerbatimChar"/>
+              </w:rPr>
+              <w:t xml:space="preserve">String.equals()</w:t>
+            </w:r>
+            <w:r>
+              <w:t xml:space="preserve"> </w:t>
+            </w:r>
+            <w:r>
+              <w:t xml:space="preserve">→</w:t>
+            </w:r>
+            <w:r>
+              <w:t xml:space="preserve"> </w:t>
+            </w:r>
+            <w:r>
+              <w:rPr>
+                <w:rStyle w:val="VerbatimChar"/>
+              </w:rPr>
+              <w:t xml:space="preserve">MessageDigest.isEqual()</w:t>
+            </w:r>
+            <w:r>
+              <w:t xml:space="preserve"> </w:t>
+            </w:r>
+            <w:r>
+              <w:t xml:space="preserve">교체 권고</w:t>
+            </w:r>
+          </w:p>
+        </w:tc>
+      </w:tr>
     </w:tbl>
     <w:p>
       <w:r>
@@ -7636,12 +7047,12 @@
           <w:iCs/>
           <w:i/>
         </w:rPr>
-        <w:t xml:space="preserve">문서 끝 — FLOW-2026-003 v1.0</w:t>
-      </w:r>
-    </w:p>
+        <w:t xml:space="preserve">문서 끝 — FLOW-2026-003 v1.1</w:t>
+      </w:r>
+    </w:p>
+    <w:bookmarkEnd w:id="48"/>
+    <w:bookmarkEnd w:id="49"/>
     <w:bookmarkEnd w:id="50"/>
-    <w:bookmarkEnd w:id="51"/>
-    <w:bookmarkEnd w:id="52"/>
     <w:sectPr/>
   </w:body>
 </w:document>
@@ -7748,6 +7159,82 @@
       </w:pPr>
     </w:lvl>
   </w:abstractNum>
+  <w:abstractNum w:abstractNumId="991">
+    <w:nsid w:val="A991"/>
+    <w:multiLevelType w:val="multilevel"/>
+    <w:lvl w:ilvl="0">
+      <w:numFmt w:val="bullet"/>
+      <w:lvlText w:val="•"/>
+      <w:lvlJc w:val="left"/>
+      <w:pPr>
+        <w:ind w:left="720" w:hanging="480"/>
+      </w:pPr>
+    </w:lvl>
+    <w:lvl w:ilvl="1">
+      <w:numFmt w:val="bullet"/>
+      <w:lvlText w:val="–"/>
+      <w:lvlJc w:val="left"/>
+      <w:pPr>
+        <w:ind w:left="1440" w:hanging="480"/>
+      </w:pPr>
+    </w:lvl>
+    <w:lvl w:ilvl="2">
+      <w:numFmt w:val="bullet"/>
+      <w:lvlText w:val="•"/>
+      <w:lvlJc w:val="left"/>
+      <w:pPr>
+        <w:ind w:left="2160" w:hanging="480"/>
+      </w:pPr>
+    </w:lvl>
+    <w:lvl w:ilvl="3">
+      <w:numFmt w:val="bullet"/>
+      <w:lvlText w:val="–"/>
+      <w:lvlJc w:val="left"/>
+      <w:pPr>
+        <w:ind w:left="2880" w:hanging="480"/>
+      </w:pPr>
+    </w:lvl>
+    <w:lvl w:ilvl="4">
+      <w:numFmt w:val="bullet"/>
+      <w:lvlText w:val="•"/>
+      <w:lvlJc w:val="left"/>
+      <w:pPr>
+        <w:ind w:left="3600" w:hanging="480"/>
+      </w:pPr>
+    </w:lvl>
+    <w:lvl w:ilvl="5">
+      <w:numFmt w:val="bullet"/>
+      <w:lvlText w:val="–"/>
+      <w:lvlJc w:val="left"/>
+      <w:pPr>
+        <w:ind w:left="4320" w:hanging="480"/>
+      </w:pPr>
+    </w:lvl>
+    <w:lvl w:ilvl="6">
+      <w:numFmt w:val="bullet"/>
+      <w:lvlText w:val="•"/>
+      <w:lvlJc w:val="left"/>
+      <w:pPr>
+        <w:ind w:left="5040" w:hanging="480"/>
+      </w:pPr>
+    </w:lvl>
+    <w:lvl w:ilvl="7">
+      <w:numFmt w:val="bullet"/>
+      <w:lvlText w:val="–"/>
+      <w:lvlJc w:val="left"/>
+      <w:pPr>
+        <w:ind w:left="5760" w:hanging="480"/>
+      </w:pPr>
+    </w:lvl>
+    <w:lvl w:ilvl="8">
+      <w:numFmt w:val="bullet"/>
+      <w:lvlText w:val="•"/>
+      <w:lvlJc w:val="left"/>
+      <w:pPr>
+        <w:ind w:left="6480" w:hanging="480"/>
+      </w:pPr>
+    </w:lvl>
+  </w:abstractNum>
   <w:abstractNum w:abstractNumId="99411">
     <w:nsid w:val="A99411"/>
     <w:multiLevelType w:val="multilevel"/>
@@ -7837,6 +7324,9 @@
     <w:abstractNumId w:val="990"/>
   </w:num>
   <w:num w:numId="1001">
+    <w:abstractNumId w:val="991"/>
+  </w:num>
+  <w:num w:numId="1002">
     <w:abstractNumId w:val="99411"/>
     <w:lvlOverride w:ilvl="0">
       <w:startOverride w:val="1"/>
@@ -7865,6 +7355,9 @@
     <w:lvlOverride w:ilvl="8">
       <w:startOverride w:val="1"/>
     </w:lvlOverride>
+  </w:num>
+  <w:num w:numId="1003">
+    <w:abstractNumId w:val="991"/>
   </w:num>
 </w:numbering>
 </file>
